--- a/src/Parchment.Tests/NaughtyStringsTests.Markdown.verified.docx
+++ b/src/Parchment.Tests/NaughtyStringsTests.Markdown.verified.docx
@@ -10312,8 +10312,8 @@
       </w:r>
     </w:p>
     <w:sectPr>
-      <w:pgSz w:w="12240" w:h="15840"/>
-      <w:pgMar w:top="1440" w:right="1440" w:bottom="1440" w:left="1440" w:header="720" w:footer="720"/>
+      <w:pgSz w:w="6500" w:h="8000"/>
+      <w:pgMar w:top="500" w:right="500" w:bottom="500" w:left="500" w:header="720" w:footer="720"/>
     </w:sectPr>
   </w:body>
 </w:document>

--- a/src/Parchment.Tests/NaughtyStringsTests.Markdown.verified.docx
+++ b/src/Parchment.Tests/NaughtyStringsTests.Markdown.verified.docx
@@ -10314,6 +10314,12 @@
     <w:sectPr>
       <w:pgSz w:w="6500" w:h="8000"/>
       <w:pgMar w:top="500" w:right="500" w:bottom="500" w:left="500" w:header="720" w:footer="720"/>
+      <w:pgBorders w:zOrder="front" w:display="allPages" w:offsetFrom="page">
+        <w:top w:val="single" w:color="000000" w:sz="4" w:space="0"/>
+        <w:left w:val="single" w:color="000000" w:sz="4" w:space="0"/>
+        <w:bottom w:val="single" w:color="000000" w:sz="4" w:space="0"/>
+        <w:right w:val="single" w:color="000000" w:sz="4" w:space="0"/>
+      </w:pgBorders>
     </w:sectPr>
   </w:body>
 </w:document>

--- a/src/Parchment.Tests/NaughtyStringsTests.Markdown.verified.docx
+++ b/src/Parchment.Tests/NaughtyStringsTests.Markdown.verified.docx
@@ -68,6 +68,7 @@
           <w:ilvl w:val="0"/>
           <w:numId w:val="1"/>
         </w:numPr>
+        <w:contextualSpacing/>
       </w:pPr>
       <w:r>
         <w:t xml:space="preserve">undefined</w:t>
@@ -80,6 +81,7 @@
           <w:ilvl w:val="0"/>
           <w:numId w:val="1"/>
         </w:numPr>
+        <w:contextualSpacing/>
       </w:pPr>
       <w:r>
         <w:t xml:space="preserve">undef</w:t>
@@ -92,6 +94,7 @@
           <w:ilvl w:val="0"/>
           <w:numId w:val="1"/>
         </w:numPr>
+        <w:contextualSpacing/>
       </w:pPr>
       <w:r>
         <w:t xml:space="preserve">null</w:t>
@@ -104,6 +107,7 @@
           <w:ilvl w:val="0"/>
           <w:numId w:val="1"/>
         </w:numPr>
+        <w:contextualSpacing/>
       </w:pPr>
       <w:r>
         <w:t xml:space="preserve">NULL</w:t>
@@ -116,6 +120,7 @@
           <w:ilvl w:val="0"/>
           <w:numId w:val="1"/>
         </w:numPr>
+        <w:contextualSpacing/>
       </w:pPr>
       <w:r>
         <w:t xml:space="preserve">(null)</w:t>
@@ -128,6 +133,7 @@
           <w:ilvl w:val="0"/>
           <w:numId w:val="1"/>
         </w:numPr>
+        <w:contextualSpacing/>
       </w:pPr>
       <w:r>
         <w:t xml:space="preserve">nil</w:t>
@@ -140,6 +146,7 @@
           <w:ilvl w:val="0"/>
           <w:numId w:val="1"/>
         </w:numPr>
+        <w:contextualSpacing/>
       </w:pPr>
       <w:r>
         <w:t xml:space="preserve">NIL</w:t>
@@ -152,6 +159,7 @@
           <w:ilvl w:val="0"/>
           <w:numId w:val="1"/>
         </w:numPr>
+        <w:contextualSpacing/>
       </w:pPr>
       <w:r>
         <w:t xml:space="preserve">true</w:t>
@@ -164,6 +172,7 @@
           <w:ilvl w:val="0"/>
           <w:numId w:val="1"/>
         </w:numPr>
+        <w:contextualSpacing/>
       </w:pPr>
       <w:r>
         <w:t xml:space="preserve">false</w:t>
@@ -176,6 +185,7 @@
           <w:ilvl w:val="0"/>
           <w:numId w:val="1"/>
         </w:numPr>
+        <w:contextualSpacing/>
       </w:pPr>
       <w:r>
         <w:t xml:space="preserve">True</w:t>
@@ -188,6 +198,7 @@
           <w:ilvl w:val="0"/>
           <w:numId w:val="1"/>
         </w:numPr>
+        <w:contextualSpacing/>
       </w:pPr>
       <w:r>
         <w:t xml:space="preserve">False</w:t>
@@ -200,6 +211,7 @@
           <w:ilvl w:val="0"/>
           <w:numId w:val="1"/>
         </w:numPr>
+        <w:contextualSpacing/>
       </w:pPr>
       <w:r>
         <w:t xml:space="preserve">TRUE</w:t>
@@ -212,6 +224,7 @@
           <w:ilvl w:val="0"/>
           <w:numId w:val="1"/>
         </w:numPr>
+        <w:contextualSpacing/>
       </w:pPr>
       <w:r>
         <w:t xml:space="preserve">FALSE</w:t>
@@ -224,6 +237,7 @@
           <w:ilvl w:val="0"/>
           <w:numId w:val="1"/>
         </w:numPr>
+        <w:contextualSpacing/>
       </w:pPr>
       <w:r>
         <w:t xml:space="preserve">None</w:t>
@@ -236,6 +250,7 @@
           <w:ilvl w:val="0"/>
           <w:numId w:val="1"/>
         </w:numPr>
+        <w:contextualSpacing/>
       </w:pPr>
       <w:r>
         <w:t xml:space="preserve">hasOwnProperty</w:t>
@@ -248,6 +263,7 @@
           <w:ilvl w:val="0"/>
           <w:numId w:val="1"/>
         </w:numPr>
+        <w:contextualSpacing/>
       </w:pPr>
       <w:r>
         <w:t xml:space="preserve">then</w:t>
@@ -260,6 +276,7 @@
           <w:ilvl w:val="0"/>
           <w:numId w:val="1"/>
         </w:numPr>
+        <w:contextualSpacing/>
       </w:pPr>
       <w:r>
         <w:t xml:space="preserve">constructor</w:t>
@@ -272,6 +289,7 @@
           <w:ilvl w:val="0"/>
           <w:numId w:val="1"/>
         </w:numPr>
+        <w:contextualSpacing/>
       </w:pPr>
       <w:r>
         <w:t xml:space="preserve">\</w:t>
@@ -284,6 +302,7 @@
           <w:ilvl w:val="0"/>
           <w:numId w:val="1"/>
         </w:numPr>
+        <w:contextualSpacing/>
       </w:pPr>
       <w:r>
         <w:t xml:space="preserve">\</w:t>
@@ -296,6 +315,7 @@
           <w:ilvl w:val="0"/>
           <w:numId w:val="1"/>
         </w:numPr>
+        <w:contextualSpacing/>
       </w:pPr>
       <w:r>
         <w:t xml:space="preserve">0</w:t>
@@ -308,6 +328,7 @@
           <w:ilvl w:val="0"/>
           <w:numId w:val="1"/>
         </w:numPr>
+        <w:contextualSpacing/>
       </w:pPr>
       <w:r>
         <w:t xml:space="preserve">1</w:t>
@@ -320,6 +341,7 @@
           <w:ilvl w:val="0"/>
           <w:numId w:val="1"/>
         </w:numPr>
+        <w:contextualSpacing/>
       </w:pPr>
       <w:r>
         <w:t xml:space="preserve">1.00</w:t>
@@ -332,6 +354,7 @@
           <w:ilvl w:val="0"/>
           <w:numId w:val="1"/>
         </w:numPr>
+        <w:contextualSpacing/>
       </w:pPr>
       <w:r>
         <w:t xml:space="preserve">$1.00</w:t>
@@ -344,6 +367,7 @@
           <w:ilvl w:val="0"/>
           <w:numId w:val="1"/>
         </w:numPr>
+        <w:contextualSpacing/>
       </w:pPr>
       <w:r>
         <w:t xml:space="preserve">1/2</w:t>
@@ -356,6 +380,7 @@
           <w:ilvl w:val="0"/>
           <w:numId w:val="1"/>
         </w:numPr>
+        <w:contextualSpacing/>
       </w:pPr>
       <w:r>
         <w:t xml:space="preserve">1E2</w:t>
@@ -368,6 +393,7 @@
           <w:ilvl w:val="0"/>
           <w:numId w:val="1"/>
         </w:numPr>
+        <w:contextualSpacing/>
       </w:pPr>
       <w:r>
         <w:t xml:space="preserve">1E02</w:t>
@@ -380,6 +406,7 @@
           <w:ilvl w:val="0"/>
           <w:numId w:val="1"/>
         </w:numPr>
+        <w:contextualSpacing/>
       </w:pPr>
       <w:r>
         <w:t xml:space="preserve">1E</w:t>
@@ -395,6 +422,7 @@
           <w:ilvl w:val="0"/>
           <w:numId w:val="1"/>
         </w:numPr>
+        <w:contextualSpacing/>
       </w:pPr>
       <w:r>
         <w:t xml:space="preserve">-1</w:t>
@@ -407,6 +435,7 @@
           <w:ilvl w:val="0"/>
           <w:numId w:val="1"/>
         </w:numPr>
+        <w:contextualSpacing/>
       </w:pPr>
       <w:r>
         <w:t xml:space="preserve">-1.00</w:t>
@@ -419,6 +448,7 @@
           <w:ilvl w:val="0"/>
           <w:numId w:val="1"/>
         </w:numPr>
+        <w:contextualSpacing/>
       </w:pPr>
       <w:r>
         <w:t xml:space="preserve">-$1.00</w:t>
@@ -431,6 +461,7 @@
           <w:ilvl w:val="0"/>
           <w:numId w:val="1"/>
         </w:numPr>
+        <w:contextualSpacing/>
       </w:pPr>
       <w:r>
         <w:t xml:space="preserve">-1/2</w:t>
@@ -443,6 +474,7 @@
           <w:ilvl w:val="0"/>
           <w:numId w:val="1"/>
         </w:numPr>
+        <w:contextualSpacing/>
       </w:pPr>
       <w:r>
         <w:t xml:space="preserve">-1E2</w:t>
@@ -455,6 +487,7 @@
           <w:ilvl w:val="0"/>
           <w:numId w:val="1"/>
         </w:numPr>
+        <w:contextualSpacing/>
       </w:pPr>
       <w:r>
         <w:t xml:space="preserve">-1E02</w:t>
@@ -467,6 +500,7 @@
           <w:ilvl w:val="0"/>
           <w:numId w:val="1"/>
         </w:numPr>
+        <w:contextualSpacing/>
       </w:pPr>
       <w:r>
         <w:t xml:space="preserve">-1E</w:t>
@@ -482,6 +516,7 @@
           <w:ilvl w:val="0"/>
           <w:numId w:val="1"/>
         </w:numPr>
+        <w:contextualSpacing/>
       </w:pPr>
       <w:r>
         <w:t xml:space="preserve">1/0</w:t>
@@ -494,6 +529,7 @@
           <w:ilvl w:val="0"/>
           <w:numId w:val="1"/>
         </w:numPr>
+        <w:contextualSpacing/>
       </w:pPr>
       <w:r>
         <w:t xml:space="preserve">0/0</w:t>
@@ -506,6 +542,7 @@
           <w:ilvl w:val="0"/>
           <w:numId w:val="1"/>
         </w:numPr>
+        <w:contextualSpacing/>
       </w:pPr>
       <w:r>
         <w:t xml:space="preserve">-2147483648/-1</w:t>
@@ -518,6 +555,7 @@
           <w:ilvl w:val="0"/>
           <w:numId w:val="1"/>
         </w:numPr>
+        <w:contextualSpacing/>
       </w:pPr>
       <w:r>
         <w:t xml:space="preserve">-9223372036854775808/-1</w:t>
@@ -530,6 +568,7 @@
           <w:ilvl w:val="0"/>
           <w:numId w:val="1"/>
         </w:numPr>
+        <w:contextualSpacing/>
       </w:pPr>
       <w:r>
         <w:t xml:space="preserve">-0</w:t>
@@ -542,6 +581,7 @@
           <w:ilvl w:val="0"/>
           <w:numId w:val="1"/>
         </w:numPr>
+        <w:contextualSpacing/>
       </w:pPr>
       <w:r>
         <w:t xml:space="preserve">-0.0</w:t>
@@ -554,6 +594,7 @@
           <w:ilvl w:val="0"/>
           <w:numId w:val="1"/>
         </w:numPr>
+        <w:contextualSpacing/>
       </w:pPr>
       <w:r>
         <w:t xml:space="preserve">0</w:t>
@@ -566,6 +607,7 @@
           <w:ilvl w:val="0"/>
           <w:numId w:val="1"/>
         </w:numPr>
+        <w:contextualSpacing/>
       </w:pPr>
       <w:r>
         <w:t xml:space="preserve">0.0</w:t>
@@ -578,6 +620,7 @@
           <w:ilvl w:val="0"/>
           <w:numId w:val="1"/>
         </w:numPr>
+        <w:contextualSpacing/>
       </w:pPr>
       <w:r>
         <w:t xml:space="preserve">0.00</w:t>
@@ -590,6 +633,7 @@
           <w:ilvl w:val="0"/>
           <w:numId w:val="1"/>
         </w:numPr>
+        <w:contextualSpacing/>
       </w:pPr>
       <w:r>
         <w:t xml:space="preserve">0..0</w:t>
@@ -602,6 +646,7 @@
           <w:ilvl w:val="0"/>
           <w:numId w:val="1"/>
         </w:numPr>
+        <w:contextualSpacing/>
       </w:pPr>
       <w:r>
         <w:t xml:space="preserve">.</w:t>
@@ -614,6 +659,7 @@
           <w:ilvl w:val="0"/>
           <w:numId w:val="1"/>
         </w:numPr>
+        <w:contextualSpacing/>
       </w:pPr>
       <w:r>
         <w:t xml:space="preserve">0.0.0</w:t>
@@ -626,6 +672,7 @@
           <w:ilvl w:val="0"/>
           <w:numId w:val="1"/>
         </w:numPr>
+        <w:contextualSpacing/>
       </w:pPr>
       <w:r>
         <w:t xml:space="preserve">0,00</w:t>
@@ -638,6 +685,7 @@
           <w:ilvl w:val="0"/>
           <w:numId w:val="1"/>
         </w:numPr>
+        <w:contextualSpacing/>
       </w:pPr>
       <w:r>
         <w:t xml:space="preserve">0,,0</w:t>
@@ -650,6 +698,7 @@
           <w:ilvl w:val="0"/>
           <w:numId w:val="1"/>
         </w:numPr>
+        <w:contextualSpacing/>
       </w:pPr>
       <w:r>
         <w:t xml:space="preserve">,</w:t>
@@ -662,6 +711,7 @@
           <w:ilvl w:val="0"/>
           <w:numId w:val="1"/>
         </w:numPr>
+        <w:contextualSpacing/>
       </w:pPr>
       <w:r>
         <w:t xml:space="preserve">0,0,0</w:t>
@@ -674,6 +724,7 @@
           <w:ilvl w:val="0"/>
           <w:numId w:val="1"/>
         </w:numPr>
+        <w:contextualSpacing/>
       </w:pPr>
       <w:r>
         <w:t xml:space="preserve">0.0/0</w:t>
@@ -686,6 +737,7 @@
           <w:ilvl w:val="0"/>
           <w:numId w:val="1"/>
         </w:numPr>
+        <w:contextualSpacing/>
       </w:pPr>
       <w:r>
         <w:t xml:space="preserve">1.0/0.0</w:t>
@@ -698,6 +750,7 @@
           <w:ilvl w:val="0"/>
           <w:numId w:val="1"/>
         </w:numPr>
+        <w:contextualSpacing/>
       </w:pPr>
       <w:r>
         <w:t xml:space="preserve">0.0/0.0</w:t>
@@ -710,6 +763,7 @@
           <w:ilvl w:val="0"/>
           <w:numId w:val="1"/>
         </w:numPr>
+        <w:contextualSpacing/>
       </w:pPr>
       <w:r>
         <w:t xml:space="preserve">1,0/0,0</w:t>
@@ -722,6 +776,7 @@
           <w:ilvl w:val="0"/>
           <w:numId w:val="1"/>
         </w:numPr>
+        <w:contextualSpacing/>
       </w:pPr>
       <w:r>
         <w:t xml:space="preserve">0,0/0,0</w:t>
@@ -734,6 +789,7 @@
           <w:ilvl w:val="0"/>
           <w:numId w:val="1"/>
         </w:numPr>
+        <w:contextualSpacing/>
       </w:pPr>
       <w:r>
         <w:t xml:space="preserve">–</w:t>
@@ -749,6 +805,7 @@
           <w:ilvl w:val="0"/>
           <w:numId w:val="1"/>
         </w:numPr>
+        <w:contextualSpacing/>
       </w:pPr>
       <w:r>
         <w:t xml:space="preserve">-.</w:t>
@@ -761,6 +818,7 @@
           <w:ilvl w:val="0"/>
           <w:numId w:val="1"/>
         </w:numPr>
+        <w:contextualSpacing/>
       </w:pPr>
       <w:r>
         <w:t xml:space="preserve">-,</w:t>
@@ -773,6 +831,7 @@
           <w:ilvl w:val="0"/>
           <w:numId w:val="1"/>
         </w:numPr>
+        <w:contextualSpacing/>
       </w:pPr>
       <w:r>
         <w:t xml:space="preserve">999999999999999999999999999999999999999999999999999999999999999999999999999999999999999999999999</w:t>
@@ -785,6 +844,7 @@
           <w:ilvl w:val="0"/>
           <w:numId w:val="1"/>
         </w:numPr>
+        <w:contextualSpacing/>
       </w:pPr>
       <w:r>
         <w:t xml:space="preserve">NaN</w:t>
@@ -797,6 +857,7 @@
           <w:ilvl w:val="0"/>
           <w:numId w:val="1"/>
         </w:numPr>
+        <w:contextualSpacing/>
       </w:pPr>
       <w:r>
         <w:t xml:space="preserve">Infinity</w:t>
@@ -809,6 +870,7 @@
           <w:ilvl w:val="0"/>
           <w:numId w:val="1"/>
         </w:numPr>
+        <w:contextualSpacing/>
       </w:pPr>
       <w:r>
         <w:t xml:space="preserve">-Infinity</w:t>
@@ -821,6 +883,7 @@
           <w:ilvl w:val="0"/>
           <w:numId w:val="1"/>
         </w:numPr>
+        <w:contextualSpacing/>
       </w:pPr>
       <w:r>
         <w:t xml:space="preserve">INF</w:t>
@@ -833,6 +896,7 @@
           <w:ilvl w:val="0"/>
           <w:numId w:val="1"/>
         </w:numPr>
+        <w:contextualSpacing/>
       </w:pPr>
       <w:r>
         <w:t xml:space="preserve">1#INF</w:t>
@@ -845,6 +909,7 @@
           <w:ilvl w:val="0"/>
           <w:numId w:val="1"/>
         </w:numPr>
+        <w:contextualSpacing/>
       </w:pPr>
       <w:r>
         <w:t xml:space="preserve">-1#IND</w:t>
@@ -857,6 +922,7 @@
           <w:ilvl w:val="0"/>
           <w:numId w:val="1"/>
         </w:numPr>
+        <w:contextualSpacing/>
       </w:pPr>
       <w:r>
         <w:t xml:space="preserve">1#QNAN</w:t>
@@ -869,6 +935,7 @@
           <w:ilvl w:val="0"/>
           <w:numId w:val="1"/>
         </w:numPr>
+        <w:contextualSpacing/>
       </w:pPr>
       <w:r>
         <w:t xml:space="preserve">1#SNAN</w:t>
@@ -881,6 +948,7 @@
           <w:ilvl w:val="0"/>
           <w:numId w:val="1"/>
         </w:numPr>
+        <w:contextualSpacing/>
       </w:pPr>
       <w:r>
         <w:t xml:space="preserve">1#IND</w:t>
@@ -893,6 +961,7 @@
           <w:ilvl w:val="0"/>
           <w:numId w:val="1"/>
         </w:numPr>
+        <w:contextualSpacing/>
       </w:pPr>
       <w:r>
         <w:t xml:space="preserve">0x0</w:t>
@@ -905,6 +974,7 @@
           <w:ilvl w:val="0"/>
           <w:numId w:val="1"/>
         </w:numPr>
+        <w:contextualSpacing/>
       </w:pPr>
       <w:r>
         <w:t xml:space="preserve">0xffffffff</w:t>
@@ -917,6 +987,7 @@
           <w:ilvl w:val="0"/>
           <w:numId w:val="1"/>
         </w:numPr>
+        <w:contextualSpacing/>
       </w:pPr>
       <w:r>
         <w:t xml:space="preserve">0xffffffffffffffff</w:t>
@@ -929,6 +1000,7 @@
           <w:ilvl w:val="0"/>
           <w:numId w:val="1"/>
         </w:numPr>
+        <w:contextualSpacing/>
       </w:pPr>
       <w:r>
         <w:t xml:space="preserve">0xabad1dea</w:t>
@@ -941,6 +1013,7 @@
           <w:ilvl w:val="0"/>
           <w:numId w:val="1"/>
         </w:numPr>
+        <w:contextualSpacing/>
       </w:pPr>
       <w:r>
         <w:t xml:space="preserve">123456789012345678901234567890123456789</w:t>
@@ -953,6 +1026,7 @@
           <w:ilvl w:val="0"/>
           <w:numId w:val="1"/>
         </w:numPr>
+        <w:contextualSpacing/>
       </w:pPr>
       <w:r>
         <w:t xml:space="preserve">1,000.00</w:t>
@@ -965,6 +1039,7 @@
           <w:ilvl w:val="0"/>
           <w:numId w:val="1"/>
         </w:numPr>
+        <w:contextualSpacing/>
       </w:pPr>
       <w:r>
         <w:t xml:space="preserve">1 000.00</w:t>
@@ -977,6 +1052,7 @@
           <w:ilvl w:val="0"/>
           <w:numId w:val="1"/>
         </w:numPr>
+        <w:contextualSpacing/>
       </w:pPr>
       <w:r>
         <w:t xml:space="preserve">1</w:t>
@@ -992,6 +1068,7 @@
           <w:ilvl w:val="0"/>
           <w:numId w:val="1"/>
         </w:numPr>
+        <w:contextualSpacing/>
       </w:pPr>
       <w:r>
         <w:t xml:space="preserve">1,000,000.00</w:t>
@@ -1004,6 +1081,7 @@
           <w:ilvl w:val="0"/>
           <w:numId w:val="1"/>
         </w:numPr>
+        <w:contextualSpacing/>
       </w:pPr>
       <w:r>
         <w:t xml:space="preserve">1 000 000.00</w:t>
@@ -1016,6 +1094,7 @@
           <w:ilvl w:val="0"/>
           <w:numId w:val="1"/>
         </w:numPr>
+        <w:contextualSpacing/>
       </w:pPr>
       <w:r>
         <w:t xml:space="preserve">1</w:t>
@@ -1034,6 +1113,7 @@
           <w:ilvl w:val="0"/>
           <w:numId w:val="1"/>
         </w:numPr>
+        <w:contextualSpacing/>
       </w:pPr>
       <w:r>
         <w:t xml:space="preserve">1.000,00</w:t>
@@ -1046,6 +1126,7 @@
           <w:ilvl w:val="0"/>
           <w:numId w:val="1"/>
         </w:numPr>
+        <w:contextualSpacing/>
       </w:pPr>
       <w:r>
         <w:t xml:space="preserve">1 000,00</w:t>
@@ -1058,6 +1139,7 @@
           <w:ilvl w:val="0"/>
           <w:numId w:val="1"/>
         </w:numPr>
+        <w:contextualSpacing/>
       </w:pPr>
       <w:r>
         <w:t xml:space="preserve">1</w:t>
@@ -1073,6 +1155,7 @@
           <w:ilvl w:val="0"/>
           <w:numId w:val="1"/>
         </w:numPr>
+        <w:contextualSpacing/>
       </w:pPr>
       <w:r>
         <w:t xml:space="preserve">1.000.000,00</w:t>
@@ -1085,6 +1168,7 @@
           <w:ilvl w:val="0"/>
           <w:numId w:val="1"/>
         </w:numPr>
+        <w:contextualSpacing/>
       </w:pPr>
       <w:r>
         <w:t xml:space="preserve">1 000 000,00</w:t>
@@ -1097,6 +1181,7 @@
           <w:ilvl w:val="0"/>
           <w:numId w:val="1"/>
         </w:numPr>
+        <w:contextualSpacing/>
       </w:pPr>
       <w:r>
         <w:t xml:space="preserve">1</w:t>
@@ -1115,6 +1200,7 @@
           <w:ilvl w:val="0"/>
           <w:numId w:val="1"/>
         </w:numPr>
+        <w:contextualSpacing/>
       </w:pPr>
       <w:r>
         <w:t xml:space="preserve">01000</w:t>
@@ -1127,6 +1213,7 @@
           <w:ilvl w:val="0"/>
           <w:numId w:val="1"/>
         </w:numPr>
+        <w:contextualSpacing/>
       </w:pPr>
       <w:r>
         <w:t xml:space="preserve">08</w:t>
@@ -1139,6 +1226,7 @@
           <w:ilvl w:val="0"/>
           <w:numId w:val="1"/>
         </w:numPr>
+        <w:contextualSpacing/>
       </w:pPr>
       <w:r>
         <w:t xml:space="preserve">09</w:t>
@@ -1151,6 +1239,7 @@
           <w:ilvl w:val="0"/>
           <w:numId w:val="1"/>
         </w:numPr>
+        <w:contextualSpacing/>
       </w:pPr>
       <w:r>
         <w:t xml:space="preserve">2.2250738585072011e-308</w:t>
@@ -1163,6 +1252,7 @@
           <w:ilvl w:val="0"/>
           <w:numId w:val="1"/>
         </w:numPr>
+        <w:contextualSpacing/>
       </w:pPr>
       <w:r>
         <w:t xml:space="preserve">,./;</w:t>
@@ -1184,6 +1274,7 @@
           <w:ilvl w:val="0"/>
           <w:numId w:val="1"/>
         </w:numPr>
+        <w:contextualSpacing/>
       </w:pPr>
       <w:r>
         <w:t xml:space="preserve">?:</w:t>
@@ -1202,6 +1293,7 @@
           <w:ilvl w:val="0"/>
           <w:numId w:val="1"/>
         </w:numPr>
+        <w:contextualSpacing/>
       </w:pPr>
       <w:r>
         <w:t xml:space="preserve">!@#$%</w:t>
@@ -1226,24 +1318,27 @@
           <w:ilvl w:val="0"/>
           <w:numId w:val="1"/>
         </w:numPr>
-      </w:pPr>
-    </w:p>
-    <w:p>
-      <w:pPr>
-        <w:pStyle w:val="ListParagraph"/>
-        <w:numPr>
-          <w:ilvl w:val="0"/>
-          <w:numId w:val="1"/>
-        </w:numPr>
-      </w:pPr>
-    </w:p>
-    <w:p>
-      <w:pPr>
-        <w:pStyle w:val="ListParagraph"/>
-        <w:numPr>
-          <w:ilvl w:val="0"/>
-          <w:numId w:val="1"/>
-        </w:numPr>
+        <w:contextualSpacing/>
+      </w:pPr>
+    </w:p>
+    <w:p>
+      <w:pPr>
+        <w:pStyle w:val="ListParagraph"/>
+        <w:numPr>
+          <w:ilvl w:val="0"/>
+          <w:numId w:val="1"/>
+        </w:numPr>
+        <w:contextualSpacing/>
+      </w:pPr>
+    </w:p>
+    <w:p>
+      <w:pPr>
+        <w:pStyle w:val="ListParagraph"/>
+        <w:numPr>
+          <w:ilvl w:val="0"/>
+          <w:numId w:val="1"/>
+        </w:numPr>
+        <w:contextualSpacing/>
       </w:pPr>
       <w:r>
         <w:t xml:space="preserve">\t</w:t>
@@ -1262,96 +1357,107 @@
           <w:ilvl w:val="0"/>
           <w:numId w:val="1"/>
         </w:numPr>
-      </w:pPr>
-    </w:p>
-    <w:p>
-      <w:pPr>
-        <w:pStyle w:val="ListParagraph"/>
-        <w:numPr>
-          <w:ilvl w:val="0"/>
-          <w:numId w:val="1"/>
-        </w:numPr>
-      </w:pPr>
-    </w:p>
-    <w:p>
-      <w:pPr>
-        <w:pStyle w:val="ListParagraph"/>
-        <w:numPr>
-          <w:ilvl w:val="0"/>
-          <w:numId w:val="1"/>
-        </w:numPr>
-      </w:pPr>
-    </w:p>
-    <w:p>
-      <w:pPr>
-        <w:pStyle w:val="ListParagraph"/>
-        <w:numPr>
-          <w:ilvl w:val="0"/>
-          <w:numId w:val="1"/>
-        </w:numPr>
-      </w:pPr>
-    </w:p>
-    <w:p>
-      <w:pPr>
-        <w:pStyle w:val="ListParagraph"/>
-        <w:numPr>
-          <w:ilvl w:val="0"/>
-          <w:numId w:val="1"/>
-        </w:numPr>
-      </w:pPr>
-    </w:p>
-    <w:p>
-      <w:pPr>
-        <w:pStyle w:val="ListParagraph"/>
-        <w:numPr>
-          <w:ilvl w:val="0"/>
-          <w:numId w:val="1"/>
-        </w:numPr>
-      </w:pPr>
-    </w:p>
-    <w:p>
-      <w:pPr>
-        <w:pStyle w:val="ListParagraph"/>
-        <w:numPr>
-          <w:ilvl w:val="0"/>
-          <w:numId w:val="1"/>
-        </w:numPr>
-      </w:pPr>
-    </w:p>
-    <w:p>
-      <w:pPr>
-        <w:pStyle w:val="ListParagraph"/>
-        <w:numPr>
-          <w:ilvl w:val="0"/>
-          <w:numId w:val="1"/>
-        </w:numPr>
-      </w:pPr>
-    </w:p>
-    <w:p>
-      <w:pPr>
-        <w:pStyle w:val="ListParagraph"/>
-        <w:numPr>
-          <w:ilvl w:val="0"/>
-          <w:numId w:val="1"/>
-        </w:numPr>
-      </w:pPr>
-    </w:p>
-    <w:p>
-      <w:pPr>
-        <w:pStyle w:val="ListParagraph"/>
-        <w:numPr>
-          <w:ilvl w:val="0"/>
-          <w:numId w:val="1"/>
-        </w:numPr>
-      </w:pPr>
-    </w:p>
-    <w:p>
-      <w:pPr>
-        <w:pStyle w:val="ListParagraph"/>
-        <w:numPr>
-          <w:ilvl w:val="0"/>
-          <w:numId w:val="1"/>
-        </w:numPr>
+        <w:contextualSpacing/>
+      </w:pPr>
+    </w:p>
+    <w:p>
+      <w:pPr>
+        <w:pStyle w:val="ListParagraph"/>
+        <w:numPr>
+          <w:ilvl w:val="0"/>
+          <w:numId w:val="1"/>
+        </w:numPr>
+        <w:contextualSpacing/>
+      </w:pPr>
+    </w:p>
+    <w:p>
+      <w:pPr>
+        <w:pStyle w:val="ListParagraph"/>
+        <w:numPr>
+          <w:ilvl w:val="0"/>
+          <w:numId w:val="1"/>
+        </w:numPr>
+        <w:contextualSpacing/>
+      </w:pPr>
+    </w:p>
+    <w:p>
+      <w:pPr>
+        <w:pStyle w:val="ListParagraph"/>
+        <w:numPr>
+          <w:ilvl w:val="0"/>
+          <w:numId w:val="1"/>
+        </w:numPr>
+        <w:contextualSpacing/>
+      </w:pPr>
+    </w:p>
+    <w:p>
+      <w:pPr>
+        <w:pStyle w:val="ListParagraph"/>
+        <w:numPr>
+          <w:ilvl w:val="0"/>
+          <w:numId w:val="1"/>
+        </w:numPr>
+        <w:contextualSpacing/>
+      </w:pPr>
+    </w:p>
+    <w:p>
+      <w:pPr>
+        <w:pStyle w:val="ListParagraph"/>
+        <w:numPr>
+          <w:ilvl w:val="0"/>
+          <w:numId w:val="1"/>
+        </w:numPr>
+        <w:contextualSpacing/>
+      </w:pPr>
+    </w:p>
+    <w:p>
+      <w:pPr>
+        <w:pStyle w:val="ListParagraph"/>
+        <w:numPr>
+          <w:ilvl w:val="0"/>
+          <w:numId w:val="1"/>
+        </w:numPr>
+        <w:contextualSpacing/>
+      </w:pPr>
+    </w:p>
+    <w:p>
+      <w:pPr>
+        <w:pStyle w:val="ListParagraph"/>
+        <w:numPr>
+          <w:ilvl w:val="0"/>
+          <w:numId w:val="1"/>
+        </w:numPr>
+        <w:contextualSpacing/>
+      </w:pPr>
+    </w:p>
+    <w:p>
+      <w:pPr>
+        <w:pStyle w:val="ListParagraph"/>
+        <w:numPr>
+          <w:ilvl w:val="0"/>
+          <w:numId w:val="1"/>
+        </w:numPr>
+        <w:contextualSpacing/>
+      </w:pPr>
+    </w:p>
+    <w:p>
+      <w:pPr>
+        <w:pStyle w:val="ListParagraph"/>
+        <w:numPr>
+          <w:ilvl w:val="0"/>
+          <w:numId w:val="1"/>
+        </w:numPr>
+        <w:contextualSpacing/>
+      </w:pPr>
+    </w:p>
+    <w:p>
+      <w:pPr>
+        <w:pStyle w:val="ListParagraph"/>
+        <w:numPr>
+          <w:ilvl w:val="0"/>
+          <w:numId w:val="1"/>
+        </w:numPr>
+        <w:contextualSpacing/>
       </w:pPr>
       <w:r>
         <w:t xml:space="preserve">`</w:t>
@@ -1364,138 +1470,153 @@
           <w:ilvl w:val="0"/>
           <w:numId w:val="1"/>
         </w:numPr>
-      </w:pPr>
-    </w:p>
-    <w:p>
-      <w:pPr>
-        <w:pStyle w:val="ListParagraph"/>
-        <w:numPr>
-          <w:ilvl w:val="0"/>
-          <w:numId w:val="1"/>
-        </w:numPr>
-      </w:pPr>
-    </w:p>
-    <w:p>
-      <w:pPr>
-        <w:pStyle w:val="ListParagraph"/>
-        <w:numPr>
-          <w:ilvl w:val="0"/>
-          <w:numId w:val="1"/>
-        </w:numPr>
-      </w:pPr>
-    </w:p>
-    <w:p>
-      <w:pPr>
-        <w:pStyle w:val="ListParagraph"/>
-        <w:numPr>
-          <w:ilvl w:val="0"/>
-          <w:numId w:val="1"/>
-        </w:numPr>
-      </w:pPr>
-    </w:p>
-    <w:p>
-      <w:pPr>
-        <w:pStyle w:val="ListParagraph"/>
-        <w:numPr>
-          <w:ilvl w:val="0"/>
-          <w:numId w:val="1"/>
-        </w:numPr>
-      </w:pPr>
-    </w:p>
-    <w:p>
-      <w:pPr>
-        <w:pStyle w:val="ListParagraph"/>
-        <w:numPr>
-          <w:ilvl w:val="0"/>
-          <w:numId w:val="1"/>
-        </w:numPr>
-      </w:pPr>
-    </w:p>
-    <w:p>
-      <w:pPr>
-        <w:pStyle w:val="ListParagraph"/>
-        <w:numPr>
-          <w:ilvl w:val="0"/>
-          <w:numId w:val="1"/>
-        </w:numPr>
-      </w:pPr>
-      <w:r>
-        <w:t xml:space="preserve"> </w:t>
-      </w:r>
-      <w:r>
-        <w:t xml:space="preserve"> </w:t>
-      </w:r>
-    </w:p>
-    <w:p>
-      <w:pPr>
-        <w:pStyle w:val="ListParagraph"/>
-        <w:numPr>
-          <w:ilvl w:val="0"/>
-          <w:numId w:val="1"/>
-        </w:numPr>
-      </w:pPr>
-    </w:p>
-    <w:p>
-      <w:pPr>
-        <w:pStyle w:val="ListParagraph"/>
-        <w:numPr>
-          <w:ilvl w:val="0"/>
-          <w:numId w:val="1"/>
-        </w:numPr>
-      </w:pPr>
-    </w:p>
-    <w:p>
-      <w:pPr>
-        <w:pStyle w:val="ListParagraph"/>
-        <w:numPr>
-          <w:ilvl w:val="0"/>
-          <w:numId w:val="1"/>
-        </w:numPr>
-      </w:pPr>
-    </w:p>
-    <w:p>
-      <w:pPr>
-        <w:pStyle w:val="ListParagraph"/>
-        <w:numPr>
-          <w:ilvl w:val="0"/>
-          <w:numId w:val="1"/>
-        </w:numPr>
-      </w:pPr>
-    </w:p>
-    <w:p>
-      <w:pPr>
-        <w:pStyle w:val="ListParagraph"/>
-        <w:numPr>
-          <w:ilvl w:val="0"/>
-          <w:numId w:val="1"/>
-        </w:numPr>
-      </w:pPr>
-    </w:p>
-    <w:p>
-      <w:pPr>
-        <w:pStyle w:val="ListParagraph"/>
-        <w:numPr>
-          <w:ilvl w:val="0"/>
-          <w:numId w:val="1"/>
-        </w:numPr>
-      </w:pPr>
-    </w:p>
-    <w:p>
-      <w:pPr>
-        <w:pStyle w:val="ListParagraph"/>
-        <w:numPr>
-          <w:ilvl w:val="0"/>
-          <w:numId w:val="1"/>
-        </w:numPr>
-      </w:pPr>
-    </w:p>
-    <w:p>
-      <w:pPr>
-        <w:pStyle w:val="ListParagraph"/>
-        <w:numPr>
-          <w:ilvl w:val="0"/>
-          <w:numId w:val="1"/>
-        </w:numPr>
+        <w:contextualSpacing/>
+      </w:pPr>
+    </w:p>
+    <w:p>
+      <w:pPr>
+        <w:pStyle w:val="ListParagraph"/>
+        <w:numPr>
+          <w:ilvl w:val="0"/>
+          <w:numId w:val="1"/>
+        </w:numPr>
+        <w:contextualSpacing/>
+      </w:pPr>
+    </w:p>
+    <w:p>
+      <w:pPr>
+        <w:pStyle w:val="ListParagraph"/>
+        <w:numPr>
+          <w:ilvl w:val="0"/>
+          <w:numId w:val="1"/>
+        </w:numPr>
+        <w:contextualSpacing/>
+      </w:pPr>
+    </w:p>
+    <w:p>
+      <w:pPr>
+        <w:pStyle w:val="ListParagraph"/>
+        <w:numPr>
+          <w:ilvl w:val="0"/>
+          <w:numId w:val="1"/>
+        </w:numPr>
+        <w:contextualSpacing/>
+      </w:pPr>
+    </w:p>
+    <w:p>
+      <w:pPr>
+        <w:pStyle w:val="ListParagraph"/>
+        <w:numPr>
+          <w:ilvl w:val="0"/>
+          <w:numId w:val="1"/>
+        </w:numPr>
+        <w:contextualSpacing/>
+      </w:pPr>
+    </w:p>
+    <w:p>
+      <w:pPr>
+        <w:pStyle w:val="ListParagraph"/>
+        <w:numPr>
+          <w:ilvl w:val="0"/>
+          <w:numId w:val="1"/>
+        </w:numPr>
+        <w:contextualSpacing/>
+      </w:pPr>
+    </w:p>
+    <w:p>
+      <w:pPr>
+        <w:pStyle w:val="ListParagraph"/>
+        <w:numPr>
+          <w:ilvl w:val="0"/>
+          <w:numId w:val="1"/>
+        </w:numPr>
+        <w:contextualSpacing/>
+      </w:pPr>
+      <w:r>
+        <w:t xml:space="preserve"> </w:t>
+      </w:r>
+      <w:r>
+        <w:t xml:space="preserve"> </w:t>
+      </w:r>
+    </w:p>
+    <w:p>
+      <w:pPr>
+        <w:pStyle w:val="ListParagraph"/>
+        <w:numPr>
+          <w:ilvl w:val="0"/>
+          <w:numId w:val="1"/>
+        </w:numPr>
+        <w:contextualSpacing/>
+      </w:pPr>
+    </w:p>
+    <w:p>
+      <w:pPr>
+        <w:pStyle w:val="ListParagraph"/>
+        <w:numPr>
+          <w:ilvl w:val="0"/>
+          <w:numId w:val="1"/>
+        </w:numPr>
+        <w:contextualSpacing/>
+      </w:pPr>
+    </w:p>
+    <w:p>
+      <w:pPr>
+        <w:pStyle w:val="ListParagraph"/>
+        <w:numPr>
+          <w:ilvl w:val="0"/>
+          <w:numId w:val="1"/>
+        </w:numPr>
+        <w:contextualSpacing/>
+      </w:pPr>
+    </w:p>
+    <w:p>
+      <w:pPr>
+        <w:pStyle w:val="ListParagraph"/>
+        <w:numPr>
+          <w:ilvl w:val="0"/>
+          <w:numId w:val="1"/>
+        </w:numPr>
+        <w:contextualSpacing/>
+      </w:pPr>
+    </w:p>
+    <w:p>
+      <w:pPr>
+        <w:pStyle w:val="ListParagraph"/>
+        <w:numPr>
+          <w:ilvl w:val="0"/>
+          <w:numId w:val="1"/>
+        </w:numPr>
+        <w:contextualSpacing/>
+      </w:pPr>
+    </w:p>
+    <w:p>
+      <w:pPr>
+        <w:pStyle w:val="ListParagraph"/>
+        <w:numPr>
+          <w:ilvl w:val="0"/>
+          <w:numId w:val="1"/>
+        </w:numPr>
+        <w:contextualSpacing/>
+      </w:pPr>
+    </w:p>
+    <w:p>
+      <w:pPr>
+        <w:pStyle w:val="ListParagraph"/>
+        <w:numPr>
+          <w:ilvl w:val="0"/>
+          <w:numId w:val="1"/>
+        </w:numPr>
+        <w:contextualSpacing/>
+      </w:pPr>
+    </w:p>
+    <w:p>
+      <w:pPr>
+        <w:pStyle w:val="ListParagraph"/>
+        <w:numPr>
+          <w:ilvl w:val="0"/>
+          <w:numId w:val="1"/>
+        </w:numPr>
+        <w:contextualSpacing/>
       </w:pPr>
       <w:r>
         <w:t xml:space="preserve">foo val=</w:t>
@@ -1514,6 +1635,7 @@
           <w:ilvl w:val="0"/>
           <w:numId w:val="1"/>
         </w:numPr>
+        <w:contextualSpacing/>
       </w:pPr>
       <w:r>
         <w:t xml:space="preserve">foo val=</w:t>
@@ -1532,6 +1654,7 @@
           <w:ilvl w:val="0"/>
           <w:numId w:val="1"/>
         </w:numPr>
+        <w:contextualSpacing/>
       </w:pPr>
       <w:r>
         <w:t xml:space="preserve">foo val=</w:t>
@@ -1550,6 +1673,7 @@
           <w:ilvl w:val="0"/>
           <w:numId w:val="1"/>
         </w:numPr>
+        <w:contextualSpacing/>
       </w:pPr>
       <w:r>
         <w:t xml:space="preserve">foo val=`bar</w:t>
@@ -1565,105 +1689,115 @@
           <w:ilvl w:val="0"/>
           <w:numId w:val="1"/>
         </w:numPr>
-      </w:pPr>
-    </w:p>
-    <w:p>
-      <w:pPr>
-        <w:pStyle w:val="ListParagraph"/>
-        <w:numPr>
-          <w:ilvl w:val="0"/>
-          <w:numId w:val="1"/>
-        </w:numPr>
-      </w:pPr>
-    </w:p>
-    <w:p>
-      <w:pPr>
-        <w:pStyle w:val="ListParagraph"/>
-        <w:numPr>
-          <w:ilvl w:val="0"/>
-          <w:numId w:val="1"/>
-        </w:numPr>
-      </w:pPr>
-    </w:p>
-    <w:p>
-      <w:pPr>
-        <w:pStyle w:val="ListParagraph"/>
-        <w:numPr>
-          <w:ilvl w:val="0"/>
-          <w:numId w:val="1"/>
-        </w:numPr>
-      </w:pPr>
-    </w:p>
-    <w:p>
-      <w:pPr>
-        <w:pStyle w:val="ListParagraph"/>
-        <w:numPr>
-          <w:ilvl w:val="0"/>
-          <w:numId w:val="1"/>
-        </w:numPr>
-      </w:pPr>
-      <w:r>
-        <w:t xml:space="preserve"> </w:t>
-      </w:r>
-    </w:p>
-    <w:p>
-      <w:pPr>
-        <w:pStyle w:val="ListParagraph"/>
-        <w:numPr>
-          <w:ilvl w:val="0"/>
-          <w:numId w:val="1"/>
-        </w:numPr>
-      </w:pPr>
-      <w:r>
-        <w:t xml:space="preserve"> </w:t>
-      </w:r>
-      <w:r>
-        <w:t xml:space="preserve"> </w:t>
-      </w:r>
-      <w:r>
-        <w:t xml:space="preserve"> </w:t>
-      </w:r>
-      <w:r>
-        <w:t xml:space="preserve"> </w:t>
-      </w:r>
-      <w:r>
-        <w:t xml:space="preserve"> </w:t>
-      </w:r>
-    </w:p>
-    <w:p>
-      <w:pPr>
-        <w:pStyle w:val="ListParagraph"/>
-        <w:numPr>
-          <w:ilvl w:val="0"/>
-          <w:numId w:val="1"/>
-        </w:numPr>
-      </w:pPr>
-    </w:p>
-    <w:p>
-      <w:pPr>
-        <w:pStyle w:val="ListParagraph"/>
-        <w:numPr>
-          <w:ilvl w:val="0"/>
-          <w:numId w:val="1"/>
-        </w:numPr>
-      </w:pPr>
-    </w:p>
-    <w:p>
-      <w:pPr>
-        <w:pStyle w:val="ListParagraph"/>
-        <w:numPr>
-          <w:ilvl w:val="0"/>
-          <w:numId w:val="1"/>
-        </w:numPr>
-      </w:pPr>
-    </w:p>
-    <w:p>
-      <w:pPr>
-        <w:pStyle w:val="ListParagraph"/>
-        <w:numPr>
-          <w:ilvl w:val="0"/>
-          <w:numId w:val="1"/>
-        </w:numPr>
+        <w:contextualSpacing/>
+      </w:pPr>
+    </w:p>
+    <w:p>
+      <w:pPr>
+        <w:pStyle w:val="ListParagraph"/>
+        <w:numPr>
+          <w:ilvl w:val="0"/>
+          <w:numId w:val="1"/>
+        </w:numPr>
+        <w:contextualSpacing/>
+      </w:pPr>
+    </w:p>
+    <w:p>
+      <w:pPr>
+        <w:pStyle w:val="ListParagraph"/>
+        <w:numPr>
+          <w:ilvl w:val="0"/>
+          <w:numId w:val="1"/>
+        </w:numPr>
+        <w:contextualSpacing/>
+      </w:pPr>
+    </w:p>
+    <w:p>
+      <w:pPr>
+        <w:pStyle w:val="ListParagraph"/>
+        <w:numPr>
+          <w:ilvl w:val="0"/>
+          <w:numId w:val="1"/>
+        </w:numPr>
+        <w:contextualSpacing/>
+      </w:pPr>
+    </w:p>
+    <w:p>
+      <w:pPr>
+        <w:pStyle w:val="ListParagraph"/>
+        <w:numPr>
+          <w:ilvl w:val="0"/>
+          <w:numId w:val="1"/>
+        </w:numPr>
+        <w:contextualSpacing/>
+      </w:pPr>
+      <w:r>
+        <w:t xml:space="preserve"> </w:t>
+      </w:r>
+    </w:p>
+    <w:p>
+      <w:pPr>
+        <w:pStyle w:val="ListParagraph"/>
+        <w:numPr>
+          <w:ilvl w:val="0"/>
+          <w:numId w:val="1"/>
+        </w:numPr>
+        <w:contextualSpacing/>
+      </w:pPr>
+      <w:r>
+        <w:t xml:space="preserve"> </w:t>
+      </w:r>
+      <w:r>
+        <w:t xml:space="preserve"> </w:t>
+      </w:r>
+      <w:r>
+        <w:t xml:space="preserve"> </w:t>
+      </w:r>
+      <w:r>
+        <w:t xml:space="preserve"> </w:t>
+      </w:r>
+      <w:r>
+        <w:t xml:space="preserve"> </w:t>
+      </w:r>
+    </w:p>
+    <w:p>
+      <w:pPr>
+        <w:pStyle w:val="ListParagraph"/>
+        <w:numPr>
+          <w:ilvl w:val="0"/>
+          <w:numId w:val="1"/>
+        </w:numPr>
+        <w:contextualSpacing/>
+      </w:pPr>
+    </w:p>
+    <w:p>
+      <w:pPr>
+        <w:pStyle w:val="ListParagraph"/>
+        <w:numPr>
+          <w:ilvl w:val="0"/>
+          <w:numId w:val="1"/>
+        </w:numPr>
+        <w:contextualSpacing/>
+      </w:pPr>
+    </w:p>
+    <w:p>
+      <w:pPr>
+        <w:pStyle w:val="ListParagraph"/>
+        <w:numPr>
+          <w:ilvl w:val="0"/>
+          <w:numId w:val="1"/>
+        </w:numPr>
+        <w:contextualSpacing/>
+      </w:pPr>
+    </w:p>
+    <w:p>
+      <w:pPr>
+        <w:pStyle w:val="ListParagraph"/>
+        <w:numPr>
+          <w:ilvl w:val="0"/>
+          <w:numId w:val="1"/>
+        </w:numPr>
+        <w:contextualSpacing/>
       </w:pPr>
       <w:r>
         <w:t xml:space="preserve"> </w:t>
@@ -1706,33 +1840,37 @@
           <w:ilvl w:val="0"/>
           <w:numId w:val="1"/>
         </w:numPr>
-      </w:pPr>
-    </w:p>
-    <w:p>
-      <w:pPr>
-        <w:pStyle w:val="ListParagraph"/>
-        <w:numPr>
-          <w:ilvl w:val="0"/>
-          <w:numId w:val="1"/>
-        </w:numPr>
-      </w:pPr>
-    </w:p>
-    <w:p>
-      <w:pPr>
-        <w:pStyle w:val="ListParagraph"/>
-        <w:numPr>
-          <w:ilvl w:val="0"/>
-          <w:numId w:val="1"/>
-        </w:numPr>
-      </w:pPr>
-    </w:p>
-    <w:p>
-      <w:pPr>
-        <w:pStyle w:val="ListParagraph"/>
-        <w:numPr>
-          <w:ilvl w:val="0"/>
-          <w:numId w:val="1"/>
-        </w:numPr>
+        <w:contextualSpacing/>
+      </w:pPr>
+    </w:p>
+    <w:p>
+      <w:pPr>
+        <w:pStyle w:val="ListParagraph"/>
+        <w:numPr>
+          <w:ilvl w:val="0"/>
+          <w:numId w:val="1"/>
+        </w:numPr>
+        <w:contextualSpacing/>
+      </w:pPr>
+    </w:p>
+    <w:p>
+      <w:pPr>
+        <w:pStyle w:val="ListParagraph"/>
+        <w:numPr>
+          <w:ilvl w:val="0"/>
+          <w:numId w:val="1"/>
+        </w:numPr>
+        <w:contextualSpacing/>
+      </w:pPr>
+    </w:p>
+    <w:p>
+      <w:pPr>
+        <w:pStyle w:val="ListParagraph"/>
+        <w:numPr>
+          <w:ilvl w:val="0"/>
+          <w:numId w:val="1"/>
+        </w:numPr>
+        <w:contextualSpacing/>
       </w:pPr>
       <w:r>
         <w:t xml:space="preserve">A</w:t>
@@ -1745,153 +1883,170 @@
           <w:ilvl w:val="0"/>
           <w:numId w:val="1"/>
         </w:numPr>
-      </w:pPr>
-    </w:p>
-    <w:p>
-      <w:pPr>
-        <w:pStyle w:val="ListParagraph"/>
-        <w:numPr>
-          <w:ilvl w:val="0"/>
-          <w:numId w:val="1"/>
-        </w:numPr>
-      </w:pPr>
-    </w:p>
-    <w:p>
-      <w:pPr>
-        <w:pStyle w:val="ListParagraph"/>
-        <w:numPr>
-          <w:ilvl w:val="0"/>
-          <w:numId w:val="1"/>
-        </w:numPr>
-      </w:pPr>
-    </w:p>
-    <w:p>
-      <w:pPr>
-        <w:pStyle w:val="ListParagraph"/>
-        <w:numPr>
-          <w:ilvl w:val="0"/>
-          <w:numId w:val="1"/>
-        </w:numPr>
-      </w:pPr>
-    </w:p>
-    <w:p>
-      <w:pPr>
-        <w:pStyle w:val="ListParagraph"/>
-        <w:numPr>
-          <w:ilvl w:val="0"/>
-          <w:numId w:val="1"/>
-        </w:numPr>
-      </w:pPr>
-    </w:p>
-    <w:p>
-      <w:pPr>
-        <w:pStyle w:val="ListParagraph"/>
-        <w:numPr>
-          <w:ilvl w:val="0"/>
-          <w:numId w:val="1"/>
-        </w:numPr>
-      </w:pPr>
-    </w:p>
-    <w:p>
-      <w:pPr>
-        <w:pStyle w:val="ListParagraph"/>
-        <w:numPr>
-          <w:ilvl w:val="0"/>
-          <w:numId w:val="1"/>
-        </w:numPr>
-      </w:pPr>
-    </w:p>
-    <w:p>
-      <w:pPr>
-        <w:pStyle w:val="ListParagraph"/>
-        <w:numPr>
-          <w:ilvl w:val="0"/>
-          <w:numId w:val="1"/>
-        </w:numPr>
-      </w:pPr>
-    </w:p>
-    <w:p>
-      <w:pPr>
-        <w:pStyle w:val="ListParagraph"/>
-        <w:numPr>
-          <w:ilvl w:val="0"/>
-          <w:numId w:val="1"/>
-        </w:numPr>
-      </w:pPr>
-    </w:p>
-    <w:p>
-      <w:pPr>
-        <w:pStyle w:val="ListParagraph"/>
-        <w:numPr>
-          <w:ilvl w:val="0"/>
-          <w:numId w:val="1"/>
-        </w:numPr>
-      </w:pPr>
-    </w:p>
-    <w:p>
-      <w:pPr>
-        <w:pStyle w:val="ListParagraph"/>
-        <w:numPr>
-          <w:ilvl w:val="0"/>
-          <w:numId w:val="1"/>
-        </w:numPr>
-      </w:pPr>
-    </w:p>
-    <w:p>
-      <w:pPr>
-        <w:pStyle w:val="ListParagraph"/>
-        <w:numPr>
-          <w:ilvl w:val="0"/>
-          <w:numId w:val="1"/>
-        </w:numPr>
-      </w:pPr>
-    </w:p>
-    <w:p>
-      <w:pPr>
-        <w:pStyle w:val="ListParagraph"/>
-        <w:numPr>
-          <w:ilvl w:val="0"/>
-          <w:numId w:val="1"/>
-        </w:numPr>
-      </w:pPr>
-    </w:p>
-    <w:p>
-      <w:pPr>
-        <w:pStyle w:val="ListParagraph"/>
-        <w:numPr>
-          <w:ilvl w:val="0"/>
-          <w:numId w:val="1"/>
-        </w:numPr>
-      </w:pPr>
-    </w:p>
-    <w:p>
-      <w:pPr>
-        <w:pStyle w:val="ListParagraph"/>
-        <w:numPr>
-          <w:ilvl w:val="0"/>
-          <w:numId w:val="1"/>
-        </w:numPr>
-      </w:pPr>
-    </w:p>
-    <w:p>
-      <w:pPr>
-        <w:pStyle w:val="ListParagraph"/>
-        <w:numPr>
-          <w:ilvl w:val="0"/>
-          <w:numId w:val="1"/>
-        </w:numPr>
-      </w:pPr>
-      <w:r>
-        <w:t xml:space="preserve"> </w:t>
-      </w:r>
-    </w:p>
-    <w:p>
-      <w:pPr>
-        <w:pStyle w:val="ListParagraph"/>
-        <w:numPr>
-          <w:ilvl w:val="0"/>
-          <w:numId w:val="1"/>
-        </w:numPr>
+        <w:contextualSpacing/>
+      </w:pPr>
+    </w:p>
+    <w:p>
+      <w:pPr>
+        <w:pStyle w:val="ListParagraph"/>
+        <w:numPr>
+          <w:ilvl w:val="0"/>
+          <w:numId w:val="1"/>
+        </w:numPr>
+        <w:contextualSpacing/>
+      </w:pPr>
+    </w:p>
+    <w:p>
+      <w:pPr>
+        <w:pStyle w:val="ListParagraph"/>
+        <w:numPr>
+          <w:ilvl w:val="0"/>
+          <w:numId w:val="1"/>
+        </w:numPr>
+        <w:contextualSpacing/>
+      </w:pPr>
+    </w:p>
+    <w:p>
+      <w:pPr>
+        <w:pStyle w:val="ListParagraph"/>
+        <w:numPr>
+          <w:ilvl w:val="0"/>
+          <w:numId w:val="1"/>
+        </w:numPr>
+        <w:contextualSpacing/>
+      </w:pPr>
+    </w:p>
+    <w:p>
+      <w:pPr>
+        <w:pStyle w:val="ListParagraph"/>
+        <w:numPr>
+          <w:ilvl w:val="0"/>
+          <w:numId w:val="1"/>
+        </w:numPr>
+        <w:contextualSpacing/>
+      </w:pPr>
+    </w:p>
+    <w:p>
+      <w:pPr>
+        <w:pStyle w:val="ListParagraph"/>
+        <w:numPr>
+          <w:ilvl w:val="0"/>
+          <w:numId w:val="1"/>
+        </w:numPr>
+        <w:contextualSpacing/>
+      </w:pPr>
+    </w:p>
+    <w:p>
+      <w:pPr>
+        <w:pStyle w:val="ListParagraph"/>
+        <w:numPr>
+          <w:ilvl w:val="0"/>
+          <w:numId w:val="1"/>
+        </w:numPr>
+        <w:contextualSpacing/>
+      </w:pPr>
+    </w:p>
+    <w:p>
+      <w:pPr>
+        <w:pStyle w:val="ListParagraph"/>
+        <w:numPr>
+          <w:ilvl w:val="0"/>
+          <w:numId w:val="1"/>
+        </w:numPr>
+        <w:contextualSpacing/>
+      </w:pPr>
+    </w:p>
+    <w:p>
+      <w:pPr>
+        <w:pStyle w:val="ListParagraph"/>
+        <w:numPr>
+          <w:ilvl w:val="0"/>
+          <w:numId w:val="1"/>
+        </w:numPr>
+        <w:contextualSpacing/>
+      </w:pPr>
+    </w:p>
+    <w:p>
+      <w:pPr>
+        <w:pStyle w:val="ListParagraph"/>
+        <w:numPr>
+          <w:ilvl w:val="0"/>
+          <w:numId w:val="1"/>
+        </w:numPr>
+        <w:contextualSpacing/>
+      </w:pPr>
+    </w:p>
+    <w:p>
+      <w:pPr>
+        <w:pStyle w:val="ListParagraph"/>
+        <w:numPr>
+          <w:ilvl w:val="0"/>
+          <w:numId w:val="1"/>
+        </w:numPr>
+        <w:contextualSpacing/>
+      </w:pPr>
+    </w:p>
+    <w:p>
+      <w:pPr>
+        <w:pStyle w:val="ListParagraph"/>
+        <w:numPr>
+          <w:ilvl w:val="0"/>
+          <w:numId w:val="1"/>
+        </w:numPr>
+        <w:contextualSpacing/>
+      </w:pPr>
+    </w:p>
+    <w:p>
+      <w:pPr>
+        <w:pStyle w:val="ListParagraph"/>
+        <w:numPr>
+          <w:ilvl w:val="0"/>
+          <w:numId w:val="1"/>
+        </w:numPr>
+        <w:contextualSpacing/>
+      </w:pPr>
+    </w:p>
+    <w:p>
+      <w:pPr>
+        <w:pStyle w:val="ListParagraph"/>
+        <w:numPr>
+          <w:ilvl w:val="0"/>
+          <w:numId w:val="1"/>
+        </w:numPr>
+        <w:contextualSpacing/>
+      </w:pPr>
+    </w:p>
+    <w:p>
+      <w:pPr>
+        <w:pStyle w:val="ListParagraph"/>
+        <w:numPr>
+          <w:ilvl w:val="0"/>
+          <w:numId w:val="1"/>
+        </w:numPr>
+        <w:contextualSpacing/>
+      </w:pPr>
+    </w:p>
+    <w:p>
+      <w:pPr>
+        <w:pStyle w:val="ListParagraph"/>
+        <w:numPr>
+          <w:ilvl w:val="0"/>
+          <w:numId w:val="1"/>
+        </w:numPr>
+        <w:contextualSpacing/>
+      </w:pPr>
+      <w:r>
+        <w:t xml:space="preserve"> </w:t>
+      </w:r>
+    </w:p>
+    <w:p>
+      <w:pPr>
+        <w:pStyle w:val="ListParagraph"/>
+        <w:numPr>
+          <w:ilvl w:val="0"/>
+          <w:numId w:val="1"/>
+        </w:numPr>
+        <w:contextualSpacing/>
       </w:pPr>
       <w:r>
         <w:t xml:space="preserve">(</w:t>
@@ -1913,6 +2068,7 @@
           <w:ilvl w:val="0"/>
           <w:numId w:val="1"/>
         </w:numPr>
+        <w:contextualSpacing/>
       </w:pPr>
       <w:r>
         <w:t xml:space="preserve">(</w:t>
@@ -1925,6 +2081,7 @@
           <w:ilvl w:val="0"/>
           <w:numId w:val="1"/>
         </w:numPr>
+        <w:contextualSpacing/>
       </w:pPr>
       <w:r>
         <w:t xml:space="preserve">__</w:t>
@@ -1952,6 +2109,7 @@
           <w:ilvl w:val="0"/>
           <w:numId w:val="1"/>
         </w:numPr>
+        <w:contextualSpacing/>
       </w:pPr>
       <w:r>
         <w:t xml:space="preserve">(</w:t>
@@ -1976,6 +2134,7 @@
           <w:ilvl w:val="0"/>
           <w:numId w:val="1"/>
         </w:numPr>
+        <w:contextualSpacing/>
       </w:pPr>
       <w:r>
         <w:t xml:space="preserve">(</w:t>
@@ -1991,6 +2150,7 @@
           <w:ilvl w:val="0"/>
           <w:numId w:val="1"/>
         </w:numPr>
+        <w:contextualSpacing/>
       </w:pPr>
       <w:r>
         <w:t xml:space="preserve">,</w:t>
@@ -2045,6 +2205,7 @@
           <w:ilvl w:val="0"/>
           <w:numId w:val="1"/>
         </w:numPr>
+        <w:contextualSpacing/>
       </w:pPr>
       <w:r>
         <w:t xml:space="preserve">(</w:t>
@@ -2063,6 +2224,7 @@
           <w:ilvl w:val="0"/>
           <w:numId w:val="1"/>
         </w:numPr>
+        <w:contextualSpacing/>
       </w:pPr>
       <w:r>
         <w:t xml:space="preserve">(</w:t>
@@ -2078,6 +2240,7 @@
           <w:ilvl w:val="0"/>
           <w:numId w:val="1"/>
         </w:numPr>
+        <w:contextualSpacing/>
       </w:pPr>
       <w:r>
         <w:t xml:space="preserve">( </w:t>
@@ -2096,6 +2259,7 @@
           <w:ilvl w:val="0"/>
           <w:numId w:val="1"/>
         </w:numPr>
+        <w:contextualSpacing/>
       </w:pPr>
       <w:r>
         <w:t xml:space="preserve">( </w:t>
@@ -2117,6 +2281,7 @@
           <w:ilvl w:val="0"/>
           <w:numId w:val="1"/>
         </w:numPr>
+        <w:contextualSpacing/>
       </w:pPr>
       <w:r>
         <w:t xml:space="preserve">_(</w:t>
@@ -2138,228 +2303,238 @@
           <w:ilvl w:val="0"/>
           <w:numId w:val="1"/>
         </w:numPr>
-      </w:pPr>
-    </w:p>
-    <w:p>
-      <w:pPr>
-        <w:pStyle w:val="ListParagraph"/>
-        <w:numPr>
-          <w:ilvl w:val="0"/>
-          <w:numId w:val="1"/>
-        </w:numPr>
-      </w:pPr>
-    </w:p>
-    <w:p>
-      <w:pPr>
-        <w:pStyle w:val="ListParagraph"/>
-        <w:numPr>
-          <w:ilvl w:val="0"/>
-          <w:numId w:val="1"/>
-        </w:numPr>
-      </w:pPr>
-      <w:r>
-        <w:t xml:space="preserve"> </w:t>
-      </w:r>
-      <w:r>
-        <w:t xml:space="preserve"> </w:t>
-      </w:r>
-      <w:r>
-        <w:t xml:space="preserve"> </w:t>
-      </w:r>
-      <w:r>
-        <w:t xml:space="preserve"> </w:t>
-      </w:r>
-    </w:p>
-    <w:p>
-      <w:pPr>
-        <w:pStyle w:val="ListParagraph"/>
-        <w:numPr>
-          <w:ilvl w:val="0"/>
-          <w:numId w:val="1"/>
-        </w:numPr>
-      </w:pPr>
-      <w:r>
-        <w:t xml:space="preserve"> </w:t>
-      </w:r>
-      <w:r>
-        <w:t xml:space="preserve"> </w:t>
-      </w:r>
-      <w:r>
-        <w:t xml:space="preserve"> </w:t>
-      </w:r>
-      <w:r>
-        <w:t xml:space="preserve"> </w:t>
-      </w:r>
-      <w:r>
-        <w:t xml:space="preserve"> </w:t>
-      </w:r>
-      <w:r>
-        <w:t xml:space="preserve"> </w:t>
-      </w:r>
-      <w:r>
-        <w:t xml:space="preserve"> </w:t>
-      </w:r>
-    </w:p>
-    <w:p>
-      <w:pPr>
-        <w:pStyle w:val="ListParagraph"/>
-        <w:numPr>
-          <w:ilvl w:val="0"/>
-          <w:numId w:val="1"/>
-        </w:numPr>
-      </w:pPr>
-      <w:r>
-        <w:t xml:space="preserve"> </w:t>
-      </w:r>
-      <w:r>
-        <w:t xml:space="preserve"> </w:t>
-      </w:r>
-      <w:r>
-        <w:t xml:space="preserve"> </w:t>
-      </w:r>
-    </w:p>
-    <w:p>
-      <w:pPr>
-        <w:pStyle w:val="ListParagraph"/>
-        <w:numPr>
-          <w:ilvl w:val="0"/>
-          <w:numId w:val="1"/>
-        </w:numPr>
-      </w:pPr>
-      <w:r>
-        <w:t xml:space="preserve"> </w:t>
-      </w:r>
-      <w:r>
-        <w:t xml:space="preserve"> </w:t>
-      </w:r>
-      <w:r>
-        <w:t xml:space="preserve"> </w:t>
-      </w:r>
-      <w:r>
-        <w:t xml:space="preserve"> </w:t>
-      </w:r>
-      <w:r>
-        <w:t xml:space="preserve"> </w:t>
-      </w:r>
-      <w:r>
-        <w:t xml:space="preserve"> </w:t>
-      </w:r>
-      <w:r>
-        <w:t xml:space="preserve"> </w:t>
-      </w:r>
-      <w:r>
-        <w:t xml:space="preserve"> </w:t>
-      </w:r>
-      <w:r>
-        <w:t xml:space="preserve"> </w:t>
-      </w:r>
-      <w:r>
-        <w:t xml:space="preserve"> </w:t>
-      </w:r>
-      <w:r>
-        <w:t xml:space="preserve"> </w:t>
-      </w:r>
-      <w:r>
-        <w:t xml:space="preserve"> </w:t>
-      </w:r>
-      <w:r>
-        <w:t xml:space="preserve"> </w:t>
-      </w:r>
-      <w:r>
-        <w:t xml:space="preserve"> </w:t>
-      </w:r>
-    </w:p>
-    <w:p>
-      <w:pPr>
-        <w:pStyle w:val="ListParagraph"/>
-        <w:numPr>
-          <w:ilvl w:val="0"/>
-          <w:numId w:val="1"/>
-        </w:numPr>
-      </w:pPr>
-      <w:r>
-        <w:t xml:space="preserve"> </w:t>
-      </w:r>
-      <w:r>
-        <w:t xml:space="preserve"> </w:t>
-      </w:r>
-      <w:r>
-        <w:t xml:space="preserve"> </w:t>
-      </w:r>
-      <w:r>
-        <w:t xml:space="preserve"> </w:t>
-      </w:r>
-      <w:r>
-        <w:t xml:space="preserve"> </w:t>
-      </w:r>
-    </w:p>
-    <w:p>
-      <w:pPr>
-        <w:pStyle w:val="ListParagraph"/>
-        <w:numPr>
-          <w:ilvl w:val="0"/>
-          <w:numId w:val="1"/>
-        </w:numPr>
-      </w:pPr>
-      <w:r>
-        <w:t xml:space="preserve"> </w:t>
-      </w:r>
-      <w:r>
-        <w:t xml:space="preserve"> </w:t>
-      </w:r>
-      <w:r>
-        <w:t xml:space="preserve"> </w:t>
-      </w:r>
-      <w:r>
-        <w:t xml:space="preserve"> </w:t>
-      </w:r>
-      <w:r>
-        <w:t xml:space="preserve"> </w:t>
-      </w:r>
-      <w:r>
-        <w:t xml:space="preserve"> </w:t>
-      </w:r>
-      <w:r>
-        <w:t xml:space="preserve"> </w:t>
-      </w:r>
-    </w:p>
-    <w:p>
-      <w:pPr>
-        <w:pStyle w:val="ListParagraph"/>
-        <w:numPr>
-          <w:ilvl w:val="0"/>
-          <w:numId w:val="1"/>
-        </w:numPr>
-      </w:pPr>
-      <w:r>
-        <w:t xml:space="preserve"> </w:t>
-      </w:r>
-      <w:r>
-        <w:t xml:space="preserve"> </w:t>
-      </w:r>
-      <w:r>
-        <w:t xml:space="preserve"> </w:t>
-      </w:r>
-      <w:r>
-        <w:t xml:space="preserve"> </w:t>
-      </w:r>
-      <w:r>
-        <w:t xml:space="preserve"> </w:t>
-      </w:r>
-      <w:r>
-        <w:t xml:space="preserve"> </w:t>
-      </w:r>
-      <w:r>
-        <w:t xml:space="preserve"> </w:t>
-      </w:r>
-    </w:p>
-    <w:p>
-      <w:pPr>
-        <w:pStyle w:val="ListParagraph"/>
-        <w:numPr>
-          <w:ilvl w:val="0"/>
-          <w:numId w:val="1"/>
-        </w:numPr>
+        <w:contextualSpacing/>
+      </w:pPr>
+    </w:p>
+    <w:p>
+      <w:pPr>
+        <w:pStyle w:val="ListParagraph"/>
+        <w:numPr>
+          <w:ilvl w:val="0"/>
+          <w:numId w:val="1"/>
+        </w:numPr>
+        <w:contextualSpacing/>
+      </w:pPr>
+    </w:p>
+    <w:p>
+      <w:pPr>
+        <w:pStyle w:val="ListParagraph"/>
+        <w:numPr>
+          <w:ilvl w:val="0"/>
+          <w:numId w:val="1"/>
+        </w:numPr>
+        <w:contextualSpacing/>
+      </w:pPr>
+      <w:r>
+        <w:t xml:space="preserve"> </w:t>
+      </w:r>
+      <w:r>
+        <w:t xml:space="preserve"> </w:t>
+      </w:r>
+      <w:r>
+        <w:t xml:space="preserve"> </w:t>
+      </w:r>
+      <w:r>
+        <w:t xml:space="preserve"> </w:t>
+      </w:r>
+    </w:p>
+    <w:p>
+      <w:pPr>
+        <w:pStyle w:val="ListParagraph"/>
+        <w:numPr>
+          <w:ilvl w:val="0"/>
+          <w:numId w:val="1"/>
+        </w:numPr>
+        <w:contextualSpacing/>
+      </w:pPr>
+      <w:r>
+        <w:t xml:space="preserve"> </w:t>
+      </w:r>
+      <w:r>
+        <w:t xml:space="preserve"> </w:t>
+      </w:r>
+      <w:r>
+        <w:t xml:space="preserve"> </w:t>
+      </w:r>
+      <w:r>
+        <w:t xml:space="preserve"> </w:t>
+      </w:r>
+      <w:r>
+        <w:t xml:space="preserve"> </w:t>
+      </w:r>
+      <w:r>
+        <w:t xml:space="preserve"> </w:t>
+      </w:r>
+      <w:r>
+        <w:t xml:space="preserve"> </w:t>
+      </w:r>
+    </w:p>
+    <w:p>
+      <w:pPr>
+        <w:pStyle w:val="ListParagraph"/>
+        <w:numPr>
+          <w:ilvl w:val="0"/>
+          <w:numId w:val="1"/>
+        </w:numPr>
+        <w:contextualSpacing/>
+      </w:pPr>
+      <w:r>
+        <w:t xml:space="preserve"> </w:t>
+      </w:r>
+      <w:r>
+        <w:t xml:space="preserve"> </w:t>
+      </w:r>
+      <w:r>
+        <w:t xml:space="preserve"> </w:t>
+      </w:r>
+    </w:p>
+    <w:p>
+      <w:pPr>
+        <w:pStyle w:val="ListParagraph"/>
+        <w:numPr>
+          <w:ilvl w:val="0"/>
+          <w:numId w:val="1"/>
+        </w:numPr>
+        <w:contextualSpacing/>
+      </w:pPr>
+      <w:r>
+        <w:t xml:space="preserve"> </w:t>
+      </w:r>
+      <w:r>
+        <w:t xml:space="preserve"> </w:t>
+      </w:r>
+      <w:r>
+        <w:t xml:space="preserve"> </w:t>
+      </w:r>
+      <w:r>
+        <w:t xml:space="preserve"> </w:t>
+      </w:r>
+      <w:r>
+        <w:t xml:space="preserve"> </w:t>
+      </w:r>
+      <w:r>
+        <w:t xml:space="preserve"> </w:t>
+      </w:r>
+      <w:r>
+        <w:t xml:space="preserve"> </w:t>
+      </w:r>
+      <w:r>
+        <w:t xml:space="preserve"> </w:t>
+      </w:r>
+      <w:r>
+        <w:t xml:space="preserve"> </w:t>
+      </w:r>
+      <w:r>
+        <w:t xml:space="preserve"> </w:t>
+      </w:r>
+      <w:r>
+        <w:t xml:space="preserve"> </w:t>
+      </w:r>
+      <w:r>
+        <w:t xml:space="preserve"> </w:t>
+      </w:r>
+      <w:r>
+        <w:t xml:space="preserve"> </w:t>
+      </w:r>
+      <w:r>
+        <w:t xml:space="preserve"> </w:t>
+      </w:r>
+    </w:p>
+    <w:p>
+      <w:pPr>
+        <w:pStyle w:val="ListParagraph"/>
+        <w:numPr>
+          <w:ilvl w:val="0"/>
+          <w:numId w:val="1"/>
+        </w:numPr>
+        <w:contextualSpacing/>
+      </w:pPr>
+      <w:r>
+        <w:t xml:space="preserve"> </w:t>
+      </w:r>
+      <w:r>
+        <w:t xml:space="preserve"> </w:t>
+      </w:r>
+      <w:r>
+        <w:t xml:space="preserve"> </w:t>
+      </w:r>
+      <w:r>
+        <w:t xml:space="preserve"> </w:t>
+      </w:r>
+      <w:r>
+        <w:t xml:space="preserve"> </w:t>
+      </w:r>
+    </w:p>
+    <w:p>
+      <w:pPr>
+        <w:pStyle w:val="ListParagraph"/>
+        <w:numPr>
+          <w:ilvl w:val="0"/>
+          <w:numId w:val="1"/>
+        </w:numPr>
+        <w:contextualSpacing/>
+      </w:pPr>
+      <w:r>
+        <w:t xml:space="preserve"> </w:t>
+      </w:r>
+      <w:r>
+        <w:t xml:space="preserve"> </w:t>
+      </w:r>
+      <w:r>
+        <w:t xml:space="preserve"> </w:t>
+      </w:r>
+      <w:r>
+        <w:t xml:space="preserve"> </w:t>
+      </w:r>
+      <w:r>
+        <w:t xml:space="preserve"> </w:t>
+      </w:r>
+      <w:r>
+        <w:t xml:space="preserve"> </w:t>
+      </w:r>
+      <w:r>
+        <w:t xml:space="preserve"> </w:t>
+      </w:r>
+    </w:p>
+    <w:p>
+      <w:pPr>
+        <w:pStyle w:val="ListParagraph"/>
+        <w:numPr>
+          <w:ilvl w:val="0"/>
+          <w:numId w:val="1"/>
+        </w:numPr>
+        <w:contextualSpacing/>
+      </w:pPr>
+      <w:r>
+        <w:t xml:space="preserve"> </w:t>
+      </w:r>
+      <w:r>
+        <w:t xml:space="preserve"> </w:t>
+      </w:r>
+      <w:r>
+        <w:t xml:space="preserve"> </w:t>
+      </w:r>
+      <w:r>
+        <w:t xml:space="preserve"> </w:t>
+      </w:r>
+      <w:r>
+        <w:t xml:space="preserve"> </w:t>
+      </w:r>
+      <w:r>
+        <w:t xml:space="preserve"> </w:t>
+      </w:r>
+      <w:r>
+        <w:t xml:space="preserve"> </w:t>
+      </w:r>
+    </w:p>
+    <w:p>
+      <w:pPr>
+        <w:pStyle w:val="ListParagraph"/>
+        <w:numPr>
+          <w:ilvl w:val="0"/>
+          <w:numId w:val="1"/>
+        </w:numPr>
+        <w:contextualSpacing/>
       </w:pPr>
       <w:r>
         <w:t xml:space="preserve">0</w:t>
@@ -2402,54 +2577,60 @@
           <w:ilvl w:val="0"/>
           <w:numId w:val="1"/>
         </w:numPr>
-      </w:pPr>
-      <w:r>
-        <w:t xml:space="preserve"> </w:t>
-      </w:r>
-    </w:p>
-    <w:p>
-      <w:pPr>
-        <w:pStyle w:val="ListParagraph"/>
-        <w:numPr>
-          <w:ilvl w:val="0"/>
-          <w:numId w:val="1"/>
-        </w:numPr>
-      </w:pPr>
-    </w:p>
-    <w:p>
-      <w:pPr>
-        <w:pStyle w:val="ListParagraph"/>
-        <w:numPr>
-          <w:ilvl w:val="0"/>
-          <w:numId w:val="1"/>
-        </w:numPr>
-      </w:pPr>
-    </w:p>
-    <w:p>
-      <w:pPr>
-        <w:pStyle w:val="ListParagraph"/>
-        <w:numPr>
-          <w:ilvl w:val="0"/>
-          <w:numId w:val="1"/>
-        </w:numPr>
-      </w:pPr>
-    </w:p>
-    <w:p>
-      <w:pPr>
-        <w:pStyle w:val="ListParagraph"/>
-        <w:numPr>
-          <w:ilvl w:val="0"/>
-          <w:numId w:val="1"/>
-        </w:numPr>
-      </w:pPr>
-    </w:p>
-    <w:p>
-      <w:pPr>
-        <w:pStyle w:val="ListParagraph"/>
-        <w:numPr>
-          <w:ilvl w:val="0"/>
-          <w:numId w:val="1"/>
-        </w:numPr>
+        <w:contextualSpacing/>
+      </w:pPr>
+      <w:r>
+        <w:t xml:space="preserve"> </w:t>
+      </w:r>
+    </w:p>
+    <w:p>
+      <w:pPr>
+        <w:pStyle w:val="ListParagraph"/>
+        <w:numPr>
+          <w:ilvl w:val="0"/>
+          <w:numId w:val="1"/>
+        </w:numPr>
+        <w:contextualSpacing/>
+      </w:pPr>
+    </w:p>
+    <w:p>
+      <w:pPr>
+        <w:pStyle w:val="ListParagraph"/>
+        <w:numPr>
+          <w:ilvl w:val="0"/>
+          <w:numId w:val="1"/>
+        </w:numPr>
+        <w:contextualSpacing/>
+      </w:pPr>
+    </w:p>
+    <w:p>
+      <w:pPr>
+        <w:pStyle w:val="ListParagraph"/>
+        <w:numPr>
+          <w:ilvl w:val="0"/>
+          <w:numId w:val="1"/>
+        </w:numPr>
+        <w:contextualSpacing/>
+      </w:pPr>
+    </w:p>
+    <w:p>
+      <w:pPr>
+        <w:pStyle w:val="ListParagraph"/>
+        <w:numPr>
+          <w:ilvl w:val="0"/>
+          <w:numId w:val="1"/>
+        </w:numPr>
+        <w:contextualSpacing/>
+      </w:pPr>
+    </w:p>
+    <w:p>
+      <w:pPr>
+        <w:pStyle w:val="ListParagraph"/>
+        <w:numPr>
+          <w:ilvl w:val="0"/>
+          <w:numId w:val="1"/>
+        </w:numPr>
+        <w:contextualSpacing/>
       </w:pPr>
       <w:r>
         <w:t xml:space="preserve"> </w:t>
@@ -2555,6 +2736,7 @@
           <w:ilvl w:val="0"/>
           <w:numId w:val="1"/>
         </w:numPr>
+        <w:contextualSpacing/>
       </w:pPr>
       <w:r>
         <w:t xml:space="preserve">, </w:t>
@@ -2582,6 +2764,7 @@
           <w:ilvl w:val="0"/>
           <w:numId w:val="1"/>
         </w:numPr>
+        <w:contextualSpacing/>
       </w:pPr>
       <w:r>
         <w:t xml:space="preserve">test</w:t>
@@ -2597,63 +2780,67 @@
           <w:ilvl w:val="0"/>
           <w:numId w:val="1"/>
         </w:numPr>
-      </w:pPr>
-    </w:p>
-    <w:p>
-      <w:pPr>
-        <w:pStyle w:val="ListParagraph"/>
-        <w:numPr>
-          <w:ilvl w:val="0"/>
-          <w:numId w:val="1"/>
-        </w:numPr>
-      </w:pPr>
-    </w:p>
-    <w:p>
-      <w:pPr>
-        <w:pStyle w:val="ListParagraph"/>
-        <w:numPr>
-          <w:ilvl w:val="0"/>
-          <w:numId w:val="1"/>
-        </w:numPr>
-      </w:pPr>
-      <w:r>
-        <w:t xml:space="preserve"> </w:t>
-      </w:r>
-      <w:r>
-        <w:t xml:space="preserve"> </w:t>
-      </w:r>
-      <w:r>
-        <w:t xml:space="preserve"> </w:t>
-      </w:r>
-      <w:r>
-        <w:t xml:space="preserve"> </w:t>
-      </w:r>
-      <w:r>
-        <w:t xml:space="preserve"> </w:t>
-      </w:r>
-      <w:r>
-        <w:t xml:space="preserve"> </w:t>
-      </w:r>
-      <w:r>
-        <w:t xml:space="preserve"> </w:t>
-      </w:r>
-      <w:r>
-        <w:t xml:space="preserve"> </w:t>
-      </w:r>
-      <w:r>
-        <w:t xml:space="preserve"> </w:t>
-      </w:r>
-      <w:r>
-        <w:t xml:space="preserve"> </w:t>
-      </w:r>
-    </w:p>
-    <w:p>
-      <w:pPr>
-        <w:pStyle w:val="ListParagraph"/>
-        <w:numPr>
-          <w:ilvl w:val="0"/>
-          <w:numId w:val="1"/>
-        </w:numPr>
+        <w:contextualSpacing/>
+      </w:pPr>
+    </w:p>
+    <w:p>
+      <w:pPr>
+        <w:pStyle w:val="ListParagraph"/>
+        <w:numPr>
+          <w:ilvl w:val="0"/>
+          <w:numId w:val="1"/>
+        </w:numPr>
+        <w:contextualSpacing/>
+      </w:pPr>
+    </w:p>
+    <w:p>
+      <w:pPr>
+        <w:pStyle w:val="ListParagraph"/>
+        <w:numPr>
+          <w:ilvl w:val="0"/>
+          <w:numId w:val="1"/>
+        </w:numPr>
+        <w:contextualSpacing/>
+      </w:pPr>
+      <w:r>
+        <w:t xml:space="preserve"> </w:t>
+      </w:r>
+      <w:r>
+        <w:t xml:space="preserve"> </w:t>
+      </w:r>
+      <w:r>
+        <w:t xml:space="preserve"> </w:t>
+      </w:r>
+      <w:r>
+        <w:t xml:space="preserve"> </w:t>
+      </w:r>
+      <w:r>
+        <w:t xml:space="preserve"> </w:t>
+      </w:r>
+      <w:r>
+        <w:t xml:space="preserve"> </w:t>
+      </w:r>
+      <w:r>
+        <w:t xml:space="preserve"> </w:t>
+      </w:r>
+      <w:r>
+        <w:t xml:space="preserve"> </w:t>
+      </w:r>
+      <w:r>
+        <w:t xml:space="preserve"> </w:t>
+      </w:r>
+      <w:r>
+        <w:t xml:space="preserve"> </w:t>
+      </w:r>
+    </w:p>
+    <w:p>
+      <w:pPr>
+        <w:pStyle w:val="ListParagraph"/>
+        <w:numPr>
+          <w:ilvl w:val="0"/>
+          <w:numId w:val="1"/>
+        </w:numPr>
+        <w:contextualSpacing/>
       </w:pPr>
       <w:r>
         <w:t xml:space="preserve"> </w:t>
@@ -2675,24 +2862,27 @@
           <w:ilvl w:val="0"/>
           <w:numId w:val="1"/>
         </w:numPr>
-      </w:pPr>
-    </w:p>
-    <w:p>
-      <w:pPr>
-        <w:pStyle w:val="ListParagraph"/>
-        <w:numPr>
-          <w:ilvl w:val="0"/>
-          <w:numId w:val="1"/>
-        </w:numPr>
-      </w:pPr>
-    </w:p>
-    <w:p>
-      <w:pPr>
-        <w:pStyle w:val="ListParagraph"/>
-        <w:numPr>
-          <w:ilvl w:val="0"/>
-          <w:numId w:val="1"/>
-        </w:numPr>
+        <w:contextualSpacing/>
+      </w:pPr>
+    </w:p>
+    <w:p>
+      <w:pPr>
+        <w:pStyle w:val="ListParagraph"/>
+        <w:numPr>
+          <w:ilvl w:val="0"/>
+          <w:numId w:val="1"/>
+        </w:numPr>
+        <w:contextualSpacing/>
+      </w:pPr>
+    </w:p>
+    <w:p>
+      <w:pPr>
+        <w:pStyle w:val="ListParagraph"/>
+        <w:numPr>
+          <w:ilvl w:val="0"/>
+          <w:numId w:val="1"/>
+        </w:numPr>
+        <w:contextualSpacing/>
       </w:pPr>
       <w:r>
         <w:t xml:space="preserve">test</w:t>
@@ -2705,6 +2895,7 @@
           <w:ilvl w:val="0"/>
           <w:numId w:val="1"/>
         </w:numPr>
+        <w:contextualSpacing/>
       </w:pPr>
       <w:r>
         <w:t xml:space="preserve">test</w:t>
@@ -2717,6 +2908,7 @@
           <w:ilvl w:val="0"/>
           <w:numId w:val="1"/>
         </w:numPr>
+        <w:contextualSpacing/>
       </w:pPr>
       <w:r>
         <w:t xml:space="preserve">test</w:t>
@@ -2729,6 +2921,7 @@
           <w:ilvl w:val="0"/>
           <w:numId w:val="1"/>
         </w:numPr>
+        <w:contextualSpacing/>
       </w:pPr>
       <w:r>
         <w:t xml:space="preserve">test</w:t>
@@ -2744,6 +2937,7 @@
           <w:ilvl w:val="0"/>
           <w:numId w:val="1"/>
         </w:numPr>
+        <w:contextualSpacing/>
       </w:pPr>
       <w:r>
         <w:t xml:space="preserve">test</w:t>
@@ -2756,6 +2950,7 @@
           <w:ilvl w:val="0"/>
           <w:numId w:val="1"/>
         </w:numPr>
+        <w:contextualSpacing/>
       </w:pPr>
       <w:r>
         <w:t xml:space="preserve">o</w:t>
@@ -2882,6 +3077,7 @@
           <w:ilvl w:val="0"/>
           <w:numId w:val="1"/>
         </w:numPr>
+        <w:contextualSpacing/>
       </w:pPr>
       <w:r>
         <w:t xml:space="preserve">I</w:t>
@@ -2969,6 +3165,7 @@
           <w:ilvl w:val="0"/>
           <w:numId w:val="1"/>
         </w:numPr>
+        <w:contextualSpacing/>
       </w:pPr>
       <w:r>
         <w:t xml:space="preserve">h</w:t>
@@ -3080,6 +3277,7 @@
           <w:ilvl w:val="0"/>
           <w:numId w:val="1"/>
         </w:numPr>
+        <w:contextualSpacing/>
       </w:pPr>
       <w:r>
         <w:t xml:space="preserve">H</w:t>
@@ -3170,6 +3368,7 @@
           <w:ilvl w:val="0"/>
           <w:numId w:val="1"/>
         </w:numPr>
+        <w:contextualSpacing/>
       </w:pPr>
       <w:r>
         <w:t xml:space="preserve">Z</w:t>
@@ -3188,6 +3387,7 @@
           <w:ilvl w:val="0"/>
           <w:numId w:val="1"/>
         </w:numPr>
+        <w:contextualSpacing/>
       </w:pPr>
       <w:r>
         <w:t xml:space="preserve">nb</w:t>
@@ -3302,6 +3502,7 @@
           <w:ilvl w:val="0"/>
           <w:numId w:val="1"/>
         </w:numPr>
+        <w:contextualSpacing/>
       </w:pPr>
       <w:r>
         <w:t xml:space="preserve">00</w:t>
@@ -3317,270 +3518,279 @@
           <w:ilvl w:val="0"/>
           <w:numId w:val="1"/>
         </w:numPr>
-      </w:pPr>
-      <w:r>
-        <w:t xml:space="preserve"> </w:t>
-      </w:r>
-      <w:r>
-        <w:t xml:space="preserve"> </w:t>
-      </w:r>
-      <w:r>
-        <w:t xml:space="preserve"> </w:t>
-      </w:r>
-      <w:r>
-        <w:t xml:space="preserve"> </w:t>
-      </w:r>
-      <w:r>
-        <w:t xml:space="preserve"> </w:t>
-      </w:r>
-      <w:r>
-        <w:t xml:space="preserve"> </w:t>
-      </w:r>
-      <w:r>
-        <w:t xml:space="preserve"> </w:t>
-      </w:r>
-      <w:r>
-        <w:t xml:space="preserve"> </w:t>
-      </w:r>
-    </w:p>
-    <w:p>
-      <w:pPr>
-        <w:pStyle w:val="ListParagraph"/>
-        <w:numPr>
-          <w:ilvl w:val="0"/>
-          <w:numId w:val="1"/>
-        </w:numPr>
-      </w:pPr>
-      <w:r>
-        <w:t xml:space="preserve"> </w:t>
-      </w:r>
-      <w:r>
-        <w:t xml:space="preserve"> </w:t>
-      </w:r>
-      <w:r>
-        <w:t xml:space="preserve"> </w:t>
-      </w:r>
-      <w:r>
-        <w:t xml:space="preserve"> </w:t>
-      </w:r>
-      <w:r>
-        <w:t xml:space="preserve"> </w:t>
-      </w:r>
-      <w:r>
-        <w:t xml:space="preserve"> </w:t>
-      </w:r>
-      <w:r>
-        <w:t xml:space="preserve"> </w:t>
-      </w:r>
-      <w:r>
-        <w:t xml:space="preserve"> </w:t>
-      </w:r>
-    </w:p>
-    <w:p>
-      <w:pPr>
-        <w:pStyle w:val="ListParagraph"/>
-        <w:numPr>
-          <w:ilvl w:val="0"/>
-          <w:numId w:val="1"/>
-        </w:numPr>
-      </w:pPr>
-      <w:r>
-        <w:t xml:space="preserve"> </w:t>
-      </w:r>
-      <w:r>
-        <w:t xml:space="preserve"> </w:t>
-      </w:r>
-      <w:r>
-        <w:t xml:space="preserve"> </w:t>
-      </w:r>
-      <w:r>
-        <w:t xml:space="preserve"> </w:t>
-      </w:r>
-      <w:r>
-        <w:t xml:space="preserve"> </w:t>
-      </w:r>
-      <w:r>
-        <w:t xml:space="preserve"> </w:t>
-      </w:r>
-      <w:r>
-        <w:t xml:space="preserve"> </w:t>
-      </w:r>
-      <w:r>
-        <w:t xml:space="preserve"> </w:t>
-      </w:r>
-    </w:p>
-    <w:p>
-      <w:pPr>
-        <w:pStyle w:val="ListParagraph"/>
-        <w:numPr>
-          <w:ilvl w:val="0"/>
-          <w:numId w:val="1"/>
-        </w:numPr>
-      </w:pPr>
-      <w:r>
-        <w:t xml:space="preserve"> </w:t>
-      </w:r>
-      <w:r>
-        <w:t xml:space="preserve"> </w:t>
-      </w:r>
-      <w:r>
-        <w:t xml:space="preserve"> </w:t>
-      </w:r>
-      <w:r>
-        <w:t xml:space="preserve"> </w:t>
-      </w:r>
-      <w:r>
-        <w:t xml:space="preserve"> </w:t>
-      </w:r>
-      <w:r>
-        <w:t xml:space="preserve"> </w:t>
-      </w:r>
-      <w:r>
-        <w:t xml:space="preserve"> </w:t>
-      </w:r>
-      <w:r>
-        <w:t xml:space="preserve"> </w:t>
-      </w:r>
-    </w:p>
-    <w:p>
-      <w:pPr>
-        <w:pStyle w:val="ListParagraph"/>
-        <w:numPr>
-          <w:ilvl w:val="0"/>
-          <w:numId w:val="1"/>
-        </w:numPr>
-      </w:pPr>
-      <w:r>
-        <w:t xml:space="preserve"> </w:t>
-      </w:r>
-      <w:r>
-        <w:t xml:space="preserve"> </w:t>
-      </w:r>
-      <w:r>
-        <w:t xml:space="preserve"> </w:t>
-      </w:r>
-      <w:r>
-        <w:t xml:space="preserve"> </w:t>
-      </w:r>
-      <w:r>
-        <w:t xml:space="preserve"> </w:t>
-      </w:r>
-      <w:r>
-        <w:t xml:space="preserve"> </w:t>
-      </w:r>
-      <w:r>
-        <w:t xml:space="preserve"> </w:t>
-      </w:r>
-      <w:r>
-        <w:t xml:space="preserve"> </w:t>
-      </w:r>
-    </w:p>
-    <w:p>
-      <w:pPr>
-        <w:pStyle w:val="ListParagraph"/>
-        <w:numPr>
-          <w:ilvl w:val="0"/>
-          <w:numId w:val="1"/>
-        </w:numPr>
-      </w:pPr>
-      <w:r>
-        <w:t xml:space="preserve"> </w:t>
-      </w:r>
-      <w:r>
-        <w:t xml:space="preserve"> </w:t>
-      </w:r>
-      <w:r>
-        <w:t xml:space="preserve"> </w:t>
-      </w:r>
-      <w:r>
-        <w:t xml:space="preserve"> </w:t>
-      </w:r>
-      <w:r>
-        <w:t xml:space="preserve"> </w:t>
-      </w:r>
-      <w:r>
-        <w:t xml:space="preserve"> </w:t>
-      </w:r>
-      <w:r>
-        <w:t xml:space="preserve"> </w:t>
-      </w:r>
-      <w:r>
-        <w:t xml:space="preserve"> </w:t>
-      </w:r>
-    </w:p>
-    <w:p>
-      <w:pPr>
-        <w:pStyle w:val="ListParagraph"/>
-        <w:numPr>
-          <w:ilvl w:val="0"/>
-          <w:numId w:val="1"/>
-        </w:numPr>
-      </w:pPr>
-      <w:r>
-        <w:t xml:space="preserve"> </w:t>
-      </w:r>
-      <w:r>
-        <w:t xml:space="preserve"> </w:t>
-      </w:r>
-      <w:r>
-        <w:t xml:space="preserve"> </w:t>
-      </w:r>
-      <w:r>
-        <w:t xml:space="preserve"> </w:t>
-      </w:r>
-      <w:r>
-        <w:t xml:space="preserve"> </w:t>
-      </w:r>
-      <w:r>
-        <w:t xml:space="preserve"> </w:t>
-      </w:r>
-      <w:r>
-        <w:t xml:space="preserve"> </w:t>
-      </w:r>
-      <w:r>
-        <w:t xml:space="preserve"> </w:t>
-      </w:r>
-    </w:p>
-    <w:p>
-      <w:pPr>
-        <w:pStyle w:val="ListParagraph"/>
-        <w:numPr>
-          <w:ilvl w:val="0"/>
-          <w:numId w:val="1"/>
-        </w:numPr>
-      </w:pPr>
-      <w:r>
-        <w:t xml:space="preserve"> </w:t>
-      </w:r>
-      <w:r>
-        <w:t xml:space="preserve"> </w:t>
-      </w:r>
-      <w:r>
-        <w:t xml:space="preserve"> </w:t>
-      </w:r>
-      <w:r>
-        <w:t xml:space="preserve"> </w:t>
-      </w:r>
-      <w:r>
-        <w:t xml:space="preserve"> </w:t>
-      </w:r>
-      <w:r>
-        <w:t xml:space="preserve"> </w:t>
-      </w:r>
-      <w:r>
-        <w:t xml:space="preserve"> </w:t>
-      </w:r>
-      <w:r>
-        <w:t xml:space="preserve"> </w:t>
-      </w:r>
-    </w:p>
-    <w:p>
-      <w:pPr>
-        <w:pStyle w:val="ListParagraph"/>
-        <w:numPr>
-          <w:ilvl w:val="0"/>
-          <w:numId w:val="1"/>
-        </w:numPr>
+        <w:contextualSpacing/>
+      </w:pPr>
+      <w:r>
+        <w:t xml:space="preserve"> </w:t>
+      </w:r>
+      <w:r>
+        <w:t xml:space="preserve"> </w:t>
+      </w:r>
+      <w:r>
+        <w:t xml:space="preserve"> </w:t>
+      </w:r>
+      <w:r>
+        <w:t xml:space="preserve"> </w:t>
+      </w:r>
+      <w:r>
+        <w:t xml:space="preserve"> </w:t>
+      </w:r>
+      <w:r>
+        <w:t xml:space="preserve"> </w:t>
+      </w:r>
+      <w:r>
+        <w:t xml:space="preserve"> </w:t>
+      </w:r>
+      <w:r>
+        <w:t xml:space="preserve"> </w:t>
+      </w:r>
+    </w:p>
+    <w:p>
+      <w:pPr>
+        <w:pStyle w:val="ListParagraph"/>
+        <w:numPr>
+          <w:ilvl w:val="0"/>
+          <w:numId w:val="1"/>
+        </w:numPr>
+        <w:contextualSpacing/>
+      </w:pPr>
+      <w:r>
+        <w:t xml:space="preserve"> </w:t>
+      </w:r>
+      <w:r>
+        <w:t xml:space="preserve"> </w:t>
+      </w:r>
+      <w:r>
+        <w:t xml:space="preserve"> </w:t>
+      </w:r>
+      <w:r>
+        <w:t xml:space="preserve"> </w:t>
+      </w:r>
+      <w:r>
+        <w:t xml:space="preserve"> </w:t>
+      </w:r>
+      <w:r>
+        <w:t xml:space="preserve"> </w:t>
+      </w:r>
+      <w:r>
+        <w:t xml:space="preserve"> </w:t>
+      </w:r>
+      <w:r>
+        <w:t xml:space="preserve"> </w:t>
+      </w:r>
+    </w:p>
+    <w:p>
+      <w:pPr>
+        <w:pStyle w:val="ListParagraph"/>
+        <w:numPr>
+          <w:ilvl w:val="0"/>
+          <w:numId w:val="1"/>
+        </w:numPr>
+        <w:contextualSpacing/>
+      </w:pPr>
+      <w:r>
+        <w:t xml:space="preserve"> </w:t>
+      </w:r>
+      <w:r>
+        <w:t xml:space="preserve"> </w:t>
+      </w:r>
+      <w:r>
+        <w:t xml:space="preserve"> </w:t>
+      </w:r>
+      <w:r>
+        <w:t xml:space="preserve"> </w:t>
+      </w:r>
+      <w:r>
+        <w:t xml:space="preserve"> </w:t>
+      </w:r>
+      <w:r>
+        <w:t xml:space="preserve"> </w:t>
+      </w:r>
+      <w:r>
+        <w:t xml:space="preserve"> </w:t>
+      </w:r>
+      <w:r>
+        <w:t xml:space="preserve"> </w:t>
+      </w:r>
+    </w:p>
+    <w:p>
+      <w:pPr>
+        <w:pStyle w:val="ListParagraph"/>
+        <w:numPr>
+          <w:ilvl w:val="0"/>
+          <w:numId w:val="1"/>
+        </w:numPr>
+        <w:contextualSpacing/>
+      </w:pPr>
+      <w:r>
+        <w:t xml:space="preserve"> </w:t>
+      </w:r>
+      <w:r>
+        <w:t xml:space="preserve"> </w:t>
+      </w:r>
+      <w:r>
+        <w:t xml:space="preserve"> </w:t>
+      </w:r>
+      <w:r>
+        <w:t xml:space="preserve"> </w:t>
+      </w:r>
+      <w:r>
+        <w:t xml:space="preserve"> </w:t>
+      </w:r>
+      <w:r>
+        <w:t xml:space="preserve"> </w:t>
+      </w:r>
+      <w:r>
+        <w:t xml:space="preserve"> </w:t>
+      </w:r>
+      <w:r>
+        <w:t xml:space="preserve"> </w:t>
+      </w:r>
+    </w:p>
+    <w:p>
+      <w:pPr>
+        <w:pStyle w:val="ListParagraph"/>
+        <w:numPr>
+          <w:ilvl w:val="0"/>
+          <w:numId w:val="1"/>
+        </w:numPr>
+        <w:contextualSpacing/>
+      </w:pPr>
+      <w:r>
+        <w:t xml:space="preserve"> </w:t>
+      </w:r>
+      <w:r>
+        <w:t xml:space="preserve"> </w:t>
+      </w:r>
+      <w:r>
+        <w:t xml:space="preserve"> </w:t>
+      </w:r>
+      <w:r>
+        <w:t xml:space="preserve"> </w:t>
+      </w:r>
+      <w:r>
+        <w:t xml:space="preserve"> </w:t>
+      </w:r>
+      <w:r>
+        <w:t xml:space="preserve"> </w:t>
+      </w:r>
+      <w:r>
+        <w:t xml:space="preserve"> </w:t>
+      </w:r>
+      <w:r>
+        <w:t xml:space="preserve"> </w:t>
+      </w:r>
+    </w:p>
+    <w:p>
+      <w:pPr>
+        <w:pStyle w:val="ListParagraph"/>
+        <w:numPr>
+          <w:ilvl w:val="0"/>
+          <w:numId w:val="1"/>
+        </w:numPr>
+        <w:contextualSpacing/>
+      </w:pPr>
+      <w:r>
+        <w:t xml:space="preserve"> </w:t>
+      </w:r>
+      <w:r>
+        <w:t xml:space="preserve"> </w:t>
+      </w:r>
+      <w:r>
+        <w:t xml:space="preserve"> </w:t>
+      </w:r>
+      <w:r>
+        <w:t xml:space="preserve"> </w:t>
+      </w:r>
+      <w:r>
+        <w:t xml:space="preserve"> </w:t>
+      </w:r>
+      <w:r>
+        <w:t xml:space="preserve"> </w:t>
+      </w:r>
+      <w:r>
+        <w:t xml:space="preserve"> </w:t>
+      </w:r>
+      <w:r>
+        <w:t xml:space="preserve"> </w:t>
+      </w:r>
+    </w:p>
+    <w:p>
+      <w:pPr>
+        <w:pStyle w:val="ListParagraph"/>
+        <w:numPr>
+          <w:ilvl w:val="0"/>
+          <w:numId w:val="1"/>
+        </w:numPr>
+        <w:contextualSpacing/>
+      </w:pPr>
+      <w:r>
+        <w:t xml:space="preserve"> </w:t>
+      </w:r>
+      <w:r>
+        <w:t xml:space="preserve"> </w:t>
+      </w:r>
+      <w:r>
+        <w:t xml:space="preserve"> </w:t>
+      </w:r>
+      <w:r>
+        <w:t xml:space="preserve"> </w:t>
+      </w:r>
+      <w:r>
+        <w:t xml:space="preserve"> </w:t>
+      </w:r>
+      <w:r>
+        <w:t xml:space="preserve"> </w:t>
+      </w:r>
+      <w:r>
+        <w:t xml:space="preserve"> </w:t>
+      </w:r>
+      <w:r>
+        <w:t xml:space="preserve"> </w:t>
+      </w:r>
+    </w:p>
+    <w:p>
+      <w:pPr>
+        <w:pStyle w:val="ListParagraph"/>
+        <w:numPr>
+          <w:ilvl w:val="0"/>
+          <w:numId w:val="1"/>
+        </w:numPr>
+        <w:contextualSpacing/>
+      </w:pPr>
+      <w:r>
+        <w:t xml:space="preserve"> </w:t>
+      </w:r>
+      <w:r>
+        <w:t xml:space="preserve"> </w:t>
+      </w:r>
+      <w:r>
+        <w:t xml:space="preserve"> </w:t>
+      </w:r>
+      <w:r>
+        <w:t xml:space="preserve"> </w:t>
+      </w:r>
+      <w:r>
+        <w:t xml:space="preserve"> </w:t>
+      </w:r>
+      <w:r>
+        <w:t xml:space="preserve"> </w:t>
+      </w:r>
+      <w:r>
+        <w:t xml:space="preserve"> </w:t>
+      </w:r>
+      <w:r>
+        <w:t xml:space="preserve"> </w:t>
+      </w:r>
+    </w:p>
+    <w:p>
+      <w:pPr>
+        <w:pStyle w:val="ListParagraph"/>
+        <w:numPr>
+          <w:ilvl w:val="0"/>
+          <w:numId w:val="1"/>
+        </w:numPr>
+        <w:contextualSpacing/>
       </w:pPr>
       <w:r>
         <w:t xml:space="preserve">script</w:t>
@@ -3599,6 +3809,7 @@
           <w:ilvl w:val="0"/>
           <w:numId w:val="1"/>
         </w:numPr>
+        <w:contextualSpacing/>
       </w:pPr>
       <w:r>
         <w:t xml:space="preserve">lt;script</w:t>
@@ -3626,6 +3837,7 @@
           <w:ilvl w:val="0"/>
           <w:numId w:val="1"/>
         </w:numPr>
+        <w:contextualSpacing/>
       </w:pPr>
       <w:r>
         <w:t xml:space="preserve">img src=x onerror=alert(2) /</w:t>
@@ -3638,6 +3850,7 @@
           <w:ilvl w:val="0"/>
           <w:numId w:val="1"/>
         </w:numPr>
+        <w:contextualSpacing/>
       </w:pPr>
       <w:r>
         <w:t xml:space="preserve">svg</w:t>
@@ -3665,6 +3878,7 @@
           <w:ilvl w:val="0"/>
           <w:numId w:val="1"/>
         </w:numPr>
+        <w:contextualSpacing/>
       </w:pPr>
       <w:r>
         <w:t xml:space="preserve">script</w:t>
@@ -3683,6 +3897,7 @@
           <w:ilvl w:val="0"/>
           <w:numId w:val="1"/>
         </w:numPr>
+        <w:contextualSpacing/>
       </w:pPr>
       <w:r>
         <w:t xml:space="preserve">script</w:t>
@@ -3701,6 +3916,7 @@
           <w:ilvl w:val="0"/>
           <w:numId w:val="1"/>
         </w:numPr>
+        <w:contextualSpacing/>
       </w:pPr>
       <w:r>
         <w:t xml:space="preserve">script</w:t>
@@ -3719,6 +3935,7 @@
           <w:ilvl w:val="0"/>
           <w:numId w:val="1"/>
         </w:numPr>
+        <w:contextualSpacing/>
       </w:pPr>
       <w:r>
         <w:t xml:space="preserve">/script</w:t>
@@ -3740,6 +3957,7 @@
           <w:ilvl w:val="0"/>
           <w:numId w:val="1"/>
         </w:numPr>
+        <w:contextualSpacing/>
       </w:pPr>
       <w:r>
         <w:t xml:space="preserve"> / script </w:t>
@@ -3761,6 +3979,7 @@
           <w:ilvl w:val="0"/>
           <w:numId w:val="1"/>
         </w:numPr>
+        <w:contextualSpacing/>
       </w:pPr>
       <w:r>
         <w:t xml:space="preserve">onfocus=JaVaSCript:alert(9) autofocus</w:t>
@@ -3773,6 +3992,7 @@
           <w:ilvl w:val="0"/>
           <w:numId w:val="1"/>
         </w:numPr>
+        <w:contextualSpacing/>
       </w:pPr>
       <w:r>
         <w:t xml:space="preserve"> onfocus=JaVaSCript:alert(10) autofocus</w:t>
@@ -3785,6 +4005,7 @@
           <w:ilvl w:val="0"/>
           <w:numId w:val="1"/>
         </w:numPr>
+        <w:contextualSpacing/>
       </w:pPr>
       <w:r>
         <w:t xml:space="preserve"> onfocus=JaVaSCript:alert(11) autofocus</w:t>
@@ -3797,6 +4018,7 @@
           <w:ilvl w:val="0"/>
           <w:numId w:val="1"/>
         </w:numPr>
+        <w:contextualSpacing/>
       </w:pPr>
       <w:r>
         <w:t xml:space="preserve">script</w:t>
@@ -3815,6 +4037,7 @@
           <w:ilvl w:val="0"/>
           <w:numId w:val="1"/>
         </w:numPr>
+        <w:contextualSpacing/>
       </w:pPr>
       <w:r>
         <w:t xml:space="preserve">sc</w:t>
@@ -3845,6 +4068,7 @@
           <w:ilvl w:val="0"/>
           <w:numId w:val="1"/>
         </w:numPr>
+        <w:contextualSpacing/>
       </w:pPr>
       <w:r>
         <w:t xml:space="preserve">–</w:t>
@@ -3866,6 +4090,7 @@
           <w:ilvl w:val="0"/>
           <w:numId w:val="1"/>
         </w:numPr>
+        <w:contextualSpacing/>
       </w:pPr>
       <w:r>
         <w:t xml:space="preserve">;alert(15);t=</w:t>
@@ -3878,6 +4103,7 @@
           <w:ilvl w:val="0"/>
           <w:numId w:val="1"/>
         </w:numPr>
+        <w:contextualSpacing/>
       </w:pPr>
       <w:r>
         <w:t xml:space="preserve">;alert(16);t=</w:t>
@@ -3890,6 +4116,7 @@
           <w:ilvl w:val="0"/>
           <w:numId w:val="1"/>
         </w:numPr>
+        <w:contextualSpacing/>
       </w:pPr>
       <w:r>
         <w:t xml:space="preserve">JavaSCript:alert(17)</w:t>
@@ -3902,6 +4129,7 @@
           <w:ilvl w:val="0"/>
           <w:numId w:val="1"/>
         </w:numPr>
+        <w:contextualSpacing/>
       </w:pPr>
       <w:r>
         <w:t xml:space="preserve">;alert(18);</w:t>
@@ -3914,6 +4142,7 @@
           <w:ilvl w:val="0"/>
           <w:numId w:val="1"/>
         </w:numPr>
+        <w:contextualSpacing/>
       </w:pPr>
       <w:r>
         <w:t xml:space="preserve">src=JaVaSCript:prompt(19)</w:t>
@@ -3926,6 +4155,7 @@
           <w:ilvl w:val="0"/>
           <w:numId w:val="1"/>
         </w:numPr>
+        <w:contextualSpacing/>
       </w:pPr>
       <w:r>
         <w:t xml:space="preserve">script</w:t>
@@ -3944,6 +4174,7 @@
           <w:ilvl w:val="0"/>
           <w:numId w:val="1"/>
         </w:numPr>
+        <w:contextualSpacing/>
       </w:pPr>
       <w:r>
         <w:t xml:space="preserve">script</w:t>
@@ -3962,6 +4193,7 @@
           <w:ilvl w:val="0"/>
           <w:numId w:val="1"/>
         </w:numPr>
+        <w:contextualSpacing/>
       </w:pPr>
       <w:r>
         <w:t xml:space="preserve">script</w:t>
@@ -3980,6 +4212,7 @@
           <w:ilvl w:val="0"/>
           <w:numId w:val="1"/>
         </w:numPr>
+        <w:contextualSpacing/>
       </w:pPr>
       <w:r>
         <w:t xml:space="preserve"> autofocus onkeyup=</w:t>
@@ -3995,6 +4228,7 @@
           <w:ilvl w:val="0"/>
           <w:numId w:val="1"/>
         </w:numPr>
+        <w:contextualSpacing/>
       </w:pPr>
       <w:r>
         <w:t xml:space="preserve"> autofocus onkeyup=</w:t>
@@ -4010,6 +4244,7 @@
           <w:ilvl w:val="0"/>
           <w:numId w:val="1"/>
         </w:numPr>
+        <w:contextualSpacing/>
       </w:pPr>
       <w:r>
         <w:t xml:space="preserve">script\x20type=</w:t>
@@ -4031,6 +4266,7 @@
           <w:ilvl w:val="0"/>
           <w:numId w:val="1"/>
         </w:numPr>
+        <w:contextualSpacing/>
       </w:pPr>
       <w:r>
         <w:t xml:space="preserve">script\x3Etype=</w:t>
@@ -4052,6 +4288,7 @@
           <w:ilvl w:val="0"/>
           <w:numId w:val="1"/>
         </w:numPr>
+        <w:contextualSpacing/>
       </w:pPr>
       <w:r>
         <w:t xml:space="preserve">script\x0Dtype=</w:t>
@@ -4073,6 +4310,7 @@
           <w:ilvl w:val="0"/>
           <w:numId w:val="1"/>
         </w:numPr>
+        <w:contextualSpacing/>
       </w:pPr>
       <w:r>
         <w:t xml:space="preserve">script\x09type=</w:t>
@@ -4094,6 +4332,7 @@
           <w:ilvl w:val="0"/>
           <w:numId w:val="1"/>
         </w:numPr>
+        <w:contextualSpacing/>
       </w:pPr>
       <w:r>
         <w:t xml:space="preserve">script\x0Ctype=</w:t>
@@ -4115,6 +4354,7 @@
           <w:ilvl w:val="0"/>
           <w:numId w:val="1"/>
         </w:numPr>
+        <w:contextualSpacing/>
       </w:pPr>
       <w:r>
         <w:t xml:space="preserve">script\x2Ftype=</w:t>
@@ -4136,6 +4376,7 @@
           <w:ilvl w:val="0"/>
           <w:numId w:val="1"/>
         </w:numPr>
+        <w:contextualSpacing/>
       </w:pPr>
       <w:r>
         <w:t xml:space="preserve">script\x0Atype=</w:t>
@@ -4157,6 +4398,7 @@
           <w:ilvl w:val="0"/>
           <w:numId w:val="1"/>
         </w:numPr>
+        <w:contextualSpacing/>
       </w:pPr>
       <w:r>
         <w:t xml:space="preserve">`</w:t>
@@ -4178,6 +4420,7 @@
           <w:ilvl w:val="0"/>
           <w:numId w:val="1"/>
         </w:numPr>
+        <w:contextualSpacing/>
       </w:pPr>
       <w:r>
         <w:t xml:space="preserve">`</w:t>
@@ -4199,6 +4442,7 @@
           <w:ilvl w:val="0"/>
           <w:numId w:val="1"/>
         </w:numPr>
+        <w:contextualSpacing/>
       </w:pPr>
       <w:r>
         <w:t xml:space="preserve">ABC</w:t>
@@ -4220,6 +4464,7 @@
           <w:ilvl w:val="0"/>
           <w:numId w:val="1"/>
         </w:numPr>
+        <w:contextualSpacing/>
       </w:pPr>
       <w:r>
         <w:t xml:space="preserve">ABC</w:t>
@@ -4241,6 +4486,7 @@
           <w:ilvl w:val="0"/>
           <w:numId w:val="1"/>
         </w:numPr>
+        <w:contextualSpacing/>
       </w:pPr>
       <w:r>
         <w:t xml:space="preserve">ABC</w:t>
@@ -4262,6 +4508,7 @@
           <w:ilvl w:val="0"/>
           <w:numId w:val="1"/>
         </w:numPr>
+        <w:contextualSpacing/>
       </w:pPr>
       <w:r>
         <w:t xml:space="preserve">ABC</w:t>
@@ -4283,6 +4530,7 @@
           <w:ilvl w:val="0"/>
           <w:numId w:val="1"/>
         </w:numPr>
+        <w:contextualSpacing/>
       </w:pPr>
       <w:r>
         <w:t xml:space="preserve">ABC</w:t>
@@ -4304,6 +4552,7 @@
           <w:ilvl w:val="0"/>
           <w:numId w:val="1"/>
         </w:numPr>
+        <w:contextualSpacing/>
       </w:pPr>
       <w:r>
         <w:t xml:space="preserve">ABC</w:t>
@@ -4325,6 +4574,7 @@
           <w:ilvl w:val="0"/>
           <w:numId w:val="1"/>
         </w:numPr>
+        <w:contextualSpacing/>
       </w:pPr>
       <w:r>
         <w:t xml:space="preserve">ABC</w:t>
@@ -4346,6 +4596,7 @@
           <w:ilvl w:val="0"/>
           <w:numId w:val="1"/>
         </w:numPr>
+        <w:contextualSpacing/>
       </w:pPr>
       <w:r>
         <w:t xml:space="preserve">ABC</w:t>
@@ -4367,6 +4618,7 @@
           <w:ilvl w:val="0"/>
           <w:numId w:val="1"/>
         </w:numPr>
+        <w:contextualSpacing/>
       </w:pPr>
       <w:r>
         <w:t xml:space="preserve">ABC</w:t>
@@ -4388,6 +4640,7 @@
           <w:ilvl w:val="0"/>
           <w:numId w:val="1"/>
         </w:numPr>
+        <w:contextualSpacing/>
       </w:pPr>
       <w:r>
         <w:t xml:space="preserve">ABC</w:t>
@@ -4409,6 +4662,7 @@
           <w:ilvl w:val="0"/>
           <w:numId w:val="1"/>
         </w:numPr>
+        <w:contextualSpacing/>
       </w:pPr>
       <w:r>
         <w:t xml:space="preserve">ABC</w:t>
@@ -4430,6 +4684,7 @@
           <w:ilvl w:val="0"/>
           <w:numId w:val="1"/>
         </w:numPr>
+        <w:contextualSpacing/>
       </w:pPr>
       <w:r>
         <w:t xml:space="preserve">ABC</w:t>
@@ -4451,6 +4706,7 @@
           <w:ilvl w:val="0"/>
           <w:numId w:val="1"/>
         </w:numPr>
+        <w:contextualSpacing/>
       </w:pPr>
       <w:r>
         <w:t xml:space="preserve">ABC</w:t>
@@ -4472,6 +4728,7 @@
           <w:ilvl w:val="0"/>
           <w:numId w:val="1"/>
         </w:numPr>
+        <w:contextualSpacing/>
       </w:pPr>
       <w:r>
         <w:t xml:space="preserve">ABC</w:t>
@@ -4493,6 +4750,7 @@
           <w:ilvl w:val="0"/>
           <w:numId w:val="1"/>
         </w:numPr>
+        <w:contextualSpacing/>
       </w:pPr>
       <w:r>
         <w:t xml:space="preserve">ABC</w:t>
@@ -4514,6 +4772,7 @@
           <w:ilvl w:val="0"/>
           <w:numId w:val="1"/>
         </w:numPr>
+        <w:contextualSpacing/>
       </w:pPr>
       <w:r>
         <w:t xml:space="preserve">ABC</w:t>
@@ -4535,6 +4794,7 @@
           <w:ilvl w:val="0"/>
           <w:numId w:val="1"/>
         </w:numPr>
+        <w:contextualSpacing/>
       </w:pPr>
       <w:r>
         <w:t xml:space="preserve">ABC</w:t>
@@ -4556,6 +4816,7 @@
           <w:ilvl w:val="0"/>
           <w:numId w:val="1"/>
         </w:numPr>
+        <w:contextualSpacing/>
       </w:pPr>
       <w:r>
         <w:t xml:space="preserve">ABC</w:t>
@@ -4577,6 +4838,7 @@
           <w:ilvl w:val="0"/>
           <w:numId w:val="1"/>
         </w:numPr>
+        <w:contextualSpacing/>
       </w:pPr>
       <w:r>
         <w:t xml:space="preserve">ABC</w:t>
@@ -4598,6 +4860,7 @@
           <w:ilvl w:val="0"/>
           <w:numId w:val="1"/>
         </w:numPr>
+        <w:contextualSpacing/>
       </w:pPr>
       <w:r>
         <w:t xml:space="preserve">ABC</w:t>
@@ -4619,6 +4882,7 @@
           <w:ilvl w:val="0"/>
           <w:numId w:val="1"/>
         </w:numPr>
+        <w:contextualSpacing/>
       </w:pPr>
       <w:r>
         <w:t xml:space="preserve">ABC</w:t>
@@ -4640,6 +4904,7 @@
           <w:ilvl w:val="0"/>
           <w:numId w:val="1"/>
         </w:numPr>
+        <w:contextualSpacing/>
       </w:pPr>
       <w:r>
         <w:t xml:space="preserve">ABC</w:t>
@@ -4661,6 +4926,7 @@
           <w:ilvl w:val="0"/>
           <w:numId w:val="1"/>
         </w:numPr>
+        <w:contextualSpacing/>
       </w:pPr>
       <w:r>
         <w:t xml:space="preserve">ABC</w:t>
@@ -4682,6 +4948,7 @@
           <w:ilvl w:val="0"/>
           <w:numId w:val="1"/>
         </w:numPr>
+        <w:contextualSpacing/>
       </w:pPr>
       <w:r>
         <w:t xml:space="preserve">ABC</w:t>
@@ -4703,6 +4970,7 @@
           <w:ilvl w:val="0"/>
           <w:numId w:val="1"/>
         </w:numPr>
+        <w:contextualSpacing/>
       </w:pPr>
       <w:r>
         <w:t xml:space="preserve">ABC</w:t>
@@ -4724,6 +4992,7 @@
           <w:ilvl w:val="0"/>
           <w:numId w:val="1"/>
         </w:numPr>
+        <w:contextualSpacing/>
       </w:pPr>
       <w:r>
         <w:t xml:space="preserve">ABC</w:t>
@@ -4745,6 +5014,7 @@
           <w:ilvl w:val="0"/>
           <w:numId w:val="1"/>
         </w:numPr>
+        <w:contextualSpacing/>
       </w:pPr>
       <w:r>
         <w:t xml:space="preserve">ABC</w:t>
@@ -4766,6 +5036,7 @@
           <w:ilvl w:val="0"/>
           <w:numId w:val="1"/>
         </w:numPr>
+        <w:contextualSpacing/>
       </w:pPr>
       <w:r>
         <w:t xml:space="preserve">a href=</w:t>
@@ -4793,6 +5064,7 @@
           <w:ilvl w:val="0"/>
           <w:numId w:val="1"/>
         </w:numPr>
+        <w:contextualSpacing/>
       </w:pPr>
       <w:r>
         <w:t xml:space="preserve">a href=</w:t>
@@ -4820,6 +5092,7 @@
           <w:ilvl w:val="0"/>
           <w:numId w:val="1"/>
         </w:numPr>
+        <w:contextualSpacing/>
       </w:pPr>
       <w:r>
         <w:t xml:space="preserve">a href=</w:t>
@@ -4847,6 +5120,7 @@
           <w:ilvl w:val="0"/>
           <w:numId w:val="1"/>
         </w:numPr>
+        <w:contextualSpacing/>
       </w:pPr>
       <w:r>
         <w:t xml:space="preserve">a href=</w:t>
@@ -4874,6 +5148,7 @@
           <w:ilvl w:val="0"/>
           <w:numId w:val="1"/>
         </w:numPr>
+        <w:contextualSpacing/>
       </w:pPr>
       <w:r>
         <w:t xml:space="preserve">a href=</w:t>
@@ -4901,6 +5176,7 @@
           <w:ilvl w:val="0"/>
           <w:numId w:val="1"/>
         </w:numPr>
+        <w:contextualSpacing/>
       </w:pPr>
       <w:r>
         <w:t xml:space="preserve">a href=</w:t>
@@ -4928,6 +5204,7 @@
           <w:ilvl w:val="0"/>
           <w:numId w:val="1"/>
         </w:numPr>
+        <w:contextualSpacing/>
       </w:pPr>
       <w:r>
         <w:t xml:space="preserve">a href=</w:t>
@@ -4955,6 +5232,7 @@
           <w:ilvl w:val="0"/>
           <w:numId w:val="1"/>
         </w:numPr>
+        <w:contextualSpacing/>
       </w:pPr>
       <w:r>
         <w:t xml:space="preserve">a href=</w:t>
@@ -4982,6 +5260,7 @@
           <w:ilvl w:val="0"/>
           <w:numId w:val="1"/>
         </w:numPr>
+        <w:contextualSpacing/>
       </w:pPr>
       <w:r>
         <w:t xml:space="preserve">a href=</w:t>
@@ -5009,6 +5288,7 @@
           <w:ilvl w:val="0"/>
           <w:numId w:val="1"/>
         </w:numPr>
+        <w:contextualSpacing/>
       </w:pPr>
       <w:r>
         <w:t xml:space="preserve">a href=</w:t>
@@ -5036,6 +5316,7 @@
           <w:ilvl w:val="0"/>
           <w:numId w:val="1"/>
         </w:numPr>
+        <w:contextualSpacing/>
       </w:pPr>
       <w:r>
         <w:t xml:space="preserve">a href=</w:t>
@@ -5063,6 +5344,7 @@
           <w:ilvl w:val="0"/>
           <w:numId w:val="1"/>
         </w:numPr>
+        <w:contextualSpacing/>
       </w:pPr>
       <w:r>
         <w:t xml:space="preserve">a href=</w:t>
@@ -5090,6 +5372,7 @@
           <w:ilvl w:val="0"/>
           <w:numId w:val="1"/>
         </w:numPr>
+        <w:contextualSpacing/>
       </w:pPr>
       <w:r>
         <w:t xml:space="preserve">a href=</w:t>
@@ -5117,6 +5400,7 @@
           <w:ilvl w:val="0"/>
           <w:numId w:val="1"/>
         </w:numPr>
+        <w:contextualSpacing/>
       </w:pPr>
       <w:r>
         <w:t xml:space="preserve">a href=</w:t>
@@ -5144,6 +5428,7 @@
           <w:ilvl w:val="0"/>
           <w:numId w:val="1"/>
         </w:numPr>
+        <w:contextualSpacing/>
       </w:pPr>
       <w:r>
         <w:t xml:space="preserve">a href=</w:t>
@@ -5171,6 +5456,7 @@
           <w:ilvl w:val="0"/>
           <w:numId w:val="1"/>
         </w:numPr>
+        <w:contextualSpacing/>
       </w:pPr>
       <w:r>
         <w:t xml:space="preserve">a href=</w:t>
@@ -5198,6 +5484,7 @@
           <w:ilvl w:val="0"/>
           <w:numId w:val="1"/>
         </w:numPr>
+        <w:contextualSpacing/>
       </w:pPr>
       <w:r>
         <w:t xml:space="preserve">a href=</w:t>
@@ -5225,6 +5512,7 @@
           <w:ilvl w:val="0"/>
           <w:numId w:val="1"/>
         </w:numPr>
+        <w:contextualSpacing/>
       </w:pPr>
       <w:r>
         <w:t xml:space="preserve">a href=</w:t>
@@ -5252,6 +5540,7 @@
           <w:ilvl w:val="0"/>
           <w:numId w:val="1"/>
         </w:numPr>
+        <w:contextualSpacing/>
       </w:pPr>
       <w:r>
         <w:t xml:space="preserve">a href=</w:t>
@@ -5279,6 +5568,7 @@
           <w:ilvl w:val="0"/>
           <w:numId w:val="1"/>
         </w:numPr>
+        <w:contextualSpacing/>
       </w:pPr>
       <w:r>
         <w:t xml:space="preserve">a href=</w:t>
@@ -5306,6 +5596,7 @@
           <w:ilvl w:val="0"/>
           <w:numId w:val="1"/>
         </w:numPr>
+        <w:contextualSpacing/>
       </w:pPr>
       <w:r>
         <w:t xml:space="preserve">a href=</w:t>
@@ -5333,6 +5624,7 @@
           <w:ilvl w:val="0"/>
           <w:numId w:val="1"/>
         </w:numPr>
+        <w:contextualSpacing/>
       </w:pPr>
       <w:r>
         <w:t xml:space="preserve">a href=</w:t>
@@ -5360,6 +5652,7 @@
           <w:ilvl w:val="0"/>
           <w:numId w:val="1"/>
         </w:numPr>
+        <w:contextualSpacing/>
       </w:pPr>
       <w:r>
         <w:t xml:space="preserve">a href=</w:t>
@@ -5387,6 +5680,7 @@
           <w:ilvl w:val="0"/>
           <w:numId w:val="1"/>
         </w:numPr>
+        <w:contextualSpacing/>
       </w:pPr>
       <w:r>
         <w:t xml:space="preserve">a href=</w:t>
@@ -5414,6 +5708,7 @@
           <w:ilvl w:val="0"/>
           <w:numId w:val="1"/>
         </w:numPr>
+        <w:contextualSpacing/>
       </w:pPr>
       <w:r>
         <w:t xml:space="preserve">a href=</w:t>
@@ -5441,6 +5736,7 @@
           <w:ilvl w:val="0"/>
           <w:numId w:val="1"/>
         </w:numPr>
+        <w:contextualSpacing/>
       </w:pPr>
       <w:r>
         <w:t xml:space="preserve">a href=</w:t>
@@ -5468,6 +5764,7 @@
           <w:ilvl w:val="0"/>
           <w:numId w:val="1"/>
         </w:numPr>
+        <w:contextualSpacing/>
       </w:pPr>
       <w:r>
         <w:t xml:space="preserve">a href=</w:t>
@@ -5495,6 +5792,7 @@
           <w:ilvl w:val="0"/>
           <w:numId w:val="1"/>
         </w:numPr>
+        <w:contextualSpacing/>
       </w:pPr>
       <w:r>
         <w:t xml:space="preserve">a href=</w:t>
@@ -5522,6 +5820,7 @@
           <w:ilvl w:val="0"/>
           <w:numId w:val="1"/>
         </w:numPr>
+        <w:contextualSpacing/>
       </w:pPr>
       <w:r>
         <w:t xml:space="preserve">a href=</w:t>
@@ -5549,6 +5848,7 @@
           <w:ilvl w:val="0"/>
           <w:numId w:val="1"/>
         </w:numPr>
+        <w:contextualSpacing/>
       </w:pPr>
       <w:r>
         <w:t xml:space="preserve">a href=</w:t>
@@ -5576,6 +5876,7 @@
           <w:ilvl w:val="0"/>
           <w:numId w:val="1"/>
         </w:numPr>
+        <w:contextualSpacing/>
       </w:pPr>
       <w:r>
         <w:t xml:space="preserve">a href=</w:t>
@@ -5603,6 +5904,7 @@
           <w:ilvl w:val="0"/>
           <w:numId w:val="1"/>
         </w:numPr>
+        <w:contextualSpacing/>
       </w:pPr>
       <w:r>
         <w:t xml:space="preserve">a href=</w:t>
@@ -5630,6 +5932,7 @@
           <w:ilvl w:val="0"/>
           <w:numId w:val="1"/>
         </w:numPr>
+        <w:contextualSpacing/>
       </w:pPr>
       <w:r>
         <w:t xml:space="preserve">a href=</w:t>
@@ -5657,6 +5960,7 @@
           <w:ilvl w:val="0"/>
           <w:numId w:val="1"/>
         </w:numPr>
+        <w:contextualSpacing/>
       </w:pPr>
       <w:r>
         <w:t xml:space="preserve">a href=</w:t>
@@ -5684,6 +5988,7 @@
           <w:ilvl w:val="0"/>
           <w:numId w:val="1"/>
         </w:numPr>
+        <w:contextualSpacing/>
       </w:pPr>
       <w:r>
         <w:t xml:space="preserve">a href=</w:t>
@@ -5711,6 +6016,7 @@
           <w:ilvl w:val="0"/>
           <w:numId w:val="1"/>
         </w:numPr>
+        <w:contextualSpacing/>
       </w:pPr>
       <w:r>
         <w:t xml:space="preserve">a href=</w:t>
@@ -5738,6 +6044,7 @@
           <w:ilvl w:val="0"/>
           <w:numId w:val="1"/>
         </w:numPr>
+        <w:contextualSpacing/>
       </w:pPr>
       <w:r>
         <w:t xml:space="preserve">a href=</w:t>
@@ -5765,6 +6072,7 @@
           <w:ilvl w:val="0"/>
           <w:numId w:val="1"/>
         </w:numPr>
+        <w:contextualSpacing/>
       </w:pPr>
       <w:r>
         <w:t xml:space="preserve">a href=</w:t>
@@ -5792,6 +6100,7 @@
           <w:ilvl w:val="0"/>
           <w:numId w:val="1"/>
         </w:numPr>
+        <w:contextualSpacing/>
       </w:pPr>
       <w:r>
         <w:t xml:space="preserve">a href=</w:t>
@@ -5819,6 +6128,7 @@
           <w:ilvl w:val="0"/>
           <w:numId w:val="1"/>
         </w:numPr>
+        <w:contextualSpacing/>
       </w:pPr>
       <w:r>
         <w:t xml:space="preserve">a href=</w:t>
@@ -5846,6 +6156,7 @@
           <w:ilvl w:val="0"/>
           <w:numId w:val="1"/>
         </w:numPr>
+        <w:contextualSpacing/>
       </w:pPr>
       <w:r>
         <w:t xml:space="preserve">a href=</w:t>
@@ -5873,6 +6184,7 @@
           <w:ilvl w:val="0"/>
           <w:numId w:val="1"/>
         </w:numPr>
+        <w:contextualSpacing/>
       </w:pPr>
       <w:r>
         <w:t xml:space="preserve">a href=</w:t>
@@ -5900,6 +6212,7 @@
           <w:ilvl w:val="0"/>
           <w:numId w:val="1"/>
         </w:numPr>
+        <w:contextualSpacing/>
       </w:pPr>
       <w:r>
         <w:t xml:space="preserve">a href=</w:t>
@@ -5927,6 +6240,7 @@
           <w:ilvl w:val="0"/>
           <w:numId w:val="1"/>
         </w:numPr>
+        <w:contextualSpacing/>
       </w:pPr>
       <w:r>
         <w:t xml:space="preserve">a href=</w:t>
@@ -5954,6 +6268,7 @@
           <w:ilvl w:val="0"/>
           <w:numId w:val="1"/>
         </w:numPr>
+        <w:contextualSpacing/>
       </w:pPr>
       <w:r>
         <w:t xml:space="preserve">a href=</w:t>
@@ -5981,6 +6296,7 @@
           <w:ilvl w:val="0"/>
           <w:numId w:val="1"/>
         </w:numPr>
+        <w:contextualSpacing/>
       </w:pPr>
       <w:r>
         <w:t xml:space="preserve">a href=</w:t>
@@ -6008,6 +6324,7 @@
           <w:ilvl w:val="0"/>
           <w:numId w:val="1"/>
         </w:numPr>
+        <w:contextualSpacing/>
       </w:pPr>
       <w:r>
         <w:t xml:space="preserve">a href=</w:t>
@@ -6035,6 +6352,7 @@
           <w:ilvl w:val="0"/>
           <w:numId w:val="1"/>
         </w:numPr>
+        <w:contextualSpacing/>
       </w:pPr>
       <w:r>
         <w:t xml:space="preserve">a href=</w:t>
@@ -6062,6 +6380,7 @@
           <w:ilvl w:val="0"/>
           <w:numId w:val="1"/>
         </w:numPr>
+        <w:contextualSpacing/>
       </w:pPr>
       <w:r>
         <w:t xml:space="preserve">a href=</w:t>
@@ -6089,6 +6408,7 @@
           <w:ilvl w:val="0"/>
           <w:numId w:val="1"/>
         </w:numPr>
+        <w:contextualSpacing/>
       </w:pPr>
       <w:r>
         <w:t xml:space="preserve">a href=</w:t>
@@ -6116,6 +6436,7 @@
           <w:ilvl w:val="0"/>
           <w:numId w:val="1"/>
         </w:numPr>
+        <w:contextualSpacing/>
       </w:pPr>
       <w:r>
         <w:t xml:space="preserve">a href=</w:t>
@@ -6143,6 +6464,7 @@
           <w:ilvl w:val="0"/>
           <w:numId w:val="1"/>
         </w:numPr>
+        <w:contextualSpacing/>
       </w:pPr>
       <w:r>
         <w:t xml:space="preserve">a href=</w:t>
@@ -6170,6 +6492,7 @@
           <w:ilvl w:val="0"/>
           <w:numId w:val="1"/>
         </w:numPr>
+        <w:contextualSpacing/>
       </w:pPr>
       <w:r>
         <w:t xml:space="preserve">a href=</w:t>
@@ -6197,6 +6520,7 @@
           <w:ilvl w:val="0"/>
           <w:numId w:val="1"/>
         </w:numPr>
+        <w:contextualSpacing/>
       </w:pPr>
       <w:r>
         <w:t xml:space="preserve">a href=</w:t>
@@ -6224,6 +6548,7 @@
           <w:ilvl w:val="0"/>
           <w:numId w:val="1"/>
         </w:numPr>
+        <w:contextualSpacing/>
       </w:pPr>
       <w:r>
         <w:t xml:space="preserve">a href=</w:t>
@@ -6251,6 +6576,7 @@
           <w:ilvl w:val="0"/>
           <w:numId w:val="1"/>
         </w:numPr>
+        <w:contextualSpacing/>
       </w:pPr>
       <w:r>
         <w:t xml:space="preserve">a href=</w:t>
@@ -6278,6 +6604,7 @@
           <w:ilvl w:val="0"/>
           <w:numId w:val="1"/>
         </w:numPr>
+        <w:contextualSpacing/>
       </w:pPr>
       <w:r>
         <w:t xml:space="preserve">a href=</w:t>
@@ -6305,6 +6632,7 @@
           <w:ilvl w:val="0"/>
           <w:numId w:val="1"/>
         </w:numPr>
+        <w:contextualSpacing/>
       </w:pPr>
       <w:r>
         <w:t xml:space="preserve">`</w:t>
@@ -6320,6 +6648,7 @@
           <w:ilvl w:val="0"/>
           <w:numId w:val="1"/>
         </w:numPr>
+        <w:contextualSpacing/>
       </w:pPr>
       <w:r>
         <w:t xml:space="preserve">`</w:t>
@@ -6335,6 +6664,7 @@
           <w:ilvl w:val="0"/>
           <w:numId w:val="1"/>
         </w:numPr>
+        <w:contextualSpacing/>
       </w:pPr>
       <w:r>
         <w:t xml:space="preserve">`</w:t>
@@ -6350,6 +6680,7 @@
           <w:ilvl w:val="0"/>
           <w:numId w:val="1"/>
         </w:numPr>
+        <w:contextualSpacing/>
       </w:pPr>
       <w:r>
         <w:t xml:space="preserve">`</w:t>
@@ -6365,6 +6696,7 @@
           <w:ilvl w:val="0"/>
           <w:numId w:val="1"/>
         </w:numPr>
+        <w:contextualSpacing/>
       </w:pPr>
       <w:r>
         <w:t xml:space="preserve">`</w:t>
@@ -6380,6 +6712,7 @@
           <w:ilvl w:val="0"/>
           <w:numId w:val="1"/>
         </w:numPr>
+        <w:contextualSpacing/>
       </w:pPr>
       <w:r>
         <w:t xml:space="preserve">`</w:t>
@@ -6395,6 +6728,7 @@
           <w:ilvl w:val="0"/>
           <w:numId w:val="1"/>
         </w:numPr>
+        <w:contextualSpacing/>
       </w:pPr>
       <w:r>
         <w:t xml:space="preserve">`</w:t>
@@ -6410,6 +6744,7 @@
           <w:ilvl w:val="0"/>
           <w:numId w:val="1"/>
         </w:numPr>
+        <w:contextualSpacing/>
       </w:pPr>
       <w:r>
         <w:t xml:space="preserve">`</w:t>
@@ -6425,6 +6760,7 @@
           <w:ilvl w:val="0"/>
           <w:numId w:val="1"/>
         </w:numPr>
+        <w:contextualSpacing/>
       </w:pPr>
       <w:r>
         <w:t xml:space="preserve">`</w:t>
@@ -6440,6 +6776,7 @@
           <w:ilvl w:val="0"/>
           <w:numId w:val="1"/>
         </w:numPr>
+        <w:contextualSpacing/>
       </w:pPr>
       <w:r>
         <w:t xml:space="preserve">`</w:t>
@@ -6455,6 +6792,7 @@
           <w:ilvl w:val="0"/>
           <w:numId w:val="1"/>
         </w:numPr>
+        <w:contextualSpacing/>
       </w:pPr>
       <w:r>
         <w:t xml:space="preserve">`</w:t>
@@ -6476,6 +6814,7 @@
           <w:ilvl w:val="0"/>
           <w:numId w:val="1"/>
         </w:numPr>
+        <w:contextualSpacing/>
       </w:pPr>
       <w:r>
         <w:t xml:space="preserve">`</w:t>
@@ -6497,6 +6836,7 @@
           <w:ilvl w:val="0"/>
           <w:numId w:val="1"/>
         </w:numPr>
+        <w:contextualSpacing/>
       </w:pPr>
       <w:r>
         <w:t xml:space="preserve">`</w:t>
@@ -6518,6 +6858,7 @@
           <w:ilvl w:val="0"/>
           <w:numId w:val="1"/>
         </w:numPr>
+        <w:contextualSpacing/>
       </w:pPr>
       <w:r>
         <w:t xml:space="preserve">`</w:t>
@@ -6539,6 +6880,7 @@
           <w:ilvl w:val="0"/>
           <w:numId w:val="1"/>
         </w:numPr>
+        <w:contextualSpacing/>
       </w:pPr>
       <w:r>
         <w:t xml:space="preserve">`</w:t>
@@ -6560,6 +6902,7 @@
           <w:ilvl w:val="0"/>
           <w:numId w:val="1"/>
         </w:numPr>
+        <w:contextualSpacing/>
       </w:pPr>
       <w:r>
         <w:t xml:space="preserve">`</w:t>
@@ -6581,6 +6924,7 @@
           <w:ilvl w:val="0"/>
           <w:numId w:val="1"/>
         </w:numPr>
+        <w:contextualSpacing/>
       </w:pPr>
       <w:r>
         <w:t xml:space="preserve">`</w:t>
@@ -6602,6 +6946,7 @@
           <w:ilvl w:val="0"/>
           <w:numId w:val="1"/>
         </w:numPr>
+        <w:contextualSpacing/>
       </w:pPr>
       <w:r>
         <w:t xml:space="preserve">`</w:t>
@@ -6623,6 +6968,7 @@
           <w:ilvl w:val="0"/>
           <w:numId w:val="1"/>
         </w:numPr>
+        <w:contextualSpacing/>
       </w:pPr>
       <w:r>
         <w:t xml:space="preserve">`</w:t>
@@ -6644,6 +6990,7 @@
           <w:ilvl w:val="0"/>
           <w:numId w:val="1"/>
         </w:numPr>
+        <w:contextualSpacing/>
       </w:pPr>
       <w:r>
         <w:t xml:space="preserve">`</w:t>
@@ -6665,6 +7012,7 @@
           <w:ilvl w:val="0"/>
           <w:numId w:val="1"/>
         </w:numPr>
+        <w:contextualSpacing/>
       </w:pPr>
       <w:r>
         <w:t xml:space="preserve">`</w:t>
@@ -6686,6 +7034,7 @@
           <w:ilvl w:val="0"/>
           <w:numId w:val="1"/>
         </w:numPr>
+        <w:contextualSpacing/>
       </w:pPr>
       <w:r>
         <w:t xml:space="preserve">`</w:t>
@@ -6707,6 +7056,7 @@
           <w:ilvl w:val="0"/>
           <w:numId w:val="1"/>
         </w:numPr>
+        <w:contextualSpacing/>
       </w:pPr>
       <w:r>
         <w:t xml:space="preserve">`</w:t>
@@ -6728,6 +7078,7 @@
           <w:ilvl w:val="0"/>
           <w:numId w:val="1"/>
         </w:numPr>
+        <w:contextualSpacing/>
       </w:pPr>
       <w:r>
         <w:t xml:space="preserve">`</w:t>
@@ -6749,6 +7100,7 @@
           <w:ilvl w:val="0"/>
           <w:numId w:val="1"/>
         </w:numPr>
+        <w:contextualSpacing/>
       </w:pPr>
       <w:r>
         <w:t xml:space="preserve">`</w:t>
@@ -6770,6 +7122,7 @@
           <w:ilvl w:val="0"/>
           <w:numId w:val="1"/>
         </w:numPr>
+        <w:contextualSpacing/>
       </w:pPr>
       <w:r>
         <w:t xml:space="preserve">`</w:t>
@@ -6791,6 +7144,7 @@
           <w:ilvl w:val="0"/>
           <w:numId w:val="1"/>
         </w:numPr>
+        <w:contextualSpacing/>
       </w:pPr>
       <w:r>
         <w:t xml:space="preserve">`</w:t>
@@ -6812,6 +7166,7 @@
           <w:ilvl w:val="0"/>
           <w:numId w:val="1"/>
         </w:numPr>
+        <w:contextualSpacing/>
       </w:pPr>
       <w:r>
         <w:t xml:space="preserve">`</w:t>
@@ -6833,6 +7188,7 @@
           <w:ilvl w:val="0"/>
           <w:numId w:val="1"/>
         </w:numPr>
+        <w:contextualSpacing/>
       </w:pPr>
       <w:r>
         <w:t xml:space="preserve">`</w:t>
@@ -6854,6 +7210,7 @@
           <w:ilvl w:val="0"/>
           <w:numId w:val="1"/>
         </w:numPr>
+        <w:contextualSpacing/>
       </w:pPr>
       <w:r>
         <w:t xml:space="preserve">`</w:t>
@@ -6875,6 +7232,7 @@
           <w:ilvl w:val="0"/>
           <w:numId w:val="1"/>
         </w:numPr>
+        <w:contextualSpacing/>
       </w:pPr>
       <w:r>
         <w:t xml:space="preserve">`</w:t>
@@ -6896,6 +7254,7 @@
           <w:ilvl w:val="0"/>
           <w:numId w:val="1"/>
         </w:numPr>
+        <w:contextualSpacing/>
       </w:pPr>
       <w:r>
         <w:t xml:space="preserve">`</w:t>
@@ -6917,6 +7276,7 @@
           <w:ilvl w:val="0"/>
           <w:numId w:val="1"/>
         </w:numPr>
+        <w:contextualSpacing/>
       </w:pPr>
       <w:r>
         <w:t xml:space="preserve">`</w:t>
@@ -6938,6 +7298,7 @@
           <w:ilvl w:val="0"/>
           <w:numId w:val="1"/>
         </w:numPr>
+        <w:contextualSpacing/>
       </w:pPr>
       <w:r>
         <w:t xml:space="preserve">`</w:t>
@@ -6959,6 +7320,7 @@
           <w:ilvl w:val="0"/>
           <w:numId w:val="1"/>
         </w:numPr>
+        <w:contextualSpacing/>
       </w:pPr>
       <w:r>
         <w:t xml:space="preserve">`</w:t>
@@ -6980,6 +7342,7 @@
           <w:ilvl w:val="0"/>
           <w:numId w:val="1"/>
         </w:numPr>
+        <w:contextualSpacing/>
       </w:pPr>
       <w:r>
         <w:t xml:space="preserve">`</w:t>
@@ -7001,6 +7364,7 @@
           <w:ilvl w:val="0"/>
           <w:numId w:val="1"/>
         </w:numPr>
+        <w:contextualSpacing/>
       </w:pPr>
       <w:r>
         <w:t xml:space="preserve">`</w:t>
@@ -7022,6 +7386,7 @@
           <w:ilvl w:val="0"/>
           <w:numId w:val="1"/>
         </w:numPr>
+        <w:contextualSpacing/>
       </w:pPr>
       <w:r>
         <w:t xml:space="preserve">`</w:t>
@@ -7043,6 +7408,7 @@
           <w:ilvl w:val="0"/>
           <w:numId w:val="1"/>
         </w:numPr>
+        <w:contextualSpacing/>
       </w:pPr>
       <w:r>
         <w:t xml:space="preserve">`</w:t>
@@ -7064,6 +7430,7 @@
           <w:ilvl w:val="0"/>
           <w:numId w:val="1"/>
         </w:numPr>
+        <w:contextualSpacing/>
       </w:pPr>
       <w:r>
         <w:t xml:space="preserve">`</w:t>
@@ -7085,6 +7452,7 @@
           <w:ilvl w:val="0"/>
           <w:numId w:val="1"/>
         </w:numPr>
+        <w:contextualSpacing/>
       </w:pPr>
       <w:r>
         <w:t xml:space="preserve">`</w:t>
@@ -7106,6 +7474,7 @@
           <w:ilvl w:val="0"/>
           <w:numId w:val="1"/>
         </w:numPr>
+        <w:contextualSpacing/>
       </w:pPr>
       <w:r>
         <w:t xml:space="preserve">`</w:t>
@@ -7127,6 +7496,7 @@
           <w:ilvl w:val="0"/>
           <w:numId w:val="1"/>
         </w:numPr>
+        <w:contextualSpacing/>
       </w:pPr>
       <w:r>
         <w:t xml:space="preserve">`</w:t>
@@ -7148,6 +7518,7 @@
           <w:ilvl w:val="0"/>
           <w:numId w:val="1"/>
         </w:numPr>
+        <w:contextualSpacing/>
       </w:pPr>
       <w:r>
         <w:t xml:space="preserve">`</w:t>
@@ -7169,6 +7540,7 @@
           <w:ilvl w:val="0"/>
           <w:numId w:val="1"/>
         </w:numPr>
+        <w:contextualSpacing/>
       </w:pPr>
       <w:r>
         <w:t xml:space="preserve">`</w:t>
@@ -7190,6 +7562,7 @@
           <w:ilvl w:val="0"/>
           <w:numId w:val="1"/>
         </w:numPr>
+        <w:contextualSpacing/>
       </w:pPr>
       <w:r>
         <w:t xml:space="preserve">`</w:t>
@@ -7211,6 +7584,7 @@
           <w:ilvl w:val="0"/>
           <w:numId w:val="1"/>
         </w:numPr>
+        <w:contextualSpacing/>
       </w:pPr>
       <w:r>
         <w:t xml:space="preserve">`</w:t>
@@ -7232,6 +7606,7 @@
           <w:ilvl w:val="0"/>
           <w:numId w:val="1"/>
         </w:numPr>
+        <w:contextualSpacing/>
       </w:pPr>
       <w:r>
         <w:t xml:space="preserve">img \x00src=x onerror=</w:t>
@@ -7247,6 +7622,7 @@
           <w:ilvl w:val="0"/>
           <w:numId w:val="1"/>
         </w:numPr>
+        <w:contextualSpacing/>
       </w:pPr>
       <w:r>
         <w:t xml:space="preserve">img \x47src=x onerror=</w:t>
@@ -7262,6 +7638,7 @@
           <w:ilvl w:val="0"/>
           <w:numId w:val="1"/>
         </w:numPr>
+        <w:contextualSpacing/>
       </w:pPr>
       <w:r>
         <w:t xml:space="preserve">img \x11src=x onerror=</w:t>
@@ -7277,6 +7654,7 @@
           <w:ilvl w:val="0"/>
           <w:numId w:val="1"/>
         </w:numPr>
+        <w:contextualSpacing/>
       </w:pPr>
       <w:r>
         <w:t xml:space="preserve">img \x12src=x onerror=</w:t>
@@ -7292,6 +7670,7 @@
           <w:ilvl w:val="0"/>
           <w:numId w:val="1"/>
         </w:numPr>
+        <w:contextualSpacing/>
       </w:pPr>
       <w:r>
         <w:t xml:space="preserve">img\x47src=x onerror=</w:t>
@@ -7307,6 +7686,7 @@
           <w:ilvl w:val="0"/>
           <w:numId w:val="1"/>
         </w:numPr>
+        <w:contextualSpacing/>
       </w:pPr>
       <w:r>
         <w:t xml:space="preserve">img\x10src=x onerror=</w:t>
@@ -7322,6 +7702,7 @@
           <w:ilvl w:val="0"/>
           <w:numId w:val="1"/>
         </w:numPr>
+        <w:contextualSpacing/>
       </w:pPr>
       <w:r>
         <w:t xml:space="preserve">img\x13src=x onerror=</w:t>
@@ -7337,6 +7718,7 @@
           <w:ilvl w:val="0"/>
           <w:numId w:val="1"/>
         </w:numPr>
+        <w:contextualSpacing/>
       </w:pPr>
       <w:r>
         <w:t xml:space="preserve">img\x32src=x onerror=</w:t>
@@ -7352,6 +7734,7 @@
           <w:ilvl w:val="0"/>
           <w:numId w:val="1"/>
         </w:numPr>
+        <w:contextualSpacing/>
       </w:pPr>
       <w:r>
         <w:t xml:space="preserve">img\x47src=x onerror=</w:t>
@@ -7367,6 +7750,7 @@
           <w:ilvl w:val="0"/>
           <w:numId w:val="1"/>
         </w:numPr>
+        <w:contextualSpacing/>
       </w:pPr>
       <w:r>
         <w:t xml:space="preserve">img\x11src=x onerror=</w:t>
@@ -7382,6 +7766,7 @@
           <w:ilvl w:val="0"/>
           <w:numId w:val="1"/>
         </w:numPr>
+        <w:contextualSpacing/>
       </w:pPr>
       <w:r>
         <w:t xml:space="preserve">img \x47src=x onerror=</w:t>
@@ -7397,6 +7782,7 @@
           <w:ilvl w:val="0"/>
           <w:numId w:val="1"/>
         </w:numPr>
+        <w:contextualSpacing/>
       </w:pPr>
       <w:r>
         <w:t xml:space="preserve">img \x34src=x onerror=</w:t>
@@ -7412,6 +7798,7 @@
           <w:ilvl w:val="0"/>
           <w:numId w:val="1"/>
         </w:numPr>
+        <w:contextualSpacing/>
       </w:pPr>
       <w:r>
         <w:t xml:space="preserve">img \x39src=x onerror=</w:t>
@@ -7427,6 +7814,7 @@
           <w:ilvl w:val="0"/>
           <w:numId w:val="1"/>
         </w:numPr>
+        <w:contextualSpacing/>
       </w:pPr>
       <w:r>
         <w:t xml:space="preserve">img \x00src=x onerror=</w:t>
@@ -7442,6 +7830,7 @@
           <w:ilvl w:val="0"/>
           <w:numId w:val="1"/>
         </w:numPr>
+        <w:contextualSpacing/>
       </w:pPr>
       <w:r>
         <w:t xml:space="preserve">img src\x09=x onerror=</w:t>
@@ -7457,6 +7846,7 @@
           <w:ilvl w:val="0"/>
           <w:numId w:val="1"/>
         </w:numPr>
+        <w:contextualSpacing/>
       </w:pPr>
       <w:r>
         <w:t xml:space="preserve">img src\x10=x onerror=</w:t>
@@ -7472,6 +7862,7 @@
           <w:ilvl w:val="0"/>
           <w:numId w:val="1"/>
         </w:numPr>
+        <w:contextualSpacing/>
       </w:pPr>
       <w:r>
         <w:t xml:space="preserve">img src\x13=x onerror=</w:t>
@@ -7487,6 +7878,7 @@
           <w:ilvl w:val="0"/>
           <w:numId w:val="1"/>
         </w:numPr>
+        <w:contextualSpacing/>
       </w:pPr>
       <w:r>
         <w:t xml:space="preserve">img src\x32=x onerror=</w:t>
@@ -7502,6 +7894,7 @@
           <w:ilvl w:val="0"/>
           <w:numId w:val="1"/>
         </w:numPr>
+        <w:contextualSpacing/>
       </w:pPr>
       <w:r>
         <w:t xml:space="preserve">img src\x12=x onerror=</w:t>
@@ -7517,6 +7910,7 @@
           <w:ilvl w:val="0"/>
           <w:numId w:val="1"/>
         </w:numPr>
+        <w:contextualSpacing/>
       </w:pPr>
       <w:r>
         <w:t xml:space="preserve">img src\x11=x onerror=</w:t>
@@ -7532,6 +7926,7 @@
           <w:ilvl w:val="0"/>
           <w:numId w:val="1"/>
         </w:numPr>
+        <w:contextualSpacing/>
       </w:pPr>
       <w:r>
         <w:t xml:space="preserve">img src\x00=x onerror=</w:t>
@@ -7547,6 +7942,7 @@
           <w:ilvl w:val="0"/>
           <w:numId w:val="1"/>
         </w:numPr>
+        <w:contextualSpacing/>
       </w:pPr>
       <w:r>
         <w:t xml:space="preserve">img src\x47=x onerror=</w:t>
@@ -7562,6 +7958,7 @@
           <w:ilvl w:val="0"/>
           <w:numId w:val="1"/>
         </w:numPr>
+        <w:contextualSpacing/>
       </w:pPr>
       <w:r>
         <w:t xml:space="preserve">img src=x\x09onerror=</w:t>
@@ -7577,6 +7974,7 @@
           <w:ilvl w:val="0"/>
           <w:numId w:val="1"/>
         </w:numPr>
+        <w:contextualSpacing/>
       </w:pPr>
       <w:r>
         <w:t xml:space="preserve">img src=x\x10onerror=</w:t>
@@ -7592,6 +7990,7 @@
           <w:ilvl w:val="0"/>
           <w:numId w:val="1"/>
         </w:numPr>
+        <w:contextualSpacing/>
       </w:pPr>
       <w:r>
         <w:t xml:space="preserve">img src=x\x11onerror=</w:t>
@@ -7607,6 +8006,7 @@
           <w:ilvl w:val="0"/>
           <w:numId w:val="1"/>
         </w:numPr>
+        <w:contextualSpacing/>
       </w:pPr>
       <w:r>
         <w:t xml:space="preserve">img src=x\x12onerror=</w:t>
@@ -7622,6 +8022,7 @@
           <w:ilvl w:val="0"/>
           <w:numId w:val="1"/>
         </w:numPr>
+        <w:contextualSpacing/>
       </w:pPr>
       <w:r>
         <w:t xml:space="preserve">img src=x\x13onerror=</w:t>
@@ -7637,6 +8038,7 @@
           <w:ilvl w:val="0"/>
           <w:numId w:val="1"/>
         </w:numPr>
+        <w:contextualSpacing/>
       </w:pPr>
       <w:r>
         <w:t xml:space="preserve">img</w:t>
@@ -7685,6 +8087,7 @@
           <w:ilvl w:val="0"/>
           <w:numId w:val="1"/>
         </w:numPr>
+        <w:contextualSpacing/>
       </w:pPr>
       <w:r>
         <w:t xml:space="preserve">img src=x onerror=\x09</w:t>
@@ -7700,6 +8103,7 @@
           <w:ilvl w:val="0"/>
           <w:numId w:val="1"/>
         </w:numPr>
+        <w:contextualSpacing/>
       </w:pPr>
       <w:r>
         <w:t xml:space="preserve">img src=x onerror=\x10</w:t>
@@ -7715,6 +8119,7 @@
           <w:ilvl w:val="0"/>
           <w:numId w:val="1"/>
         </w:numPr>
+        <w:contextualSpacing/>
       </w:pPr>
       <w:r>
         <w:t xml:space="preserve">img src=x onerror=\x11</w:t>
@@ -7730,6 +8135,7 @@
           <w:ilvl w:val="0"/>
           <w:numId w:val="1"/>
         </w:numPr>
+        <w:contextualSpacing/>
       </w:pPr>
       <w:r>
         <w:t xml:space="preserve">img src=x onerror=\x12</w:t>
@@ -7745,6 +8151,7 @@
           <w:ilvl w:val="0"/>
           <w:numId w:val="1"/>
         </w:numPr>
+        <w:contextualSpacing/>
       </w:pPr>
       <w:r>
         <w:t xml:space="preserve">img src=x onerror=\x32</w:t>
@@ -7760,6 +8167,7 @@
           <w:ilvl w:val="0"/>
           <w:numId w:val="1"/>
         </w:numPr>
+        <w:contextualSpacing/>
       </w:pPr>
       <w:r>
         <w:t xml:space="preserve">img src=x onerror=\x00</w:t>
@@ -7775,6 +8183,7 @@
           <w:ilvl w:val="0"/>
           <w:numId w:val="1"/>
         </w:numPr>
+        <w:contextualSpacing/>
       </w:pPr>
       <w:r>
         <w:t xml:space="preserve">a href=java</w:t>
@@ -7823,6 +8232,7 @@
           <w:ilvl w:val="0"/>
           <w:numId w:val="1"/>
         </w:numPr>
+        <w:contextualSpacing/>
       </w:pPr>
       <w:r>
         <w:t xml:space="preserve">img src=</w:t>
@@ -7859,6 +8269,7 @@
           <w:ilvl w:val="0"/>
           <w:numId w:val="1"/>
         </w:numPr>
+        <w:contextualSpacing/>
       </w:pPr>
       <w:r>
         <w:t xml:space="preserve">img src onerror /</w:t>
@@ -7877,6 +8288,7 @@
           <w:ilvl w:val="0"/>
           <w:numId w:val="1"/>
         </w:numPr>
+        <w:contextualSpacing/>
       </w:pPr>
       <w:r>
         <w:t xml:space="preserve">title onpropertychange=javascript:alert(202)</w:t>
@@ -7895,6 +8307,7 @@
           <w:ilvl w:val="0"/>
           <w:numId w:val="1"/>
         </w:numPr>
+        <w:contextualSpacing/>
       </w:pPr>
       <w:r>
         <w:t xml:space="preserve">a href=http://foo.bar/#x=</w:t>
@@ -7919,6 +8332,7 @@
           <w:ilvl w:val="0"/>
           <w:numId w:val="1"/>
         </w:numPr>
+        <w:contextualSpacing/>
       </w:pPr>
       <w:r>
         <w:t xml:space="preserve">!</w:t>
@@ -7952,6 +8366,7 @@
           <w:ilvl w:val="0"/>
           <w:numId w:val="1"/>
         </w:numPr>
+        <w:contextualSpacing/>
       </w:pPr>
       <w:r>
         <w:t xml:space="preserve">!</w:t>
@@ -7982,6 +8397,7 @@
           <w:ilvl w:val="0"/>
           <w:numId w:val="1"/>
         </w:numPr>
+        <w:contextualSpacing/>
       </w:pPr>
       <w:r>
         <w:t xml:space="preserve">script src=</w:t>
@@ -8003,6 +8419,7 @@
           <w:ilvl w:val="0"/>
           <w:numId w:val="1"/>
         </w:numPr>
+        <w:contextualSpacing/>
       </w:pPr>
       <w:r>
         <w:t xml:space="preserve">script src=</w:t>
@@ -8021,6 +8438,7 @@
           <w:ilvl w:val="0"/>
           <w:numId w:val="1"/>
         </w:numPr>
+        <w:contextualSpacing/>
       </w:pPr>
       <w:r>
         <w:t xml:space="preserve">IMG </w:t>
@@ -8048,6 +8466,7 @@
           <w:ilvl w:val="0"/>
           <w:numId w:val="1"/>
         </w:numPr>
+        <w:contextualSpacing/>
       </w:pPr>
       <w:r>
         <w:t xml:space="preserve">IMG SRC=javascript:alert(String.fromCharCode(50,48,55))</w:t>
@@ -8060,6 +8479,7 @@
           <w:ilvl w:val="0"/>
           <w:numId w:val="1"/>
         </w:numPr>
+        <w:contextualSpacing/>
       </w:pPr>
       <w:r>
         <w:t xml:space="preserve">IMG SRC=# onmouseover=</w:t>
@@ -8081,6 +8501,7 @@
           <w:ilvl w:val="0"/>
           <w:numId w:val="1"/>
         </w:numPr>
+        <w:contextualSpacing/>
       </w:pPr>
       <w:r>
         <w:t xml:space="preserve">IMG SRC= onmouseover=</w:t>
@@ -8102,6 +8523,7 @@
           <w:ilvl w:val="0"/>
           <w:numId w:val="1"/>
         </w:numPr>
+        <w:contextualSpacing/>
       </w:pPr>
       <w:r>
         <w:t xml:space="preserve">IMG onmouseover=</w:t>
@@ -8123,6 +8545,7 @@
           <w:ilvl w:val="0"/>
           <w:numId w:val="1"/>
         </w:numPr>
+        <w:contextualSpacing/>
       </w:pPr>
       <w:r>
         <w:t xml:space="preserve">IMG SRC=</w:t>
@@ -8204,6 +8627,7 @@
           <w:ilvl w:val="0"/>
           <w:numId w:val="1"/>
         </w:numPr>
+        <w:contextualSpacing/>
       </w:pPr>
       <w:r>
         <w:t xml:space="preserve">IMG SRC=</w:t>
@@ -8285,6 +8709,7 @@
           <w:ilvl w:val="0"/>
           <w:numId w:val="1"/>
         </w:numPr>
+        <w:contextualSpacing/>
       </w:pPr>
       <w:r>
         <w:t xml:space="preserve">IMG SRC=</w:t>
@@ -8366,6 +8791,7 @@
           <w:ilvl w:val="0"/>
           <w:numId w:val="1"/>
         </w:numPr>
+        <w:contextualSpacing/>
       </w:pPr>
       <w:r>
         <w:t xml:space="preserve">IMG SRC=</w:t>
@@ -8390,6 +8816,7 @@
           <w:ilvl w:val="0"/>
           <w:numId w:val="1"/>
         </w:numPr>
+        <w:contextualSpacing/>
       </w:pPr>
       <w:r>
         <w:t xml:space="preserve">IMG SRC=</w:t>
@@ -8414,6 +8841,7 @@
           <w:ilvl w:val="0"/>
           <w:numId w:val="1"/>
         </w:numPr>
+        <w:contextualSpacing/>
       </w:pPr>
       <w:r>
         <w:t xml:space="preserve">IMG SRC=</w:t>
@@ -8438,6 +8866,7 @@
           <w:ilvl w:val="0"/>
           <w:numId w:val="1"/>
         </w:numPr>
+        <w:contextualSpacing/>
       </w:pPr>
       <w:r>
         <w:t xml:space="preserve">IMG SRC=</w:t>
@@ -8462,6 +8891,7 @@
           <w:ilvl w:val="0"/>
           <w:numId w:val="1"/>
         </w:numPr>
+        <w:contextualSpacing/>
       </w:pPr>
       <w:r>
         <w:t xml:space="preserve">perl -e </w:t>
@@ -8495,6 +8925,7 @@
           <w:ilvl w:val="0"/>
           <w:numId w:val="1"/>
         </w:numPr>
+        <w:contextualSpacing/>
       </w:pPr>
       <w:r>
         <w:t xml:space="preserve">IMG SRC=</w:t>
@@ -8522,6 +8953,7 @@
           <w:ilvl w:val="0"/>
           <w:numId w:val="1"/>
         </w:numPr>
+        <w:contextualSpacing/>
       </w:pPr>
       <w:r>
         <w:t xml:space="preserve">SCRIPT/XSS SRC=</w:t>
@@ -8540,6 +8972,7 @@
           <w:ilvl w:val="0"/>
           <w:numId w:val="1"/>
         </w:numPr>
+        <w:contextualSpacing/>
       </w:pPr>
       <w:r>
         <w:t xml:space="preserve">BODY onload!#$%</w:t>
@@ -8591,6 +9024,7 @@
           <w:ilvl w:val="0"/>
           <w:numId w:val="1"/>
         </w:numPr>
+        <w:contextualSpacing/>
       </w:pPr>
       <w:r>
         <w:t xml:space="preserve">SCRIPT/SRC=</w:t>
@@ -8609,6 +9043,7 @@
           <w:ilvl w:val="0"/>
           <w:numId w:val="1"/>
         </w:numPr>
+        <w:contextualSpacing/>
       </w:pPr>
       <w:r>
         <w:t xml:space="preserve">SCRIPT</w:t>
@@ -8633,6 +9068,7 @@
           <w:ilvl w:val="0"/>
           <w:numId w:val="1"/>
         </w:numPr>
+        <w:contextualSpacing/>
       </w:pPr>
       <w:r>
         <w:t xml:space="preserve">SCRIPT SRC=http://ha.ckers.org/xss.js?</w:t>
@@ -8648,6 +9084,7 @@
           <w:ilvl w:val="0"/>
           <w:numId w:val="1"/>
         </w:numPr>
+        <w:contextualSpacing/>
       </w:pPr>
       <w:r>
         <w:t xml:space="preserve">SCRIPT SRC=//ha.ckers.org/.j</w:t>
@@ -8660,6 +9097,7 @@
           <w:ilvl w:val="0"/>
           <w:numId w:val="1"/>
         </w:numPr>
+        <w:contextualSpacing/>
       </w:pPr>
       <w:r>
         <w:t xml:space="preserve">IMG SRC=</w:t>
@@ -8681,6 +9119,7 @@
           <w:ilvl w:val="0"/>
           <w:numId w:val="1"/>
         </w:numPr>
+        <w:contextualSpacing/>
       </w:pPr>
       <w:r>
         <w:t xml:space="preserve">iframe src=http://ha.ckers.org/scriptlet.html </w:t>
@@ -8693,6 +9132,7 @@
           <w:ilvl w:val="0"/>
           <w:numId w:val="1"/>
         </w:numPr>
+        <w:contextualSpacing/>
       </w:pPr>
       <w:r>
         <w:t xml:space="preserve">&amp;quot;;alert(</w:t>
@@ -8711,6 +9151,7 @@
           <w:ilvl w:val="0"/>
           <w:numId w:val="1"/>
         </w:numPr>
+        <w:contextualSpacing/>
       </w:pPr>
       <w:r>
         <w:t xml:space="preserve">u oncopy=alert()</w:t>
@@ -8729,6 +9170,7 @@
           <w:ilvl w:val="0"/>
           <w:numId w:val="1"/>
         </w:numPr>
+        <w:contextualSpacing/>
       </w:pPr>
       <w:r>
         <w:t xml:space="preserve">i onwheel=alert(224)</w:t>
@@ -8747,6 +9189,7 @@
           <w:ilvl w:val="0"/>
           <w:numId w:val="1"/>
         </w:numPr>
+        <w:contextualSpacing/>
       </w:pPr>
       <w:r>
         <w:t xml:space="preserve">plaintext</w:t>
@@ -8759,6 +9202,7 @@
           <w:ilvl w:val="0"/>
           <w:numId w:val="1"/>
         </w:numPr>
+        <w:contextualSpacing/>
       </w:pPr>
       <w:r>
         <w:t xml:space="preserve">http://a/%%30%30</w:t>
@@ -8771,6 +9215,7 @@
           <w:ilvl w:val="0"/>
           <w:numId w:val="1"/>
         </w:numPr>
+        <w:contextualSpacing/>
       </w:pPr>
       <w:r>
         <w:t xml:space="preserve">/textarea</w:t>
@@ -8792,6 +9237,7 @@
           <w:ilvl w:val="0"/>
           <w:numId w:val="1"/>
         </w:numPr>
+        <w:contextualSpacing/>
       </w:pPr>
       <w:r>
         <w:t xml:space="preserve">1;DROP TABLE users</w:t>
@@ -8804,6 +9250,7 @@
           <w:ilvl w:val="0"/>
           <w:numId w:val="1"/>
         </w:numPr>
+        <w:contextualSpacing/>
       </w:pPr>
       <w:r>
         <w:t xml:space="preserve">1</w:t>
@@ -8825,6 +9272,7 @@
           <w:ilvl w:val="0"/>
           <w:numId w:val="1"/>
         </w:numPr>
+        <w:contextualSpacing/>
       </w:pPr>
       <w:r>
         <w:t xml:space="preserve"> OR 1=1 </w:t>
@@ -8843,6 +9291,7 @@
           <w:ilvl w:val="0"/>
           <w:numId w:val="1"/>
         </w:numPr>
+        <w:contextualSpacing/>
       </w:pPr>
       <w:r>
         <w:t xml:space="preserve"> OR </w:t>
@@ -8864,6 +9313,7 @@
           <w:ilvl w:val="0"/>
           <w:numId w:val="1"/>
         </w:numPr>
+        <w:contextualSpacing/>
       </w:pPr>
       <w:r>
         <w:t xml:space="preserve">; EXEC sp_MSForEachTable </w:t>
@@ -8885,6 +9335,7 @@
           <w:ilvl w:val="0"/>
           <w:numId w:val="1"/>
         </w:numPr>
+        <w:contextualSpacing/>
       </w:pPr>
       <w:r>
         <w:t xml:space="preserve">%</w:t>
@@ -8897,6 +9348,7 @@
           <w:ilvl w:val="0"/>
           <w:numId w:val="1"/>
         </w:numPr>
+        <w:contextualSpacing/>
       </w:pPr>
       <w:r>
         <w:t xml:space="preserve">_</w:t>
@@ -8916,6 +9368,7 @@
           <w:ilvl w:val="0"/>
           <w:numId w:val="4"/>
         </w:numPr>
+        <w:contextualSpacing/>
       </w:pPr>
       <w:r>
         <w:t xml:space="preserve">–</w:t>
@@ -8931,6 +9384,7 @@
           <w:ilvl w:val="0"/>
           <w:numId w:val="4"/>
         </w:numPr>
+        <w:contextualSpacing/>
       </w:pPr>
       <w:r>
         <w:t xml:space="preserve">–</w:t>
@@ -8946,6 +9400,7 @@
           <w:ilvl w:val="0"/>
           <w:numId w:val="4"/>
         </w:numPr>
+        <w:contextualSpacing/>
       </w:pPr>
       <w:r>
         <w:t xml:space="preserve">$USER</w:t>
@@ -8958,6 +9413,7 @@
           <w:ilvl w:val="0"/>
           <w:numId w:val="4"/>
         </w:numPr>
+        <w:contextualSpacing/>
       </w:pPr>
       <w:r>
         <w:t xml:space="preserve">/dev/null; touch /tmp/blns.fail ; echo</w:t>
@@ -8970,6 +9426,7 @@
           <w:ilvl w:val="0"/>
           <w:numId w:val="4"/>
         </w:numPr>
+        <w:contextualSpacing/>
       </w:pPr>
       <w:r>
         <w:rPr>
@@ -8985,6 +9442,7 @@
           <w:ilvl w:val="0"/>
           <w:numId w:val="4"/>
         </w:numPr>
+        <w:contextualSpacing/>
       </w:pPr>
       <w:r>
         <w:t xml:space="preserve">$(touch /tmp/blns.fail)</w:t>
@@ -8997,6 +9455,7 @@
           <w:ilvl w:val="0"/>
           <w:numId w:val="4"/>
         </w:numPr>
+        <w:contextualSpacing/>
       </w:pPr>
       <w:r>
         <w:t xml:space="preserve">@{</w:t>
@@ -9021,6 +9480,7 @@
           <w:ilvl w:val="0"/>
           <w:numId w:val="4"/>
         </w:numPr>
+        <w:contextualSpacing/>
       </w:pPr>
       <w:r>
         <w:t xml:space="preserve">eval(</w:t>
@@ -9042,6 +9502,7 @@
           <w:ilvl w:val="0"/>
           <w:numId w:val="4"/>
         </w:numPr>
+        <w:contextualSpacing/>
       </w:pPr>
       <w:r>
         <w:t xml:space="preserve">System(</w:t>
@@ -9060,6 +9521,7 @@
           <w:ilvl w:val="0"/>
           <w:numId w:val="4"/>
         </w:numPr>
+        <w:contextualSpacing/>
       </w:pPr>
       <w:r>
         <w:rPr>
@@ -9075,6 +9537,7 @@
           <w:ilvl w:val="0"/>
           <w:numId w:val="4"/>
         </w:numPr>
+        <w:contextualSpacing/>
       </w:pPr>
       <w:r>
         <w:t xml:space="preserve">Kernel.exec(</w:t>
@@ -9093,6 +9556,7 @@
           <w:ilvl w:val="0"/>
           <w:numId w:val="4"/>
         </w:numPr>
+        <w:contextualSpacing/>
       </w:pPr>
       <w:r>
         <w:t xml:space="preserve">Kernel.exit(1)</w:t>
@@ -9105,6 +9569,7 @@
           <w:ilvl w:val="0"/>
           <w:numId w:val="4"/>
         </w:numPr>
+        <w:contextualSpacing/>
       </w:pPr>
       <w:r>
         <w:t xml:space="preserve">%x(</w:t>
@@ -9123,6 +9588,7 @@
           <w:ilvl w:val="0"/>
           <w:numId w:val="4"/>
         </w:numPr>
+        <w:contextualSpacing/>
       </w:pPr>
       <w:r>
         <w:t xml:space="preserve">?xml version=</w:t>
@@ -9180,6 +9646,7 @@
           <w:ilvl w:val="0"/>
           <w:numId w:val="4"/>
         </w:numPr>
+        <w:contextualSpacing/>
       </w:pPr>
       <w:r>
         <w:t xml:space="preserve">$HOME</w:t>
@@ -9192,6 +9659,7 @@
           <w:ilvl w:val="0"/>
           <w:numId w:val="4"/>
         </w:numPr>
+        <w:contextualSpacing/>
       </w:pPr>
       <w:r>
         <w:t xml:space="preserve">$ENV{</w:t>
@@ -9210,6 +9678,7 @@
           <w:ilvl w:val="0"/>
           <w:numId w:val="4"/>
         </w:numPr>
+        <w:contextualSpacing/>
       </w:pPr>
       <w:r>
         <w:t xml:space="preserve">%d</w:t>
@@ -9222,6 +9691,7 @@
           <w:ilvl w:val="0"/>
           <w:numId w:val="4"/>
         </w:numPr>
+        <w:contextualSpacing/>
       </w:pPr>
       <w:r>
         <w:t xml:space="preserve">%s%s%s%s%s</w:t>
@@ -9234,6 +9704,7 @@
           <w:ilvl w:val="0"/>
           <w:numId w:val="4"/>
         </w:numPr>
+        <w:contextualSpacing/>
       </w:pPr>
       <w:r>
         <w:t xml:space="preserve">{0}</w:t>
@@ -9246,6 +9717,7 @@
           <w:ilvl w:val="0"/>
           <w:numId w:val="4"/>
         </w:numPr>
+        <w:contextualSpacing/>
       </w:pPr>
       <w:r>
         <w:t xml:space="preserve">%</w:t>
@@ -9270,6 +9742,7 @@
           <w:ilvl w:val="0"/>
           <w:numId w:val="4"/>
         </w:numPr>
+        <w:contextualSpacing/>
       </w:pPr>
       <w:r>
         <w:t xml:space="preserve">%@</w:t>
@@ -9282,6 +9755,7 @@
           <w:ilvl w:val="0"/>
           <w:numId w:val="4"/>
         </w:numPr>
+        <w:contextualSpacing/>
       </w:pPr>
       <w:r>
         <w:t xml:space="preserve">%n</w:t>
@@ -9294,6 +9768,7 @@
           <w:ilvl w:val="0"/>
           <w:numId w:val="4"/>
         </w:numPr>
+        <w:contextualSpacing/>
       </w:pPr>
       <w:r>
         <w:t xml:space="preserve">File:///</w:t>
@@ -9306,6 +9781,7 @@
           <w:ilvl w:val="0"/>
           <w:numId w:val="4"/>
         </w:numPr>
+        <w:contextualSpacing/>
       </w:pPr>
       <w:r>
         <w:t xml:space="preserve">../../../../../../../../../../../etc/passwd%00</w:t>
@@ -9318,6 +9794,7 @@
           <w:ilvl w:val="0"/>
           <w:numId w:val="4"/>
         </w:numPr>
+        <w:contextualSpacing/>
       </w:pPr>
       <w:r>
         <w:t xml:space="preserve">../../../../../../../../../../../etc/hosts</w:t>
@@ -9330,6 +9807,7 @@
           <w:ilvl w:val="0"/>
           <w:numId w:val="4"/>
         </w:numPr>
+        <w:contextualSpacing/>
       </w:pPr>
       <w:r>
         <w:t xml:space="preserve">() { 0; }; touch /tmp/blns.shellshock1.fail;</w:t>
@@ -9342,6 +9820,7 @@
           <w:ilvl w:val="0"/>
           <w:numId w:val="4"/>
         </w:numPr>
+        <w:contextualSpacing/>
       </w:pPr>
       <w:r>
         <w:t xml:space="preserve">() { </w:t>
@@ -9366,6 +9845,7 @@
           <w:ilvl w:val="0"/>
           <w:numId w:val="4"/>
         </w:numPr>
+        <w:contextualSpacing/>
       </w:pPr>
       <w:r>
         <w:t xml:space="preserve"> %s(un=</w:t>
@@ -9384,6 +9864,7 @@
           <w:ilvl w:val="0"/>
           <w:numId w:val="4"/>
         </w:numPr>
+        <w:contextualSpacing/>
       </w:pPr>
       <w:r>
         <w:t xml:space="preserve">ATH0</w:t>
@@ -9396,6 +9877,7 @@
           <w:ilvl w:val="0"/>
           <w:numId w:val="4"/>
         </w:numPr>
+        <w:contextualSpacing/>
       </w:pPr>
       <w:r>
         <w:t xml:space="preserve">CON</w:t>
@@ -9408,6 +9890,7 @@
           <w:ilvl w:val="0"/>
           <w:numId w:val="4"/>
         </w:numPr>
+        <w:contextualSpacing/>
       </w:pPr>
       <w:r>
         <w:t xml:space="preserve">PRN</w:t>
@@ -9420,6 +9903,7 @@
           <w:ilvl w:val="0"/>
           <w:numId w:val="4"/>
         </w:numPr>
+        <w:contextualSpacing/>
       </w:pPr>
       <w:r>
         <w:t xml:space="preserve">AUX</w:t>
@@ -9432,6 +9916,7 @@
           <w:ilvl w:val="0"/>
           <w:numId w:val="4"/>
         </w:numPr>
+        <w:contextualSpacing/>
       </w:pPr>
       <w:r>
         <w:t xml:space="preserve">CLOCK$</w:t>
@@ -9444,6 +9929,7 @@
           <w:ilvl w:val="0"/>
           <w:numId w:val="4"/>
         </w:numPr>
+        <w:contextualSpacing/>
       </w:pPr>
       <w:r>
         <w:t xml:space="preserve">NUL</w:t>
@@ -9456,6 +9942,7 @@
           <w:ilvl w:val="0"/>
           <w:numId w:val="4"/>
         </w:numPr>
+        <w:contextualSpacing/>
       </w:pPr>
       <w:r>
         <w:t xml:space="preserve">A:</w:t>
@@ -9468,6 +9955,7 @@
           <w:ilvl w:val="0"/>
           <w:numId w:val="4"/>
         </w:numPr>
+        <w:contextualSpacing/>
       </w:pPr>
       <w:r>
         <w:t xml:space="preserve">ZZ:</w:t>
@@ -9480,6 +9968,7 @@
           <w:ilvl w:val="0"/>
           <w:numId w:val="4"/>
         </w:numPr>
+        <w:contextualSpacing/>
       </w:pPr>
       <w:r>
         <w:t xml:space="preserve">COM1</w:t>
@@ -9492,6 +9981,7 @@
           <w:ilvl w:val="0"/>
           <w:numId w:val="4"/>
         </w:numPr>
+        <w:contextualSpacing/>
       </w:pPr>
       <w:r>
         <w:t xml:space="preserve">LPT1</w:t>
@@ -9504,6 +9994,7 @@
           <w:ilvl w:val="0"/>
           <w:numId w:val="4"/>
         </w:numPr>
+        <w:contextualSpacing/>
       </w:pPr>
       <w:r>
         <w:t xml:space="preserve">LPT2</w:t>
@@ -9516,6 +10007,7 @@
           <w:ilvl w:val="0"/>
           <w:numId w:val="4"/>
         </w:numPr>
+        <w:contextualSpacing/>
       </w:pPr>
       <w:r>
         <w:t xml:space="preserve">LPT3</w:t>
@@ -9528,6 +10020,7 @@
           <w:ilvl w:val="0"/>
           <w:numId w:val="4"/>
         </w:numPr>
+        <w:contextualSpacing/>
       </w:pPr>
       <w:r>
         <w:t xml:space="preserve">COM2</w:t>
@@ -9540,6 +10033,7 @@
           <w:ilvl w:val="0"/>
           <w:numId w:val="4"/>
         </w:numPr>
+        <w:contextualSpacing/>
       </w:pPr>
       <w:r>
         <w:t xml:space="preserve">COM3</w:t>
@@ -9552,6 +10046,7 @@
           <w:ilvl w:val="0"/>
           <w:numId w:val="4"/>
         </w:numPr>
+        <w:contextualSpacing/>
       </w:pPr>
       <w:r>
         <w:t xml:space="preserve">COM4</w:t>
@@ -9564,6 +10059,7 @@
           <w:ilvl w:val="0"/>
           <w:numId w:val="4"/>
         </w:numPr>
+        <w:contextualSpacing/>
       </w:pPr>
       <w:r>
         <w:t xml:space="preserve">DCC SEND STARTKEYLOGGER 0 0 0</w:t>
@@ -9576,6 +10072,7 @@
           <w:ilvl w:val="0"/>
           <w:numId w:val="4"/>
         </w:numPr>
+        <w:contextualSpacing/>
       </w:pPr>
       <w:r>
         <w:t xml:space="preserve">Scunthorpe General Hospital</w:t>
@@ -9588,6 +10085,7 @@
           <w:ilvl w:val="0"/>
           <w:numId w:val="4"/>
         </w:numPr>
+        <w:contextualSpacing/>
       </w:pPr>
       <w:r>
         <w:t xml:space="preserve">Penistone Community Church</w:t>
@@ -9600,6 +10098,7 @@
           <w:ilvl w:val="0"/>
           <w:numId w:val="4"/>
         </w:numPr>
+        <w:contextualSpacing/>
       </w:pPr>
       <w:r>
         <w:t xml:space="preserve">Lightwater Country Park</w:t>
@@ -9612,6 +10111,7 @@
           <w:ilvl w:val="0"/>
           <w:numId w:val="4"/>
         </w:numPr>
+        <w:contextualSpacing/>
       </w:pPr>
       <w:r>
         <w:t xml:space="preserve">Jimmy Clitheroe</w:t>
@@ -9624,6 +10124,7 @@
           <w:ilvl w:val="0"/>
           <w:numId w:val="4"/>
         </w:numPr>
+        <w:contextualSpacing/>
       </w:pPr>
       <w:r>
         <w:t xml:space="preserve">Horniman Museum</w:t>
@@ -9636,6 +10137,7 @@
           <w:ilvl w:val="0"/>
           <w:numId w:val="4"/>
         </w:numPr>
+        <w:contextualSpacing/>
       </w:pPr>
       <w:r>
         <w:t xml:space="preserve">shitake mushrooms</w:t>
@@ -9648,6 +10150,7 @@
           <w:ilvl w:val="0"/>
           <w:numId w:val="4"/>
         </w:numPr>
+        <w:contextualSpacing/>
       </w:pPr>
       <w:r>
         <w:t xml:space="preserve">RomansInSussex.co.uk</w:t>
@@ -9660,6 +10163,7 @@
           <w:ilvl w:val="0"/>
           <w:numId w:val="4"/>
         </w:numPr>
+        <w:contextualSpacing/>
       </w:pPr>
       <w:hyperlink xmlns:r="http://schemas.openxmlformats.org/officeDocument/2006/relationships" r:id="DeterministicId2">
         <w:r>
@@ -9677,6 +10181,7 @@
           <w:ilvl w:val="0"/>
           <w:numId w:val="4"/>
         </w:numPr>
+        <w:contextualSpacing/>
       </w:pPr>
       <w:r>
         <w:t xml:space="preserve">Craig Cockburn, Software Specialist</w:t>
@@ -9689,6 +10194,7 @@
           <w:ilvl w:val="0"/>
           <w:numId w:val="4"/>
         </w:numPr>
+        <w:contextualSpacing/>
       </w:pPr>
       <w:r>
         <w:t xml:space="preserve">Linda Callahan</w:t>
@@ -9701,6 +10207,7 @@
           <w:ilvl w:val="0"/>
           <w:numId w:val="4"/>
         </w:numPr>
+        <w:contextualSpacing/>
       </w:pPr>
       <w:r>
         <w:t xml:space="preserve">Dr. Herman I. Libshitz</w:t>
@@ -9713,6 +10220,7 @@
           <w:ilvl w:val="0"/>
           <w:numId w:val="4"/>
         </w:numPr>
+        <w:contextualSpacing/>
       </w:pPr>
       <w:r>
         <w:t xml:space="preserve">magna cum laude</w:t>
@@ -9725,6 +10233,7 @@
           <w:ilvl w:val="0"/>
           <w:numId w:val="4"/>
         </w:numPr>
+        <w:contextualSpacing/>
       </w:pPr>
       <w:r>
         <w:t xml:space="preserve">Super Bowl XXX</w:t>
@@ -9737,6 +10246,7 @@
           <w:ilvl w:val="0"/>
           <w:numId w:val="4"/>
         </w:numPr>
+        <w:contextualSpacing/>
       </w:pPr>
       <w:r>
         <w:t xml:space="preserve">medieval erection of parapets</w:t>
@@ -9749,6 +10259,7 @@
           <w:ilvl w:val="0"/>
           <w:numId w:val="4"/>
         </w:numPr>
+        <w:contextualSpacing/>
       </w:pPr>
       <w:r>
         <w:t xml:space="preserve">evaluate</w:t>
@@ -9761,6 +10272,7 @@
           <w:ilvl w:val="0"/>
           <w:numId w:val="4"/>
         </w:numPr>
+        <w:contextualSpacing/>
       </w:pPr>
       <w:r>
         <w:t xml:space="preserve">mocha</w:t>
@@ -9773,6 +10285,7 @@
           <w:ilvl w:val="0"/>
           <w:numId w:val="4"/>
         </w:numPr>
+        <w:contextualSpacing/>
       </w:pPr>
       <w:r>
         <w:t xml:space="preserve">expression</w:t>
@@ -9785,6 +10298,7 @@
           <w:ilvl w:val="0"/>
           <w:numId w:val="4"/>
         </w:numPr>
+        <w:contextualSpacing/>
       </w:pPr>
       <w:r>
         <w:t xml:space="preserve">Arsenal canal</w:t>
@@ -9797,6 +10311,7 @@
           <w:ilvl w:val="0"/>
           <w:numId w:val="4"/>
         </w:numPr>
+        <w:contextualSpacing/>
       </w:pPr>
       <w:r>
         <w:t xml:space="preserve">classic</w:t>
@@ -9809,6 +10324,7 @@
           <w:ilvl w:val="0"/>
           <w:numId w:val="4"/>
         </w:numPr>
+        <w:contextualSpacing/>
       </w:pPr>
       <w:r>
         <w:t xml:space="preserve">Tyson Gay</w:t>
@@ -9821,6 +10337,7 @@
           <w:ilvl w:val="0"/>
           <w:numId w:val="4"/>
         </w:numPr>
+        <w:contextualSpacing/>
       </w:pPr>
       <w:r>
         <w:t xml:space="preserve">Dick Van Dyke</w:t>
@@ -9833,6 +10350,7 @@
           <w:ilvl w:val="0"/>
           <w:numId w:val="4"/>
         </w:numPr>
+        <w:contextualSpacing/>
       </w:pPr>
       <w:r>
         <w:t xml:space="preserve">basement</w:t>
@@ -9845,6 +10363,7 @@
           <w:ilvl w:val="0"/>
           <w:numId w:val="4"/>
         </w:numPr>
+        <w:contextualSpacing/>
       </w:pPr>
       <w:r>
         <w:t xml:space="preserve">If you</w:t>
@@ -9869,6 +10388,7 @@
           <w:ilvl w:val="0"/>
           <w:numId w:val="4"/>
         </w:numPr>
+        <w:contextualSpacing/>
       </w:pPr>
       <w:r>
         <w:t xml:space="preserve">Roses are </w:t>
@@ -9890,6 +10410,7 @@
           <w:ilvl w:val="0"/>
           <w:numId w:val="4"/>
         </w:numPr>
+        <w:contextualSpacing/>
       </w:pPr>
       <w:r>
         <w:t xml:space="preserve">But now</w:t>
@@ -9914,6 +10435,7 @@
           <w:ilvl w:val="0"/>
           <w:numId w:val="4"/>
         </w:numPr>
+        <w:contextualSpacing/>
       </w:pPr>
       <w:r>
         <w:t xml:space="preserve">The quic</w:t>
@@ -9944,6 +10466,7 @@
           <w:ilvl w:val="0"/>
           <w:numId w:val="4"/>
         </w:numPr>
+        <w:contextualSpacing/>
       </w:pPr>
       <w:r>
         <w:t xml:space="preserve">Power</w:t>
@@ -9968,6 +10491,7 @@
           <w:ilvl w:val="0"/>
           <w:numId w:val="4"/>
         </w:numPr>
+        <w:contextualSpacing/>
       </w:pPr>
       <w:r>
         <w:t xml:space="preserve">0</w:t>
@@ -9980,6 +10504,7 @@
           <w:ilvl w:val="0"/>
           <w:numId w:val="4"/>
         </w:numPr>
+        <w:contextualSpacing/>
       </w:pPr>
     </w:p>
     <w:p>
@@ -9989,6 +10514,7 @@
           <w:ilvl w:val="0"/>
           <w:numId w:val="4"/>
         </w:numPr>
+        <w:contextualSpacing/>
       </w:pPr>
     </w:p>
     <w:p>
@@ -9998,6 +10524,7 @@
           <w:ilvl w:val="0"/>
           <w:numId w:val="4"/>
         </w:numPr>
+        <w:contextualSpacing/>
       </w:pPr>
       <w:r>
         <w:t xml:space="preserve">{% print </w:t>
@@ -10022,6 +10549,7 @@
           <w:ilvl w:val="0"/>
           <w:numId w:val="4"/>
         </w:numPr>
+        <w:contextualSpacing/>
       </w:pPr>
       <w:r>
         <w:t xml:space="preserve">{{ </w:t>
@@ -10078,6 +10606,7 @@
           <w:ilvl w:val="0"/>
           <w:numId w:val="4"/>
         </w:numPr>
+        <w:contextualSpacing/>
       </w:pPr>
       <w:r>
         <w:t xml:space="preserve">En dash </w:t>
@@ -10090,6 +10619,7 @@
           <w:ilvl w:val="0"/>
           <w:numId w:val="4"/>
         </w:numPr>
+        <w:contextualSpacing/>
       </w:pPr>
       <w:r>
         <w:t xml:space="preserve">Em dash </w:t>
@@ -10102,6 +10632,7 @@
           <w:ilvl w:val="0"/>
           <w:numId w:val="4"/>
         </w:numPr>
+        <w:contextualSpacing/>
       </w:pPr>
       <w:r>
         <w:t xml:space="preserve">Horizontal bar </w:t>
@@ -10114,6 +10645,7 @@
           <w:ilvl w:val="0"/>
           <w:numId w:val="4"/>
         </w:numPr>
+        <w:contextualSpacing/>
       </w:pPr>
       <w:r>
         <w:t xml:space="preserve">Figure dash </w:t>
@@ -10126,6 +10658,7 @@
           <w:ilvl w:val="0"/>
           <w:numId w:val="4"/>
         </w:numPr>
+        <w:contextualSpacing/>
       </w:pPr>
       <w:r>
         <w:t xml:space="preserve">Swung dash </w:t>
@@ -10138,6 +10671,7 @@
           <w:ilvl w:val="0"/>
           <w:numId w:val="4"/>
         </w:numPr>
+        <w:contextualSpacing/>
       </w:pPr>
       <w:r>
         <w:t xml:space="preserve">Single opening quote </w:t>
@@ -10150,6 +10684,7 @@
           <w:ilvl w:val="0"/>
           <w:numId w:val="4"/>
         </w:numPr>
+        <w:contextualSpacing/>
       </w:pPr>
       <w:r>
         <w:t xml:space="preserve">Single closing quote </w:t>
@@ -10162,6 +10697,7 @@
           <w:ilvl w:val="0"/>
           <w:numId w:val="4"/>
         </w:numPr>
+        <w:contextualSpacing/>
       </w:pPr>
       <w:r>
         <w:t xml:space="preserve">Double opening quote </w:t>
@@ -10174,6 +10710,7 @@
           <w:ilvl w:val="0"/>
           <w:numId w:val="4"/>
         </w:numPr>
+        <w:contextualSpacing/>
       </w:pPr>
       <w:r>
         <w:t xml:space="preserve">Double closing quote </w:t>
@@ -10186,6 +10723,7 @@
           <w:ilvl w:val="0"/>
           <w:numId w:val="4"/>
         </w:numPr>
+        <w:contextualSpacing/>
       </w:pPr>
       <w:r>
         <w:t xml:space="preserve">Copyright </w:t>
@@ -10198,6 +10736,7 @@
           <w:ilvl w:val="0"/>
           <w:numId w:val="4"/>
         </w:numPr>
+        <w:contextualSpacing/>
       </w:pPr>
       <w:r>
         <w:t xml:space="preserve">Registered </w:t>
@@ -10210,6 +10749,7 @@
           <w:ilvl w:val="0"/>
           <w:numId w:val="4"/>
         </w:numPr>
+        <w:contextualSpacing/>
       </w:pPr>
       <w:r>
         <w:t xml:space="preserve">Trademark </w:t>
@@ -10222,6 +10762,7 @@
           <w:ilvl w:val="0"/>
           <w:numId w:val="4"/>
         </w:numPr>
+        <w:contextualSpacing/>
       </w:pPr>
       <w:r>
         <w:t xml:space="preserve">Section </w:t>
@@ -10234,6 +10775,7 @@
           <w:ilvl w:val="0"/>
           <w:numId w:val="4"/>
         </w:numPr>
+        <w:contextualSpacing/>
       </w:pPr>
       <w:r>
         <w:t xml:space="preserve">Paragraph </w:t>
@@ -10246,6 +10788,7 @@
           <w:ilvl w:val="0"/>
           <w:numId w:val="4"/>
         </w:numPr>
+        <w:contextualSpacing/>
       </w:pPr>
       <w:r>
         <w:t xml:space="preserve">Ellipsis </w:t>
@@ -10258,6 +10801,7 @@
           <w:ilvl w:val="0"/>
           <w:numId w:val="4"/>
         </w:numPr>
+        <w:contextualSpacing/>
       </w:pPr>
       <w:r>
         <w:t xml:space="preserve">Optional hyphen </w:t>
@@ -10270,6 +10814,7 @@
           <w:ilvl w:val="0"/>
           <w:numId w:val="4"/>
         </w:numPr>
+        <w:contextualSpacing/>
       </w:pPr>
       <w:r>
         <w:t xml:space="preserve">Non-breaking hyphen </w:t>
@@ -10282,6 +10827,7 @@
           <w:ilvl w:val="0"/>
           <w:numId w:val="4"/>
         </w:numPr>
+        <w:contextualSpacing/>
       </w:pPr>
       <w:r>
         <w:t xml:space="preserve">Em space </w:t>
@@ -10294,6 +10840,7 @@
           <w:ilvl w:val="0"/>
           <w:numId w:val="4"/>
         </w:numPr>
+        <w:contextualSpacing/>
       </w:pPr>
       <w:r>
         <w:t xml:space="preserve">En space </w:t>
@@ -10306,6 +10853,7 @@
           <w:ilvl w:val="0"/>
           <w:numId w:val="4"/>
         </w:numPr>
+        <w:contextualSpacing/>
       </w:pPr>
       <w:r>
         <w:t xml:space="preserve">Quarter space </w:t>
@@ -10330,7 +10878,7 @@
   <abstractNum xmlns:p2="http://schemas.openxmlformats.org/wordprocessingml/2006/main" p2:abstractNumId="0">
     <p2:lvl p2:ilvl="0">
       <p2:numFmt p2:val="bullet"/>
-      <p2:lvlText p2:val="●"/>
+      <p2:lvlText p2:val=""/>
       <p2:lvlJc p2:val="left"/>
       <p2:pPr>
         <p2:ind p2:left="720" p2:hanging="360"/>
@@ -10341,24 +10889,24 @@
     </p2:lvl>
     <p2:lvl p2:ilvl="1">
       <p2:numFmt p2:val="bullet"/>
-      <p2:lvlText p2:val="○"/>
+      <p2:lvlText p2:val="o"/>
       <p2:lvlJc p2:val="left"/>
       <p2:pPr>
         <p2:ind p2:left="1080" p2:hanging="360"/>
       </p2:pPr>
       <p2:rPr>
-        <p2:rFonts p2:hint="default" p2:ascii="Symbol" p2:hAnsi="Symbol"/>
+        <p2:rFonts p2:hint="default" p2:ascii="Courier New" p2:hAnsi="Courier New"/>
       </p2:rPr>
     </p2:lvl>
     <p2:lvl p2:ilvl="2">
       <p2:numFmt p2:val="bullet"/>
-      <p2:lvlText p2:val="■"/>
+      <p2:lvlText p2:val=""/>
       <p2:lvlJc p2:val="left"/>
       <p2:pPr>
         <p2:ind p2:left="1440" p2:hanging="360"/>
       </p2:pPr>
       <p2:rPr>
-        <p2:rFonts p2:hint="default" p2:ascii="Symbol" p2:hAnsi="Symbol"/>
+        <p2:rFonts p2:hint="default" p2:ascii="Wingdings" p2:hAnsi="Wingdings"/>
       </p2:rPr>
     </p2:lvl>
   </abstractNum>

--- a/src/Parchment.Tests/NaughtyStringsTests.Markdown.verified.docx
+++ b/src/Parchment.Tests/NaughtyStringsTests.Markdown.verified.docx
@@ -10881,7 +10881,7 @@
       <p2:lvlText p2:val=""/>
       <p2:lvlJc p2:val="left"/>
       <p2:pPr>
-        <p2:ind p2:left="720" p2:hanging="360"/>
+        <p2:ind p2:left="480" p2:hanging="240"/>
       </p2:pPr>
       <p2:rPr>
         <p2:rFonts p2:hint="default" p2:ascii="Symbol" p2:hAnsi="Symbol"/>
@@ -10892,7 +10892,7 @@
       <p2:lvlText p2:val="o"/>
       <p2:lvlJc p2:val="left"/>
       <p2:pPr>
-        <p2:ind p2:left="1080" p2:hanging="360"/>
+        <p2:ind p2:left="960" p2:hanging="240"/>
       </p2:pPr>
       <p2:rPr>
         <p2:rFonts p2:hint="default" p2:ascii="Courier New" p2:hAnsi="Courier New"/>
@@ -10903,7 +10903,7 @@
       <p2:lvlText p2:val=""/>
       <p2:lvlJc p2:val="left"/>
       <p2:pPr>
-        <p2:ind p2:left="1440" p2:hanging="360"/>
+        <p2:ind p2:left="1440" p2:hanging="240"/>
       </p2:pPr>
       <p2:rPr>
         <p2:rFonts p2:hint="default" p2:ascii="Wingdings" p2:hAnsi="Wingdings"/>

--- a/src/Parchment.Tests/NaughtyStringsTests.Markdown.verified.docx
+++ b/src/Parchment.Tests/NaughtyStringsTests.Markdown.verified.docx
@@ -1653,32 +1653,17 @@
     </w:p>
     <w:p>
       <w:pPr>
-        <w:pStyle w:val="ListParagraph"/>
-        <w:numPr>
-          <w:ilvl w:val="0"/>
-          <w:numId w:val="1"/>
-        </w:numPr>
-        <w:contextualSpacing/>
-      </w:pPr>
-    </w:p>
-    <w:p>
-      <w:pPr>
-        <w:pStyle w:val="ListParagraph"/>
-        <w:numPr>
-          <w:ilvl w:val="0"/>
-          <w:numId w:val="1"/>
-        </w:numPr>
-        <w:contextualSpacing/>
-      </w:pPr>
-    </w:p>
-    <w:p>
-      <w:pPr>
-        <w:pStyle w:val="ListParagraph"/>
-        <w:numPr>
-          <w:ilvl w:val="0"/>
-          <w:numId w:val="1"/>
-        </w:numPr>
-        <w:contextualSpacing/>
+        <w:ind w:left="480"/>
+      </w:pPr>
+    </w:p>
+    <w:p>
+      <w:pPr>
+        <w:ind w:left="480"/>
+      </w:pPr>
+    </w:p>
+    <w:p>
+      <w:pPr>
+        <w:ind w:left="480"/>
       </w:pPr>
     </w:p>
     <w:p>
@@ -2860,12 +2845,7 @@
     </w:p>
     <w:p>
       <w:pPr>
-        <w:pStyle w:val="ListParagraph"/>
-        <w:numPr>
-          <w:ilvl w:val="0"/>
-          <w:numId w:val="1"/>
-        </w:numPr>
-        <w:contextualSpacing/>
+        <w:ind w:left="480"/>
       </w:pPr>
     </w:p>
     <w:p>
@@ -2895,12 +2875,7 @@
     </w:p>
     <w:p>
       <w:pPr>
-        <w:pStyle w:val="ListParagraph"/>
-        <w:numPr>
-          <w:ilvl w:val="0"/>
-          <w:numId w:val="1"/>
-        </w:numPr>
-        <w:contextualSpacing/>
+        <w:ind w:left="480"/>
       </w:pPr>
     </w:p>
     <w:p>
@@ -2977,7 +2952,7 @@
     </w:p>
     <w:p>
       <w:pPr>
-        <w:pStyle w:val="Quote"/>
+        <w:ind w:left="1200"/>
       </w:pPr>
     </w:p>
     <w:p>
@@ -3246,7 +3221,7 @@
     </w:p>
     <w:p>
       <w:pPr>
-        <w:pStyle w:val="Quote"/>
+        <w:ind w:left="1200"/>
       </w:pPr>
     </w:p>
     <w:p>
@@ -6907,12 +6882,7 @@
     </w:p>
     <w:p>
       <w:pPr>
-        <w:pStyle w:val="ListParagraph"/>
-        <w:numPr>
-          <w:ilvl w:val="0"/>
-          <w:numId w:val="1"/>
-        </w:numPr>
-        <w:contextualSpacing/>
+        <w:ind w:left="480"/>
       </w:pPr>
     </w:p>
     <w:p>
@@ -6948,42 +6918,12 @@
     </w:p>
     <w:p>
       <w:pPr>
-        <w:pStyle w:val="ListParagraph"/>
-        <w:numPr>
-          <w:ilvl w:val="0"/>
-          <w:numId w:val="1"/>
-        </w:numPr>
-        <w:contextualSpacing/>
-      </w:pPr>
-    </w:p>
-    <w:p>
-      <w:pPr>
-        <w:pStyle w:val="ListParagraph"/>
-        <w:numPr>
-          <w:ilvl w:val="0"/>
-          <w:numId w:val="1"/>
-        </w:numPr>
-        <w:contextualSpacing/>
-      </w:pPr>
-    </w:p>
-    <w:p>
-      <w:pPr>
-        <w:pStyle w:val="ListParagraph"/>
-        <w:numPr>
-          <w:ilvl w:val="0"/>
-          <w:numId w:val="1"/>
-        </w:numPr>
-        <w:contextualSpacing/>
-      </w:pPr>
-    </w:p>
-    <w:p>
-      <w:pPr>
-        <w:pStyle w:val="ListParagraph"/>
-        <w:numPr>
-          <w:ilvl w:val="0"/>
-          <w:numId w:val="1"/>
-        </w:numPr>
-        <w:contextualSpacing/>
+        <w:ind w:left="480"/>
+      </w:pPr>
+    </w:p>
+    <w:p>
+      <w:pPr>
+        <w:ind w:left="480"/>
       </w:pPr>
     </w:p>
     <w:p>
@@ -7031,22 +6971,12 @@
     </w:p>
     <w:p>
       <w:pPr>
-        <w:pStyle w:val="ListParagraph"/>
-        <w:numPr>
-          <w:ilvl w:val="0"/>
-          <w:numId w:val="1"/>
-        </w:numPr>
-        <w:contextualSpacing/>
-      </w:pPr>
-    </w:p>
-    <w:p>
-      <w:pPr>
-        <w:pStyle w:val="ListParagraph"/>
-        <w:numPr>
-          <w:ilvl w:val="0"/>
-          <w:numId w:val="1"/>
-        </w:numPr>
-        <w:contextualSpacing/>
+        <w:ind w:left="480"/>
+      </w:pPr>
+    </w:p>
+    <w:p>
+      <w:pPr>
+        <w:ind w:left="480"/>
       </w:pPr>
     </w:p>
     <w:p>
@@ -7082,82 +7012,42 @@
     </w:p>
     <w:p>
       <w:pPr>
-        <w:pStyle w:val="ListParagraph"/>
-        <w:numPr>
-          <w:ilvl w:val="0"/>
-          <w:numId w:val="1"/>
-        </w:numPr>
-        <w:contextualSpacing/>
-      </w:pPr>
-    </w:p>
-    <w:p>
-      <w:pPr>
-        <w:pStyle w:val="ListParagraph"/>
-        <w:numPr>
-          <w:ilvl w:val="0"/>
-          <w:numId w:val="1"/>
-        </w:numPr>
-        <w:contextualSpacing/>
-      </w:pPr>
-    </w:p>
-    <w:p>
-      <w:pPr>
-        <w:pStyle w:val="ListParagraph"/>
-        <w:numPr>
-          <w:ilvl w:val="0"/>
-          <w:numId w:val="1"/>
-        </w:numPr>
-        <w:contextualSpacing/>
-      </w:pPr>
-    </w:p>
-    <w:p>
-      <w:pPr>
-        <w:pStyle w:val="ListParagraph"/>
-        <w:numPr>
-          <w:ilvl w:val="0"/>
-          <w:numId w:val="1"/>
-        </w:numPr>
-        <w:contextualSpacing/>
-      </w:pPr>
-    </w:p>
-    <w:p>
-      <w:pPr>
-        <w:pStyle w:val="ListParagraph"/>
-        <w:numPr>
-          <w:ilvl w:val="0"/>
-          <w:numId w:val="1"/>
-        </w:numPr>
-        <w:contextualSpacing/>
-      </w:pPr>
-    </w:p>
-    <w:p>
-      <w:pPr>
-        <w:pStyle w:val="ListParagraph"/>
-        <w:numPr>
-          <w:ilvl w:val="0"/>
-          <w:numId w:val="1"/>
-        </w:numPr>
-        <w:contextualSpacing/>
-      </w:pPr>
-    </w:p>
-    <w:p>
-      <w:pPr>
-        <w:pStyle w:val="ListParagraph"/>
-        <w:numPr>
-          <w:ilvl w:val="0"/>
-          <w:numId w:val="1"/>
-        </w:numPr>
-        <w:contextualSpacing/>
-      </w:pPr>
-    </w:p>
-    <w:p>
-      <w:pPr>
-        <w:pStyle w:val="ListParagraph"/>
-        <w:numPr>
-          <w:ilvl w:val="0"/>
-          <w:numId w:val="1"/>
-        </w:numPr>
-        <w:contextualSpacing/>
+        <w:ind w:left="480"/>
+      </w:pPr>
+    </w:p>
+    <w:p>
+      <w:pPr>
+        <w:ind w:left="480"/>
+      </w:pPr>
+    </w:p>
+    <w:p>
+      <w:pPr>
+        <w:ind w:left="480"/>
+      </w:pPr>
+    </w:p>
+    <w:p>
+      <w:pPr>
+        <w:ind w:left="480"/>
+      </w:pPr>
+    </w:p>
+    <w:p>
+      <w:pPr>
+        <w:ind w:left="480"/>
+      </w:pPr>
+    </w:p>
+    <w:p>
+      <w:pPr>
+        <w:ind w:left="480"/>
+      </w:pPr>
+    </w:p>
+    <w:p>
+      <w:pPr>
+        <w:ind w:left="480"/>
+      </w:pPr>
+    </w:p>
+    <w:p>
+      <w:pPr>
+        <w:ind w:left="480"/>
       </w:pPr>
     </w:p>
     <w:p>
@@ -7199,12 +7089,7 @@
     </w:p>
     <w:p>
       <w:pPr>
-        <w:pStyle w:val="ListParagraph"/>
-        <w:numPr>
-          <w:ilvl w:val="0"/>
-          <w:numId w:val="1"/>
-        </w:numPr>
-        <w:contextualSpacing/>
+        <w:ind w:left="480"/>
       </w:pPr>
     </w:p>
     <w:p>
@@ -7237,12 +7122,7 @@
     </w:p>
     <w:p>
       <w:pPr>
-        <w:pStyle w:val="ListParagraph"/>
-        <w:numPr>
-          <w:ilvl w:val="0"/>
-          <w:numId w:val="1"/>
-        </w:numPr>
-        <w:contextualSpacing/>
+        <w:ind w:left="480"/>
       </w:pPr>
     </w:p>
     <w:p>
@@ -7306,22 +7186,12 @@
     </w:p>
     <w:p>
       <w:pPr>
-        <w:pStyle w:val="ListParagraph"/>
-        <w:numPr>
-          <w:ilvl w:val="0"/>
-          <w:numId w:val="1"/>
-        </w:numPr>
-        <w:contextualSpacing/>
-      </w:pPr>
-    </w:p>
-    <w:p>
-      <w:pPr>
-        <w:pStyle w:val="ListParagraph"/>
-        <w:numPr>
-          <w:ilvl w:val="0"/>
-          <w:numId w:val="1"/>
-        </w:numPr>
-        <w:contextualSpacing/>
+        <w:ind w:left="480"/>
+      </w:pPr>
+    </w:p>
+    <w:p>
+      <w:pPr>
+        <w:ind w:left="480"/>
       </w:pPr>
     </w:p>
     <w:p>
@@ -7360,12 +7230,7 @@
     </w:p>
     <w:p>
       <w:pPr>
-        <w:pStyle w:val="ListParagraph"/>
-        <w:numPr>
-          <w:ilvl w:val="0"/>
-          <w:numId w:val="1"/>
-        </w:numPr>
-        <w:contextualSpacing/>
+        <w:ind w:left="480"/>
       </w:pPr>
     </w:p>
     <w:p>
@@ -7427,13 +7292,11 @@
     </w:p>
     <w:p>
       <w:pPr>
-        <w:pStyle w:val="ListParagraph"/>
-        <w:numPr>
-          <w:ilvl w:val="0"/>
-          <w:numId w:val="1"/>
-        </w:numPr>
-        <w:contextualSpacing/>
-      </w:pPr>
+        <w:ind w:left="480"/>
+      </w:pPr>
+      <w:r>
+        <w:t xml:space="preserve">&lt;/body&gt;</w:t>
+      </w:r>
     </w:p>
     <w:p>
       <w:pPr>
@@ -7853,13 +7716,14 @@
     </w:p>
     <w:p>
       <w:pPr>
-        <w:pStyle w:val="ListParagraph"/>
-        <w:numPr>
-          <w:ilvl w:val="0"/>
-          <w:numId w:val="4"/>
-        </w:numPr>
-        <w:contextualSpacing/>
-      </w:pPr>
+        <w:ind w:left="480"/>
+      </w:pPr>
+      <w:r>
+        <w:t xml:space="preserve">]&gt;</w:t>
+      </w:r>
+      <w:r>
+        <w:t xml:space="preserve">&amp;xxe;</w:t>
+      </w:r>
     </w:p>
     <w:p>
       <w:pPr>
